--- a/references/LVF_Algorithm_Specification_v68.docx
+++ b/references/LVF_Algorithm_Specification_v68.docx
@@ -98,7 +98,7 @@
       <w:pPr>
         <w:pStyle w:val="Heading1"/>
       </w:pPr>
-      <w:bookmarkStart w:id="0" w:name="_Toc230732617"/>
+      <w:bookmarkStart w:id="0" w:name="_Toc230791627"/>
       <w:r>
         <w:t>Table of Contents</w:t>
       </w:r>
@@ -124,9 +124,11 @@
       </w:r>
       <w:r>
         <w:instrText xml:space="preserve"> TOC \o "1-3" \h \z \u </w:instrText>
+      </w:r>
+      <w:r>
         <w:fldChar w:fldCharType="separate"/>
       </w:r>
-      <w:hyperlink w:anchor="_Toc230732617" w:history="1">
+      <w:hyperlink w:anchor="_Toc230791627" w:history="1">
         <w:r>
           <w:rPr>
             <w:rStyle w:val="Hyperlink"/>
@@ -140,10 +142,46 @@
             <w:webHidden/>
           </w:rPr>
           <w:tab/>
+        </w:r>
+        <w:r>
+          <w:rPr>
+            <w:noProof/>
+            <w:webHidden/>
+          </w:rPr>
           <w:fldChar w:fldCharType="begin"/>
-          <w:instrText xml:space="preserve"> PAGEREF _Toc230732617 \h </w:instrText>
+        </w:r>
+        <w:r>
+          <w:rPr>
+            <w:noProof/>
+            <w:webHidden/>
+          </w:rPr>
+          <w:instrText xml:space="preserve"> PAGEREF _Toc230791627 \h </w:instrText>
+        </w:r>
+        <w:r>
+          <w:rPr>
+            <w:noProof/>
+            <w:webHidden/>
+          </w:rPr>
+        </w:r>
+        <w:r>
+          <w:rPr>
+            <w:noProof/>
+            <w:webHidden/>
+          </w:rPr>
           <w:fldChar w:fldCharType="separate"/>
+        </w:r>
+        <w:r>
+          <w:rPr>
+            <w:noProof/>
+            <w:webHidden/>
+          </w:rPr>
           <w:t>1</w:t>
+        </w:r>
+        <w:r>
+          <w:rPr>
+            <w:noProof/>
+            <w:webHidden/>
+          </w:rPr>
           <w:fldChar w:fldCharType="end"/>
         </w:r>
       </w:hyperlink>
@@ -160,7 +198,7 @@
           <w14:ligatures w14:val="standardContextual"/>
         </w:rPr>
       </w:pPr>
-      <w:hyperlink w:anchor="_Toc230732618" w:history="1">
+      <w:hyperlink w:anchor="_Toc230791628" w:history="1">
         <w:r>
           <w:rPr>
             <w:rStyle w:val="Hyperlink"/>
@@ -174,10 +212,46 @@
             <w:webHidden/>
           </w:rPr>
           <w:tab/>
+        </w:r>
+        <w:r>
+          <w:rPr>
+            <w:noProof/>
+            <w:webHidden/>
+          </w:rPr>
           <w:fldChar w:fldCharType="begin"/>
-          <w:instrText xml:space="preserve"> PAGEREF _Toc230732618 \h </w:instrText>
+        </w:r>
+        <w:r>
+          <w:rPr>
+            <w:noProof/>
+            <w:webHidden/>
+          </w:rPr>
+          <w:instrText xml:space="preserve"> PAGEREF _Toc230791628 \h </w:instrText>
+        </w:r>
+        <w:r>
+          <w:rPr>
+            <w:noProof/>
+            <w:webHidden/>
+          </w:rPr>
+        </w:r>
+        <w:r>
+          <w:rPr>
+            <w:noProof/>
+            <w:webHidden/>
+          </w:rPr>
           <w:fldChar w:fldCharType="separate"/>
+        </w:r>
+        <w:r>
+          <w:rPr>
+            <w:noProof/>
+            <w:webHidden/>
+          </w:rPr>
           <w:t>4</w:t>
+        </w:r>
+        <w:r>
+          <w:rPr>
+            <w:noProof/>
+            <w:webHidden/>
+          </w:rPr>
           <w:fldChar w:fldCharType="end"/>
         </w:r>
       </w:hyperlink>
@@ -194,7 +268,7 @@
           <w14:ligatures w14:val="standardContextual"/>
         </w:rPr>
       </w:pPr>
-      <w:hyperlink w:anchor="_Toc230732619" w:history="1">
+      <w:hyperlink w:anchor="_Toc230791629" w:history="1">
         <w:r>
           <w:rPr>
             <w:rStyle w:val="Hyperlink"/>
@@ -208,10 +282,46 @@
             <w:webHidden/>
           </w:rPr>
           <w:tab/>
+        </w:r>
+        <w:r>
+          <w:rPr>
+            <w:noProof/>
+            <w:webHidden/>
+          </w:rPr>
           <w:fldChar w:fldCharType="begin"/>
-          <w:instrText xml:space="preserve"> PAGEREF _Toc230732619 \h </w:instrText>
+        </w:r>
+        <w:r>
+          <w:rPr>
+            <w:noProof/>
+            <w:webHidden/>
+          </w:rPr>
+          <w:instrText xml:space="preserve"> PAGEREF _Toc230791629 \h </w:instrText>
+        </w:r>
+        <w:r>
+          <w:rPr>
+            <w:noProof/>
+            <w:webHidden/>
+          </w:rPr>
+        </w:r>
+        <w:r>
+          <w:rPr>
+            <w:noProof/>
+            <w:webHidden/>
+          </w:rPr>
           <w:fldChar w:fldCharType="separate"/>
+        </w:r>
+        <w:r>
+          <w:rPr>
+            <w:noProof/>
+            <w:webHidden/>
+          </w:rPr>
           <w:t>4</w:t>
+        </w:r>
+        <w:r>
+          <w:rPr>
+            <w:noProof/>
+            <w:webHidden/>
+          </w:rPr>
           <w:fldChar w:fldCharType="end"/>
         </w:r>
       </w:hyperlink>
@@ -228,7 +338,7 @@
           <w14:ligatures w14:val="standardContextual"/>
         </w:rPr>
       </w:pPr>
-      <w:hyperlink w:anchor="_Toc230732620" w:history="1">
+      <w:hyperlink w:anchor="_Toc230791630" w:history="1">
         <w:r>
           <w:rPr>
             <w:rStyle w:val="Hyperlink"/>
@@ -242,10 +352,46 @@
             <w:webHidden/>
           </w:rPr>
           <w:tab/>
+        </w:r>
+        <w:r>
+          <w:rPr>
+            <w:noProof/>
+            <w:webHidden/>
+          </w:rPr>
           <w:fldChar w:fldCharType="begin"/>
-          <w:instrText xml:space="preserve"> PAGEREF _Toc230732620 \h </w:instrText>
+        </w:r>
+        <w:r>
+          <w:rPr>
+            <w:noProof/>
+            <w:webHidden/>
+          </w:rPr>
+          <w:instrText xml:space="preserve"> PAGEREF _Toc230791630 \h </w:instrText>
+        </w:r>
+        <w:r>
+          <w:rPr>
+            <w:noProof/>
+            <w:webHidden/>
+          </w:rPr>
+        </w:r>
+        <w:r>
+          <w:rPr>
+            <w:noProof/>
+            <w:webHidden/>
+          </w:rPr>
           <w:fldChar w:fldCharType="separate"/>
+        </w:r>
+        <w:r>
+          <w:rPr>
+            <w:noProof/>
+            <w:webHidden/>
+          </w:rPr>
           <w:t>5</w:t>
+        </w:r>
+        <w:r>
+          <w:rPr>
+            <w:noProof/>
+            <w:webHidden/>
+          </w:rPr>
           <w:fldChar w:fldCharType="end"/>
         </w:r>
       </w:hyperlink>
@@ -262,7 +408,7 @@
           <w14:ligatures w14:val="standardContextual"/>
         </w:rPr>
       </w:pPr>
-      <w:hyperlink w:anchor="_Toc230732621" w:history="1">
+      <w:hyperlink w:anchor="_Toc230791631" w:history="1">
         <w:r>
           <w:rPr>
             <w:rStyle w:val="Hyperlink"/>
@@ -276,10 +422,46 @@
             <w:webHidden/>
           </w:rPr>
           <w:tab/>
+        </w:r>
+        <w:r>
+          <w:rPr>
+            <w:noProof/>
+            <w:webHidden/>
+          </w:rPr>
           <w:fldChar w:fldCharType="begin"/>
-          <w:instrText xml:space="preserve"> PAGEREF _Toc230732621 \h </w:instrText>
+        </w:r>
+        <w:r>
+          <w:rPr>
+            <w:noProof/>
+            <w:webHidden/>
+          </w:rPr>
+          <w:instrText xml:space="preserve"> PAGEREF _Toc230791631 \h </w:instrText>
+        </w:r>
+        <w:r>
+          <w:rPr>
+            <w:noProof/>
+            <w:webHidden/>
+          </w:rPr>
+        </w:r>
+        <w:r>
+          <w:rPr>
+            <w:noProof/>
+            <w:webHidden/>
+          </w:rPr>
           <w:fldChar w:fldCharType="separate"/>
+        </w:r>
+        <w:r>
+          <w:rPr>
+            <w:noProof/>
+            <w:webHidden/>
+          </w:rPr>
           <w:t>6</w:t>
+        </w:r>
+        <w:r>
+          <w:rPr>
+            <w:noProof/>
+            <w:webHidden/>
+          </w:rPr>
           <w:fldChar w:fldCharType="end"/>
         </w:r>
       </w:hyperlink>
@@ -296,7 +478,7 @@
           <w14:ligatures w14:val="standardContextual"/>
         </w:rPr>
       </w:pPr>
-      <w:hyperlink w:anchor="_Toc230732622" w:history="1">
+      <w:hyperlink w:anchor="_Toc230791632" w:history="1">
         <w:r>
           <w:rPr>
             <w:rStyle w:val="Hyperlink"/>
@@ -310,10 +492,46 @@
             <w:webHidden/>
           </w:rPr>
           <w:tab/>
+        </w:r>
+        <w:r>
+          <w:rPr>
+            <w:noProof/>
+            <w:webHidden/>
+          </w:rPr>
           <w:fldChar w:fldCharType="begin"/>
-          <w:instrText xml:space="preserve"> PAGEREF _Toc230732622 \h </w:instrText>
+        </w:r>
+        <w:r>
+          <w:rPr>
+            <w:noProof/>
+            <w:webHidden/>
+          </w:rPr>
+          <w:instrText xml:space="preserve"> PAGEREF _Toc230791632 \h </w:instrText>
+        </w:r>
+        <w:r>
+          <w:rPr>
+            <w:noProof/>
+            <w:webHidden/>
+          </w:rPr>
+        </w:r>
+        <w:r>
+          <w:rPr>
+            <w:noProof/>
+            <w:webHidden/>
+          </w:rPr>
           <w:fldChar w:fldCharType="separate"/>
+        </w:r>
+        <w:r>
+          <w:rPr>
+            <w:noProof/>
+            <w:webHidden/>
+          </w:rPr>
           <w:t>6</w:t>
+        </w:r>
+        <w:r>
+          <w:rPr>
+            <w:noProof/>
+            <w:webHidden/>
+          </w:rPr>
           <w:fldChar w:fldCharType="end"/>
         </w:r>
       </w:hyperlink>
@@ -330,7 +548,7 @@
           <w14:ligatures w14:val="standardContextual"/>
         </w:rPr>
       </w:pPr>
-      <w:hyperlink w:anchor="_Toc230732623" w:history="1">
+      <w:hyperlink w:anchor="_Toc230791633" w:history="1">
         <w:r>
           <w:rPr>
             <w:rStyle w:val="Hyperlink"/>
@@ -344,10 +562,46 @@
             <w:webHidden/>
           </w:rPr>
           <w:tab/>
+        </w:r>
+        <w:r>
+          <w:rPr>
+            <w:noProof/>
+            <w:webHidden/>
+          </w:rPr>
           <w:fldChar w:fldCharType="begin"/>
-          <w:instrText xml:space="preserve"> PAGEREF _Toc230732623 \h </w:instrText>
+        </w:r>
+        <w:r>
+          <w:rPr>
+            <w:noProof/>
+            <w:webHidden/>
+          </w:rPr>
+          <w:instrText xml:space="preserve"> PAGEREF _Toc230791633 \h </w:instrText>
+        </w:r>
+        <w:r>
+          <w:rPr>
+            <w:noProof/>
+            <w:webHidden/>
+          </w:rPr>
+        </w:r>
+        <w:r>
+          <w:rPr>
+            <w:noProof/>
+            <w:webHidden/>
+          </w:rPr>
           <w:fldChar w:fldCharType="separate"/>
+        </w:r>
+        <w:r>
+          <w:rPr>
+            <w:noProof/>
+            <w:webHidden/>
+          </w:rPr>
           <w:t>6</w:t>
+        </w:r>
+        <w:r>
+          <w:rPr>
+            <w:noProof/>
+            <w:webHidden/>
+          </w:rPr>
           <w:fldChar w:fldCharType="end"/>
         </w:r>
       </w:hyperlink>
@@ -364,7 +618,7 @@
           <w14:ligatures w14:val="standardContextual"/>
         </w:rPr>
       </w:pPr>
-      <w:hyperlink w:anchor="_Toc230732624" w:history="1">
+      <w:hyperlink w:anchor="_Toc230791634" w:history="1">
         <w:r>
           <w:rPr>
             <w:rStyle w:val="Hyperlink"/>
@@ -378,10 +632,46 @@
             <w:webHidden/>
           </w:rPr>
           <w:tab/>
+        </w:r>
+        <w:r>
+          <w:rPr>
+            <w:noProof/>
+            <w:webHidden/>
+          </w:rPr>
           <w:fldChar w:fldCharType="begin"/>
-          <w:instrText xml:space="preserve"> PAGEREF _Toc230732624 \h </w:instrText>
+        </w:r>
+        <w:r>
+          <w:rPr>
+            <w:noProof/>
+            <w:webHidden/>
+          </w:rPr>
+          <w:instrText xml:space="preserve"> PAGEREF _Toc230791634 \h </w:instrText>
+        </w:r>
+        <w:r>
+          <w:rPr>
+            <w:noProof/>
+            <w:webHidden/>
+          </w:rPr>
+        </w:r>
+        <w:r>
+          <w:rPr>
+            <w:noProof/>
+            <w:webHidden/>
+          </w:rPr>
           <w:fldChar w:fldCharType="separate"/>
+        </w:r>
+        <w:r>
+          <w:rPr>
+            <w:noProof/>
+            <w:webHidden/>
+          </w:rPr>
           <w:t>7</w:t>
+        </w:r>
+        <w:r>
+          <w:rPr>
+            <w:noProof/>
+            <w:webHidden/>
+          </w:rPr>
           <w:fldChar w:fldCharType="end"/>
         </w:r>
       </w:hyperlink>
@@ -398,7 +688,7 @@
           <w14:ligatures w14:val="standardContextual"/>
         </w:rPr>
       </w:pPr>
-      <w:hyperlink w:anchor="_Toc230732625" w:history="1">
+      <w:hyperlink w:anchor="_Toc230791635" w:history="1">
         <w:r>
           <w:rPr>
             <w:rStyle w:val="Hyperlink"/>
@@ -412,10 +702,46 @@
             <w:webHidden/>
           </w:rPr>
           <w:tab/>
+        </w:r>
+        <w:r>
+          <w:rPr>
+            <w:noProof/>
+            <w:webHidden/>
+          </w:rPr>
           <w:fldChar w:fldCharType="begin"/>
-          <w:instrText xml:space="preserve"> PAGEREF _Toc230732625 \h </w:instrText>
+        </w:r>
+        <w:r>
+          <w:rPr>
+            <w:noProof/>
+            <w:webHidden/>
+          </w:rPr>
+          <w:instrText xml:space="preserve"> PAGEREF _Toc230791635 \h </w:instrText>
+        </w:r>
+        <w:r>
+          <w:rPr>
+            <w:noProof/>
+            <w:webHidden/>
+          </w:rPr>
+        </w:r>
+        <w:r>
+          <w:rPr>
+            <w:noProof/>
+            <w:webHidden/>
+          </w:rPr>
           <w:fldChar w:fldCharType="separate"/>
+        </w:r>
+        <w:r>
+          <w:rPr>
+            <w:noProof/>
+            <w:webHidden/>
+          </w:rPr>
           <w:t>7</w:t>
+        </w:r>
+        <w:r>
+          <w:rPr>
+            <w:noProof/>
+            <w:webHidden/>
+          </w:rPr>
           <w:fldChar w:fldCharType="end"/>
         </w:r>
       </w:hyperlink>
@@ -432,7 +758,7 @@
           <w14:ligatures w14:val="standardContextual"/>
         </w:rPr>
       </w:pPr>
-      <w:hyperlink w:anchor="_Toc230732626" w:history="1">
+      <w:hyperlink w:anchor="_Toc230791636" w:history="1">
         <w:r>
           <w:rPr>
             <w:rStyle w:val="Hyperlink"/>
@@ -446,10 +772,46 @@
             <w:webHidden/>
           </w:rPr>
           <w:tab/>
+        </w:r>
+        <w:r>
+          <w:rPr>
+            <w:noProof/>
+            <w:webHidden/>
+          </w:rPr>
           <w:fldChar w:fldCharType="begin"/>
-          <w:instrText xml:space="preserve"> PAGEREF _Toc230732626 \h </w:instrText>
+        </w:r>
+        <w:r>
+          <w:rPr>
+            <w:noProof/>
+            <w:webHidden/>
+          </w:rPr>
+          <w:instrText xml:space="preserve"> PAGEREF _Toc230791636 \h </w:instrText>
+        </w:r>
+        <w:r>
+          <w:rPr>
+            <w:noProof/>
+            <w:webHidden/>
+          </w:rPr>
+        </w:r>
+        <w:r>
+          <w:rPr>
+            <w:noProof/>
+            <w:webHidden/>
+          </w:rPr>
           <w:fldChar w:fldCharType="separate"/>
+        </w:r>
+        <w:r>
+          <w:rPr>
+            <w:noProof/>
+            <w:webHidden/>
+          </w:rPr>
           <w:t>7</w:t>
+        </w:r>
+        <w:r>
+          <w:rPr>
+            <w:noProof/>
+            <w:webHidden/>
+          </w:rPr>
           <w:fldChar w:fldCharType="end"/>
         </w:r>
       </w:hyperlink>
@@ -466,7 +828,7 @@
           <w14:ligatures w14:val="standardContextual"/>
         </w:rPr>
       </w:pPr>
-      <w:hyperlink w:anchor="_Toc230732627" w:history="1">
+      <w:hyperlink w:anchor="_Toc230791637" w:history="1">
         <w:r>
           <w:rPr>
             <w:rStyle w:val="Hyperlink"/>
@@ -480,10 +842,46 @@
             <w:webHidden/>
           </w:rPr>
           <w:tab/>
+        </w:r>
+        <w:r>
+          <w:rPr>
+            <w:noProof/>
+            <w:webHidden/>
+          </w:rPr>
           <w:fldChar w:fldCharType="begin"/>
-          <w:instrText xml:space="preserve"> PAGEREF _Toc230732627 \h </w:instrText>
+        </w:r>
+        <w:r>
+          <w:rPr>
+            <w:noProof/>
+            <w:webHidden/>
+          </w:rPr>
+          <w:instrText xml:space="preserve"> PAGEREF _Toc230791637 \h </w:instrText>
+        </w:r>
+        <w:r>
+          <w:rPr>
+            <w:noProof/>
+            <w:webHidden/>
+          </w:rPr>
+        </w:r>
+        <w:r>
+          <w:rPr>
+            <w:noProof/>
+            <w:webHidden/>
+          </w:rPr>
           <w:fldChar w:fldCharType="separate"/>
+        </w:r>
+        <w:r>
+          <w:rPr>
+            <w:noProof/>
+            <w:webHidden/>
+          </w:rPr>
           <w:t>8</w:t>
+        </w:r>
+        <w:r>
+          <w:rPr>
+            <w:noProof/>
+            <w:webHidden/>
+          </w:rPr>
           <w:fldChar w:fldCharType="end"/>
         </w:r>
       </w:hyperlink>
@@ -500,7 +898,7 @@
           <w14:ligatures w14:val="standardContextual"/>
         </w:rPr>
       </w:pPr>
-      <w:hyperlink w:anchor="_Toc230732628" w:history="1">
+      <w:hyperlink w:anchor="_Toc230791638" w:history="1">
         <w:r>
           <w:rPr>
             <w:rStyle w:val="Hyperlink"/>
@@ -514,10 +912,46 @@
             <w:webHidden/>
           </w:rPr>
           <w:tab/>
+        </w:r>
+        <w:r>
+          <w:rPr>
+            <w:noProof/>
+            <w:webHidden/>
+          </w:rPr>
           <w:fldChar w:fldCharType="begin"/>
-          <w:instrText xml:space="preserve"> PAGEREF _Toc230732628 \h </w:instrText>
+        </w:r>
+        <w:r>
+          <w:rPr>
+            <w:noProof/>
+            <w:webHidden/>
+          </w:rPr>
+          <w:instrText xml:space="preserve"> PAGEREF _Toc230791638 \h </w:instrText>
+        </w:r>
+        <w:r>
+          <w:rPr>
+            <w:noProof/>
+            <w:webHidden/>
+          </w:rPr>
+        </w:r>
+        <w:r>
+          <w:rPr>
+            <w:noProof/>
+            <w:webHidden/>
+          </w:rPr>
           <w:fldChar w:fldCharType="separate"/>
+        </w:r>
+        <w:r>
+          <w:rPr>
+            <w:noProof/>
+            <w:webHidden/>
+          </w:rPr>
           <w:t>8</w:t>
+        </w:r>
+        <w:r>
+          <w:rPr>
+            <w:noProof/>
+            <w:webHidden/>
+          </w:rPr>
           <w:fldChar w:fldCharType="end"/>
         </w:r>
       </w:hyperlink>
@@ -534,7 +968,7 @@
           <w14:ligatures w14:val="standardContextual"/>
         </w:rPr>
       </w:pPr>
-      <w:hyperlink w:anchor="_Toc230732629" w:history="1">
+      <w:hyperlink w:anchor="_Toc230791639" w:history="1">
         <w:r>
           <w:rPr>
             <w:rStyle w:val="Hyperlink"/>
@@ -548,10 +982,46 @@
             <w:webHidden/>
           </w:rPr>
           <w:tab/>
+        </w:r>
+        <w:r>
+          <w:rPr>
+            <w:noProof/>
+            <w:webHidden/>
+          </w:rPr>
           <w:fldChar w:fldCharType="begin"/>
-          <w:instrText xml:space="preserve"> PAGEREF _Toc230732629 \h </w:instrText>
+        </w:r>
+        <w:r>
+          <w:rPr>
+            <w:noProof/>
+            <w:webHidden/>
+          </w:rPr>
+          <w:instrText xml:space="preserve"> PAGEREF _Toc230791639 \h </w:instrText>
+        </w:r>
+        <w:r>
+          <w:rPr>
+            <w:noProof/>
+            <w:webHidden/>
+          </w:rPr>
+        </w:r>
+        <w:r>
+          <w:rPr>
+            <w:noProof/>
+            <w:webHidden/>
+          </w:rPr>
           <w:fldChar w:fldCharType="separate"/>
+        </w:r>
+        <w:r>
+          <w:rPr>
+            <w:noProof/>
+            <w:webHidden/>
+          </w:rPr>
           <w:t>9</w:t>
+        </w:r>
+        <w:r>
+          <w:rPr>
+            <w:noProof/>
+            <w:webHidden/>
+          </w:rPr>
           <w:fldChar w:fldCharType="end"/>
         </w:r>
       </w:hyperlink>
@@ -568,7 +1038,7 @@
           <w14:ligatures w14:val="standardContextual"/>
         </w:rPr>
       </w:pPr>
-      <w:hyperlink w:anchor="_Toc230732630" w:history="1">
+      <w:hyperlink w:anchor="_Toc230791640" w:history="1">
         <w:r>
           <w:rPr>
             <w:rStyle w:val="Hyperlink"/>
@@ -582,10 +1052,46 @@
             <w:webHidden/>
           </w:rPr>
           <w:tab/>
+        </w:r>
+        <w:r>
+          <w:rPr>
+            <w:noProof/>
+            <w:webHidden/>
+          </w:rPr>
           <w:fldChar w:fldCharType="begin"/>
-          <w:instrText xml:space="preserve"> PAGEREF _Toc230732630 \h </w:instrText>
+        </w:r>
+        <w:r>
+          <w:rPr>
+            <w:noProof/>
+            <w:webHidden/>
+          </w:rPr>
+          <w:instrText xml:space="preserve"> PAGEREF _Toc230791640 \h </w:instrText>
+        </w:r>
+        <w:r>
+          <w:rPr>
+            <w:noProof/>
+            <w:webHidden/>
+          </w:rPr>
+        </w:r>
+        <w:r>
+          <w:rPr>
+            <w:noProof/>
+            <w:webHidden/>
+          </w:rPr>
           <w:fldChar w:fldCharType="separate"/>
+        </w:r>
+        <w:r>
+          <w:rPr>
+            <w:noProof/>
+            <w:webHidden/>
+          </w:rPr>
           <w:t>10</w:t>
+        </w:r>
+        <w:r>
+          <w:rPr>
+            <w:noProof/>
+            <w:webHidden/>
+          </w:rPr>
           <w:fldChar w:fldCharType="end"/>
         </w:r>
       </w:hyperlink>
@@ -602,7 +1108,7 @@
           <w14:ligatures w14:val="standardContextual"/>
         </w:rPr>
       </w:pPr>
-      <w:hyperlink w:anchor="_Toc230732631" w:history="1">
+      <w:hyperlink w:anchor="_Toc230791641" w:history="1">
         <w:r>
           <w:rPr>
             <w:rStyle w:val="Hyperlink"/>
@@ -616,10 +1122,46 @@
             <w:webHidden/>
           </w:rPr>
           <w:tab/>
+        </w:r>
+        <w:r>
+          <w:rPr>
+            <w:noProof/>
+            <w:webHidden/>
+          </w:rPr>
           <w:fldChar w:fldCharType="begin"/>
-          <w:instrText xml:space="preserve"> PAGEREF _Toc230732631 \h </w:instrText>
+        </w:r>
+        <w:r>
+          <w:rPr>
+            <w:noProof/>
+            <w:webHidden/>
+          </w:rPr>
+          <w:instrText xml:space="preserve"> PAGEREF _Toc230791641 \h </w:instrText>
+        </w:r>
+        <w:r>
+          <w:rPr>
+            <w:noProof/>
+            <w:webHidden/>
+          </w:rPr>
+        </w:r>
+        <w:r>
+          <w:rPr>
+            <w:noProof/>
+            <w:webHidden/>
+          </w:rPr>
           <w:fldChar w:fldCharType="separate"/>
+        </w:r>
+        <w:r>
+          <w:rPr>
+            <w:noProof/>
+            <w:webHidden/>
+          </w:rPr>
           <w:t>10</w:t>
+        </w:r>
+        <w:r>
+          <w:rPr>
+            <w:noProof/>
+            <w:webHidden/>
+          </w:rPr>
           <w:fldChar w:fldCharType="end"/>
         </w:r>
       </w:hyperlink>
@@ -636,7 +1178,7 @@
           <w14:ligatures w14:val="standardContextual"/>
         </w:rPr>
       </w:pPr>
-      <w:hyperlink w:anchor="_Toc230732632" w:history="1">
+      <w:hyperlink w:anchor="_Toc230791642" w:history="1">
         <w:r>
           <w:rPr>
             <w:rStyle w:val="Hyperlink"/>
@@ -650,10 +1192,46 @@
             <w:webHidden/>
           </w:rPr>
           <w:tab/>
+        </w:r>
+        <w:r>
+          <w:rPr>
+            <w:noProof/>
+            <w:webHidden/>
+          </w:rPr>
           <w:fldChar w:fldCharType="begin"/>
-          <w:instrText xml:space="preserve"> PAGEREF _Toc230732632 \h </w:instrText>
+        </w:r>
+        <w:r>
+          <w:rPr>
+            <w:noProof/>
+            <w:webHidden/>
+          </w:rPr>
+          <w:instrText xml:space="preserve"> PAGEREF _Toc230791642 \h </w:instrText>
+        </w:r>
+        <w:r>
+          <w:rPr>
+            <w:noProof/>
+            <w:webHidden/>
+          </w:rPr>
+        </w:r>
+        <w:r>
+          <w:rPr>
+            <w:noProof/>
+            <w:webHidden/>
+          </w:rPr>
           <w:fldChar w:fldCharType="separate"/>
+        </w:r>
+        <w:r>
+          <w:rPr>
+            <w:noProof/>
+            <w:webHidden/>
+          </w:rPr>
           <w:t>10</w:t>
+        </w:r>
+        <w:r>
+          <w:rPr>
+            <w:noProof/>
+            <w:webHidden/>
+          </w:rPr>
           <w:fldChar w:fldCharType="end"/>
         </w:r>
       </w:hyperlink>
@@ -670,7 +1248,7 @@
           <w14:ligatures w14:val="standardContextual"/>
         </w:rPr>
       </w:pPr>
-      <w:hyperlink w:anchor="_Toc230732633" w:history="1">
+      <w:hyperlink w:anchor="_Toc230791643" w:history="1">
         <w:r>
           <w:rPr>
             <w:rStyle w:val="Hyperlink"/>
@@ -684,10 +1262,46 @@
             <w:webHidden/>
           </w:rPr>
           <w:tab/>
+        </w:r>
+        <w:r>
+          <w:rPr>
+            <w:noProof/>
+            <w:webHidden/>
+          </w:rPr>
           <w:fldChar w:fldCharType="begin"/>
-          <w:instrText xml:space="preserve"> PAGEREF _Toc230732633 \h </w:instrText>
+        </w:r>
+        <w:r>
+          <w:rPr>
+            <w:noProof/>
+            <w:webHidden/>
+          </w:rPr>
+          <w:instrText xml:space="preserve"> PAGEREF _Toc230791643 \h </w:instrText>
+        </w:r>
+        <w:r>
+          <w:rPr>
+            <w:noProof/>
+            <w:webHidden/>
+          </w:rPr>
+        </w:r>
+        <w:r>
+          <w:rPr>
+            <w:noProof/>
+            <w:webHidden/>
+          </w:rPr>
           <w:fldChar w:fldCharType="separate"/>
+        </w:r>
+        <w:r>
+          <w:rPr>
+            <w:noProof/>
+            <w:webHidden/>
+          </w:rPr>
           <w:t>11</w:t>
+        </w:r>
+        <w:r>
+          <w:rPr>
+            <w:noProof/>
+            <w:webHidden/>
+          </w:rPr>
           <w:fldChar w:fldCharType="end"/>
         </w:r>
       </w:hyperlink>
@@ -704,7 +1318,7 @@
           <w14:ligatures w14:val="standardContextual"/>
         </w:rPr>
       </w:pPr>
-      <w:hyperlink w:anchor="_Toc230732634" w:history="1">
+      <w:hyperlink w:anchor="_Toc230791644" w:history="1">
         <w:r>
           <w:rPr>
             <w:rStyle w:val="Hyperlink"/>
@@ -718,10 +1332,46 @@
             <w:webHidden/>
           </w:rPr>
           <w:tab/>
+        </w:r>
+        <w:r>
+          <w:rPr>
+            <w:noProof/>
+            <w:webHidden/>
+          </w:rPr>
           <w:fldChar w:fldCharType="begin"/>
-          <w:instrText xml:space="preserve"> PAGEREF _Toc230732634 \h </w:instrText>
+        </w:r>
+        <w:r>
+          <w:rPr>
+            <w:noProof/>
+            <w:webHidden/>
+          </w:rPr>
+          <w:instrText xml:space="preserve"> PAGEREF _Toc230791644 \h </w:instrText>
+        </w:r>
+        <w:r>
+          <w:rPr>
+            <w:noProof/>
+            <w:webHidden/>
+          </w:rPr>
+        </w:r>
+        <w:r>
+          <w:rPr>
+            <w:noProof/>
+            <w:webHidden/>
+          </w:rPr>
           <w:fldChar w:fldCharType="separate"/>
+        </w:r>
+        <w:r>
+          <w:rPr>
+            <w:noProof/>
+            <w:webHidden/>
+          </w:rPr>
           <w:t>11</w:t>
+        </w:r>
+        <w:r>
+          <w:rPr>
+            <w:noProof/>
+            <w:webHidden/>
+          </w:rPr>
           <w:fldChar w:fldCharType="end"/>
         </w:r>
       </w:hyperlink>
@@ -738,7 +1388,7 @@
           <w14:ligatures w14:val="standardContextual"/>
         </w:rPr>
       </w:pPr>
-      <w:hyperlink w:anchor="_Toc230732635" w:history="1">
+      <w:hyperlink w:anchor="_Toc230791645" w:history="1">
         <w:r>
           <w:rPr>
             <w:rStyle w:val="Hyperlink"/>
@@ -752,10 +1402,46 @@
             <w:webHidden/>
           </w:rPr>
           <w:tab/>
+        </w:r>
+        <w:r>
+          <w:rPr>
+            <w:noProof/>
+            <w:webHidden/>
+          </w:rPr>
           <w:fldChar w:fldCharType="begin"/>
-          <w:instrText xml:space="preserve"> PAGEREF _Toc230732635 \h </w:instrText>
+        </w:r>
+        <w:r>
+          <w:rPr>
+            <w:noProof/>
+            <w:webHidden/>
+          </w:rPr>
+          <w:instrText xml:space="preserve"> PAGEREF _Toc230791645 \h </w:instrText>
+        </w:r>
+        <w:r>
+          <w:rPr>
+            <w:noProof/>
+            <w:webHidden/>
+          </w:rPr>
+        </w:r>
+        <w:r>
+          <w:rPr>
+            <w:noProof/>
+            <w:webHidden/>
+          </w:rPr>
           <w:fldChar w:fldCharType="separate"/>
+        </w:r>
+        <w:r>
+          <w:rPr>
+            <w:noProof/>
+            <w:webHidden/>
+          </w:rPr>
           <w:t>12</w:t>
+        </w:r>
+        <w:r>
+          <w:rPr>
+            <w:noProof/>
+            <w:webHidden/>
+          </w:rPr>
           <w:fldChar w:fldCharType="end"/>
         </w:r>
       </w:hyperlink>
@@ -772,7 +1458,7 @@
           <w14:ligatures w14:val="standardContextual"/>
         </w:rPr>
       </w:pPr>
-      <w:hyperlink w:anchor="_Toc230732636" w:history="1">
+      <w:hyperlink w:anchor="_Toc230791646" w:history="1">
         <w:r>
           <w:rPr>
             <w:rStyle w:val="Hyperlink"/>
@@ -786,10 +1472,46 @@
             <w:webHidden/>
           </w:rPr>
           <w:tab/>
+        </w:r>
+        <w:r>
+          <w:rPr>
+            <w:noProof/>
+            <w:webHidden/>
+          </w:rPr>
           <w:fldChar w:fldCharType="begin"/>
-          <w:instrText xml:space="preserve"> PAGEREF _Toc230732636 \h </w:instrText>
+        </w:r>
+        <w:r>
+          <w:rPr>
+            <w:noProof/>
+            <w:webHidden/>
+          </w:rPr>
+          <w:instrText xml:space="preserve"> PAGEREF _Toc230791646 \h </w:instrText>
+        </w:r>
+        <w:r>
+          <w:rPr>
+            <w:noProof/>
+            <w:webHidden/>
+          </w:rPr>
+        </w:r>
+        <w:r>
+          <w:rPr>
+            <w:noProof/>
+            <w:webHidden/>
+          </w:rPr>
           <w:fldChar w:fldCharType="separate"/>
+        </w:r>
+        <w:r>
+          <w:rPr>
+            <w:noProof/>
+            <w:webHidden/>
+          </w:rPr>
           <w:t>12</w:t>
+        </w:r>
+        <w:r>
+          <w:rPr>
+            <w:noProof/>
+            <w:webHidden/>
+          </w:rPr>
           <w:fldChar w:fldCharType="end"/>
         </w:r>
       </w:hyperlink>
@@ -806,7 +1528,7 @@
           <w14:ligatures w14:val="standardContextual"/>
         </w:rPr>
       </w:pPr>
-      <w:hyperlink w:anchor="_Toc230732637" w:history="1">
+      <w:hyperlink w:anchor="_Toc230791647" w:history="1">
         <w:r>
           <w:rPr>
             <w:rStyle w:val="Hyperlink"/>
@@ -820,10 +1542,46 @@
             <w:webHidden/>
           </w:rPr>
           <w:tab/>
+        </w:r>
+        <w:r>
+          <w:rPr>
+            <w:noProof/>
+            <w:webHidden/>
+          </w:rPr>
           <w:fldChar w:fldCharType="begin"/>
-          <w:instrText xml:space="preserve"> PAGEREF _Toc230732637 \h </w:instrText>
+        </w:r>
+        <w:r>
+          <w:rPr>
+            <w:noProof/>
+            <w:webHidden/>
+          </w:rPr>
+          <w:instrText xml:space="preserve"> PAGEREF _Toc230791647 \h </w:instrText>
+        </w:r>
+        <w:r>
+          <w:rPr>
+            <w:noProof/>
+            <w:webHidden/>
+          </w:rPr>
+        </w:r>
+        <w:r>
+          <w:rPr>
+            <w:noProof/>
+            <w:webHidden/>
+          </w:rPr>
           <w:fldChar w:fldCharType="separate"/>
+        </w:r>
+        <w:r>
+          <w:rPr>
+            <w:noProof/>
+            <w:webHidden/>
+          </w:rPr>
           <w:t>13</w:t>
+        </w:r>
+        <w:r>
+          <w:rPr>
+            <w:noProof/>
+            <w:webHidden/>
+          </w:rPr>
           <w:fldChar w:fldCharType="end"/>
         </w:r>
       </w:hyperlink>
@@ -840,7 +1598,7 @@
           <w14:ligatures w14:val="standardContextual"/>
         </w:rPr>
       </w:pPr>
-      <w:hyperlink w:anchor="_Toc230732638" w:history="1">
+      <w:hyperlink w:anchor="_Toc230791648" w:history="1">
         <w:r>
           <w:rPr>
             <w:rStyle w:val="Hyperlink"/>
@@ -854,10 +1612,46 @@
             <w:webHidden/>
           </w:rPr>
           <w:tab/>
+        </w:r>
+        <w:r>
+          <w:rPr>
+            <w:noProof/>
+            <w:webHidden/>
+          </w:rPr>
           <w:fldChar w:fldCharType="begin"/>
-          <w:instrText xml:space="preserve"> PAGEREF _Toc230732638 \h </w:instrText>
+        </w:r>
+        <w:r>
+          <w:rPr>
+            <w:noProof/>
+            <w:webHidden/>
+          </w:rPr>
+          <w:instrText xml:space="preserve"> PAGEREF _Toc230791648 \h </w:instrText>
+        </w:r>
+        <w:r>
+          <w:rPr>
+            <w:noProof/>
+            <w:webHidden/>
+          </w:rPr>
+        </w:r>
+        <w:r>
+          <w:rPr>
+            <w:noProof/>
+            <w:webHidden/>
+          </w:rPr>
           <w:fldChar w:fldCharType="separate"/>
+        </w:r>
+        <w:r>
+          <w:rPr>
+            <w:noProof/>
+            <w:webHidden/>
+          </w:rPr>
           <w:t>13</w:t>
+        </w:r>
+        <w:r>
+          <w:rPr>
+            <w:noProof/>
+            <w:webHidden/>
+          </w:rPr>
           <w:fldChar w:fldCharType="end"/>
         </w:r>
       </w:hyperlink>
@@ -874,7 +1668,7 @@
           <w14:ligatures w14:val="standardContextual"/>
         </w:rPr>
       </w:pPr>
-      <w:hyperlink w:anchor="_Toc230732639" w:history="1">
+      <w:hyperlink w:anchor="_Toc230791649" w:history="1">
         <w:r>
           <w:rPr>
             <w:rStyle w:val="Hyperlink"/>
@@ -888,10 +1682,46 @@
             <w:webHidden/>
           </w:rPr>
           <w:tab/>
+        </w:r>
+        <w:r>
+          <w:rPr>
+            <w:noProof/>
+            <w:webHidden/>
+          </w:rPr>
           <w:fldChar w:fldCharType="begin"/>
-          <w:instrText xml:space="preserve"> PAGEREF _Toc230732639 \h </w:instrText>
+        </w:r>
+        <w:r>
+          <w:rPr>
+            <w:noProof/>
+            <w:webHidden/>
+          </w:rPr>
+          <w:instrText xml:space="preserve"> PAGEREF _Toc230791649 \h </w:instrText>
+        </w:r>
+        <w:r>
+          <w:rPr>
+            <w:noProof/>
+            <w:webHidden/>
+          </w:rPr>
+        </w:r>
+        <w:r>
+          <w:rPr>
+            <w:noProof/>
+            <w:webHidden/>
+          </w:rPr>
           <w:fldChar w:fldCharType="separate"/>
+        </w:r>
+        <w:r>
+          <w:rPr>
+            <w:noProof/>
+            <w:webHidden/>
+          </w:rPr>
           <w:t>14</w:t>
+        </w:r>
+        <w:r>
+          <w:rPr>
+            <w:noProof/>
+            <w:webHidden/>
+          </w:rPr>
           <w:fldChar w:fldCharType="end"/>
         </w:r>
       </w:hyperlink>
@@ -908,7 +1738,7 @@
           <w14:ligatures w14:val="standardContextual"/>
         </w:rPr>
       </w:pPr>
-      <w:hyperlink w:anchor="_Toc230732640" w:history="1">
+      <w:hyperlink w:anchor="_Toc230791650" w:history="1">
         <w:r>
           <w:rPr>
             <w:rStyle w:val="Hyperlink"/>
@@ -922,10 +1752,46 @@
             <w:webHidden/>
           </w:rPr>
           <w:tab/>
+        </w:r>
+        <w:r>
+          <w:rPr>
+            <w:noProof/>
+            <w:webHidden/>
+          </w:rPr>
           <w:fldChar w:fldCharType="begin"/>
-          <w:instrText xml:space="preserve"> PAGEREF _Toc230732640 \h </w:instrText>
+        </w:r>
+        <w:r>
+          <w:rPr>
+            <w:noProof/>
+            <w:webHidden/>
+          </w:rPr>
+          <w:instrText xml:space="preserve"> PAGEREF _Toc230791650 \h </w:instrText>
+        </w:r>
+        <w:r>
+          <w:rPr>
+            <w:noProof/>
+            <w:webHidden/>
+          </w:rPr>
+        </w:r>
+        <w:r>
+          <w:rPr>
+            <w:noProof/>
+            <w:webHidden/>
+          </w:rPr>
           <w:fldChar w:fldCharType="separate"/>
+        </w:r>
+        <w:r>
+          <w:rPr>
+            <w:noProof/>
+            <w:webHidden/>
+          </w:rPr>
           <w:t>14</w:t>
+        </w:r>
+        <w:r>
+          <w:rPr>
+            <w:noProof/>
+            <w:webHidden/>
+          </w:rPr>
           <w:fldChar w:fldCharType="end"/>
         </w:r>
       </w:hyperlink>
@@ -942,7 +1808,7 @@
           <w14:ligatures w14:val="standardContextual"/>
         </w:rPr>
       </w:pPr>
-      <w:hyperlink w:anchor="_Toc230732641" w:history="1">
+      <w:hyperlink w:anchor="_Toc230791651" w:history="1">
         <w:r>
           <w:rPr>
             <w:rStyle w:val="Hyperlink"/>
@@ -956,10 +1822,46 @@
             <w:webHidden/>
           </w:rPr>
           <w:tab/>
+        </w:r>
+        <w:r>
+          <w:rPr>
+            <w:noProof/>
+            <w:webHidden/>
+          </w:rPr>
           <w:fldChar w:fldCharType="begin"/>
-          <w:instrText xml:space="preserve"> PAGEREF _Toc230732641 \h </w:instrText>
+        </w:r>
+        <w:r>
+          <w:rPr>
+            <w:noProof/>
+            <w:webHidden/>
+          </w:rPr>
+          <w:instrText xml:space="preserve"> PAGEREF _Toc230791651 \h </w:instrText>
+        </w:r>
+        <w:r>
+          <w:rPr>
+            <w:noProof/>
+            <w:webHidden/>
+          </w:rPr>
+        </w:r>
+        <w:r>
+          <w:rPr>
+            <w:noProof/>
+            <w:webHidden/>
+          </w:rPr>
           <w:fldChar w:fldCharType="separate"/>
+        </w:r>
+        <w:r>
+          <w:rPr>
+            <w:noProof/>
+            <w:webHidden/>
+          </w:rPr>
           <w:t>15</w:t>
+        </w:r>
+        <w:r>
+          <w:rPr>
+            <w:noProof/>
+            <w:webHidden/>
+          </w:rPr>
           <w:fldChar w:fldCharType="end"/>
         </w:r>
       </w:hyperlink>
@@ -976,7 +1878,7 @@
           <w14:ligatures w14:val="standardContextual"/>
         </w:rPr>
       </w:pPr>
-      <w:hyperlink w:anchor="_Toc230732642" w:history="1">
+      <w:hyperlink w:anchor="_Toc230791652" w:history="1">
         <w:r>
           <w:rPr>
             <w:rStyle w:val="Hyperlink"/>
@@ -990,10 +1892,46 @@
             <w:webHidden/>
           </w:rPr>
           <w:tab/>
+        </w:r>
+        <w:r>
+          <w:rPr>
+            <w:noProof/>
+            <w:webHidden/>
+          </w:rPr>
           <w:fldChar w:fldCharType="begin"/>
-          <w:instrText xml:space="preserve"> PAGEREF _Toc230732642 \h </w:instrText>
+        </w:r>
+        <w:r>
+          <w:rPr>
+            <w:noProof/>
+            <w:webHidden/>
+          </w:rPr>
+          <w:instrText xml:space="preserve"> PAGEREF _Toc230791652 \h </w:instrText>
+        </w:r>
+        <w:r>
+          <w:rPr>
+            <w:noProof/>
+            <w:webHidden/>
+          </w:rPr>
+        </w:r>
+        <w:r>
+          <w:rPr>
+            <w:noProof/>
+            <w:webHidden/>
+          </w:rPr>
           <w:fldChar w:fldCharType="separate"/>
+        </w:r>
+        <w:r>
+          <w:rPr>
+            <w:noProof/>
+            <w:webHidden/>
+          </w:rPr>
           <w:t>15</w:t>
+        </w:r>
+        <w:r>
+          <w:rPr>
+            <w:noProof/>
+            <w:webHidden/>
+          </w:rPr>
           <w:fldChar w:fldCharType="end"/>
         </w:r>
       </w:hyperlink>
@@ -1010,7 +1948,7 @@
           <w14:ligatures w14:val="standardContextual"/>
         </w:rPr>
       </w:pPr>
-      <w:hyperlink w:anchor="_Toc230732643" w:history="1">
+      <w:hyperlink w:anchor="_Toc230791653" w:history="1">
         <w:r>
           <w:rPr>
             <w:rStyle w:val="Hyperlink"/>
@@ -1024,10 +1962,46 @@
             <w:webHidden/>
           </w:rPr>
           <w:tab/>
+        </w:r>
+        <w:r>
+          <w:rPr>
+            <w:noProof/>
+            <w:webHidden/>
+          </w:rPr>
           <w:fldChar w:fldCharType="begin"/>
-          <w:instrText xml:space="preserve"> PAGEREF _Toc230732643 \h </w:instrText>
+        </w:r>
+        <w:r>
+          <w:rPr>
+            <w:noProof/>
+            <w:webHidden/>
+          </w:rPr>
+          <w:instrText xml:space="preserve"> PAGEREF _Toc230791653 \h </w:instrText>
+        </w:r>
+        <w:r>
+          <w:rPr>
+            <w:noProof/>
+            <w:webHidden/>
+          </w:rPr>
+        </w:r>
+        <w:r>
+          <w:rPr>
+            <w:noProof/>
+            <w:webHidden/>
+          </w:rPr>
           <w:fldChar w:fldCharType="separate"/>
+        </w:r>
+        <w:r>
+          <w:rPr>
+            <w:noProof/>
+            <w:webHidden/>
+          </w:rPr>
           <w:t>16</w:t>
+        </w:r>
+        <w:r>
+          <w:rPr>
+            <w:noProof/>
+            <w:webHidden/>
+          </w:rPr>
           <w:fldChar w:fldCharType="end"/>
         </w:r>
       </w:hyperlink>
@@ -1044,7 +2018,7 @@
           <w14:ligatures w14:val="standardContextual"/>
         </w:rPr>
       </w:pPr>
-      <w:hyperlink w:anchor="_Toc230732644" w:history="1">
+      <w:hyperlink w:anchor="_Toc230791654" w:history="1">
         <w:r>
           <w:rPr>
             <w:rStyle w:val="Hyperlink"/>
@@ -1058,10 +2032,46 @@
             <w:webHidden/>
           </w:rPr>
           <w:tab/>
+        </w:r>
+        <w:r>
+          <w:rPr>
+            <w:noProof/>
+            <w:webHidden/>
+          </w:rPr>
           <w:fldChar w:fldCharType="begin"/>
-          <w:instrText xml:space="preserve"> PAGEREF _Toc230732644 \h </w:instrText>
+        </w:r>
+        <w:r>
+          <w:rPr>
+            <w:noProof/>
+            <w:webHidden/>
+          </w:rPr>
+          <w:instrText xml:space="preserve"> PAGEREF _Toc230791654 \h </w:instrText>
+        </w:r>
+        <w:r>
+          <w:rPr>
+            <w:noProof/>
+            <w:webHidden/>
+          </w:rPr>
+        </w:r>
+        <w:r>
+          <w:rPr>
+            <w:noProof/>
+            <w:webHidden/>
+          </w:rPr>
           <w:fldChar w:fldCharType="separate"/>
+        </w:r>
+        <w:r>
+          <w:rPr>
+            <w:noProof/>
+            <w:webHidden/>
+          </w:rPr>
           <w:t>16</w:t>
+        </w:r>
+        <w:r>
+          <w:rPr>
+            <w:noProof/>
+            <w:webHidden/>
+          </w:rPr>
           <w:fldChar w:fldCharType="end"/>
         </w:r>
       </w:hyperlink>
@@ -1078,7 +2088,7 @@
           <w14:ligatures w14:val="standardContextual"/>
         </w:rPr>
       </w:pPr>
-      <w:hyperlink w:anchor="_Toc230732645" w:history="1">
+      <w:hyperlink w:anchor="_Toc230791655" w:history="1">
         <w:r>
           <w:rPr>
             <w:rStyle w:val="Hyperlink"/>
@@ -1092,10 +2102,46 @@
             <w:webHidden/>
           </w:rPr>
           <w:tab/>
+        </w:r>
+        <w:r>
+          <w:rPr>
+            <w:noProof/>
+            <w:webHidden/>
+          </w:rPr>
           <w:fldChar w:fldCharType="begin"/>
-          <w:instrText xml:space="preserve"> PAGEREF _Toc230732645 \h </w:instrText>
+        </w:r>
+        <w:r>
+          <w:rPr>
+            <w:noProof/>
+            <w:webHidden/>
+          </w:rPr>
+          <w:instrText xml:space="preserve"> PAGEREF _Toc230791655 \h </w:instrText>
+        </w:r>
+        <w:r>
+          <w:rPr>
+            <w:noProof/>
+            <w:webHidden/>
+          </w:rPr>
+        </w:r>
+        <w:r>
+          <w:rPr>
+            <w:noProof/>
+            <w:webHidden/>
+          </w:rPr>
           <w:fldChar w:fldCharType="separate"/>
+        </w:r>
+        <w:r>
+          <w:rPr>
+            <w:noProof/>
+            <w:webHidden/>
+          </w:rPr>
           <w:t>16</w:t>
+        </w:r>
+        <w:r>
+          <w:rPr>
+            <w:noProof/>
+            <w:webHidden/>
+          </w:rPr>
           <w:fldChar w:fldCharType="end"/>
         </w:r>
       </w:hyperlink>
@@ -1112,7 +2158,7 @@
           <w14:ligatures w14:val="standardContextual"/>
         </w:rPr>
       </w:pPr>
-      <w:hyperlink w:anchor="_Toc230732646" w:history="1">
+      <w:hyperlink w:anchor="_Toc230791656" w:history="1">
         <w:r>
           <w:rPr>
             <w:rStyle w:val="Hyperlink"/>
@@ -1126,10 +2172,46 @@
             <w:webHidden/>
           </w:rPr>
           <w:tab/>
+        </w:r>
+        <w:r>
+          <w:rPr>
+            <w:noProof/>
+            <w:webHidden/>
+          </w:rPr>
           <w:fldChar w:fldCharType="begin"/>
-          <w:instrText xml:space="preserve"> PAGEREF _Toc230732646 \h </w:instrText>
+        </w:r>
+        <w:r>
+          <w:rPr>
+            <w:noProof/>
+            <w:webHidden/>
+          </w:rPr>
+          <w:instrText xml:space="preserve"> PAGEREF _Toc230791656 \h </w:instrText>
+        </w:r>
+        <w:r>
+          <w:rPr>
+            <w:noProof/>
+            <w:webHidden/>
+          </w:rPr>
+        </w:r>
+        <w:r>
+          <w:rPr>
+            <w:noProof/>
+            <w:webHidden/>
+          </w:rPr>
           <w:fldChar w:fldCharType="separate"/>
+        </w:r>
+        <w:r>
+          <w:rPr>
+            <w:noProof/>
+            <w:webHidden/>
+          </w:rPr>
           <w:t>17</w:t>
+        </w:r>
+        <w:r>
+          <w:rPr>
+            <w:noProof/>
+            <w:webHidden/>
+          </w:rPr>
           <w:fldChar w:fldCharType="end"/>
         </w:r>
       </w:hyperlink>
@@ -1146,7 +2228,7 @@
           <w14:ligatures w14:val="standardContextual"/>
         </w:rPr>
       </w:pPr>
-      <w:hyperlink w:anchor="_Toc230732647" w:history="1">
+      <w:hyperlink w:anchor="_Toc230791657" w:history="1">
         <w:r>
           <w:rPr>
             <w:rStyle w:val="Hyperlink"/>
@@ -1160,10 +2242,46 @@
             <w:webHidden/>
           </w:rPr>
           <w:tab/>
+        </w:r>
+        <w:r>
+          <w:rPr>
+            <w:noProof/>
+            <w:webHidden/>
+          </w:rPr>
           <w:fldChar w:fldCharType="begin"/>
-          <w:instrText xml:space="preserve"> PAGEREF _Toc230732647 \h </w:instrText>
+        </w:r>
+        <w:r>
+          <w:rPr>
+            <w:noProof/>
+            <w:webHidden/>
+          </w:rPr>
+          <w:instrText xml:space="preserve"> PAGEREF _Toc230791657 \h </w:instrText>
+        </w:r>
+        <w:r>
+          <w:rPr>
+            <w:noProof/>
+            <w:webHidden/>
+          </w:rPr>
+        </w:r>
+        <w:r>
+          <w:rPr>
+            <w:noProof/>
+            <w:webHidden/>
+          </w:rPr>
           <w:fldChar w:fldCharType="separate"/>
+        </w:r>
+        <w:r>
+          <w:rPr>
+            <w:noProof/>
+            <w:webHidden/>
+          </w:rPr>
           <w:t>17</w:t>
+        </w:r>
+        <w:r>
+          <w:rPr>
+            <w:noProof/>
+            <w:webHidden/>
+          </w:rPr>
           <w:fldChar w:fldCharType="end"/>
         </w:r>
       </w:hyperlink>
@@ -1180,7 +2298,7 @@
           <w14:ligatures w14:val="standardContextual"/>
         </w:rPr>
       </w:pPr>
-      <w:hyperlink w:anchor="_Toc230732648" w:history="1">
+      <w:hyperlink w:anchor="_Toc230791658" w:history="1">
         <w:r>
           <w:rPr>
             <w:rStyle w:val="Hyperlink"/>
@@ -1194,10 +2312,46 @@
             <w:webHidden/>
           </w:rPr>
           <w:tab/>
+        </w:r>
+        <w:r>
+          <w:rPr>
+            <w:noProof/>
+            <w:webHidden/>
+          </w:rPr>
           <w:fldChar w:fldCharType="begin"/>
-          <w:instrText xml:space="preserve"> PAGEREF _Toc230732648 \h </w:instrText>
+        </w:r>
+        <w:r>
+          <w:rPr>
+            <w:noProof/>
+            <w:webHidden/>
+          </w:rPr>
+          <w:instrText xml:space="preserve"> PAGEREF _Toc230791658 \h </w:instrText>
+        </w:r>
+        <w:r>
+          <w:rPr>
+            <w:noProof/>
+            <w:webHidden/>
+          </w:rPr>
+        </w:r>
+        <w:r>
+          <w:rPr>
+            <w:noProof/>
+            <w:webHidden/>
+          </w:rPr>
           <w:fldChar w:fldCharType="separate"/>
+        </w:r>
+        <w:r>
+          <w:rPr>
+            <w:noProof/>
+            <w:webHidden/>
+          </w:rPr>
           <w:t>17</w:t>
+        </w:r>
+        <w:r>
+          <w:rPr>
+            <w:noProof/>
+            <w:webHidden/>
+          </w:rPr>
           <w:fldChar w:fldCharType="end"/>
         </w:r>
       </w:hyperlink>
@@ -1214,7 +2368,7 @@
           <w14:ligatures w14:val="standardContextual"/>
         </w:rPr>
       </w:pPr>
-      <w:hyperlink w:anchor="_Toc230732649" w:history="1">
+      <w:hyperlink w:anchor="_Toc230791659" w:history="1">
         <w:r>
           <w:rPr>
             <w:rStyle w:val="Hyperlink"/>
@@ -1228,10 +2382,46 @@
             <w:webHidden/>
           </w:rPr>
           <w:tab/>
+        </w:r>
+        <w:r>
+          <w:rPr>
+            <w:noProof/>
+            <w:webHidden/>
+          </w:rPr>
           <w:fldChar w:fldCharType="begin"/>
-          <w:instrText xml:space="preserve"> PAGEREF _Toc230732649 \h </w:instrText>
+        </w:r>
+        <w:r>
+          <w:rPr>
+            <w:noProof/>
+            <w:webHidden/>
+          </w:rPr>
+          <w:instrText xml:space="preserve"> PAGEREF _Toc230791659 \h </w:instrText>
+        </w:r>
+        <w:r>
+          <w:rPr>
+            <w:noProof/>
+            <w:webHidden/>
+          </w:rPr>
+        </w:r>
+        <w:r>
+          <w:rPr>
+            <w:noProof/>
+            <w:webHidden/>
+          </w:rPr>
           <w:fldChar w:fldCharType="separate"/>
+        </w:r>
+        <w:r>
+          <w:rPr>
+            <w:noProof/>
+            <w:webHidden/>
+          </w:rPr>
           <w:t>17</w:t>
+        </w:r>
+        <w:r>
+          <w:rPr>
+            <w:noProof/>
+            <w:webHidden/>
+          </w:rPr>
           <w:fldChar w:fldCharType="end"/>
         </w:r>
       </w:hyperlink>
@@ -1248,7 +2438,7 @@
           <w14:ligatures w14:val="standardContextual"/>
         </w:rPr>
       </w:pPr>
-      <w:hyperlink w:anchor="_Toc230732650" w:history="1">
+      <w:hyperlink w:anchor="_Toc230791660" w:history="1">
         <w:r>
           <w:rPr>
             <w:rStyle w:val="Hyperlink"/>
@@ -1262,10 +2452,46 @@
             <w:webHidden/>
           </w:rPr>
           <w:tab/>
+        </w:r>
+        <w:r>
+          <w:rPr>
+            <w:noProof/>
+            <w:webHidden/>
+          </w:rPr>
           <w:fldChar w:fldCharType="begin"/>
-          <w:instrText xml:space="preserve"> PAGEREF _Toc230732650 \h </w:instrText>
+        </w:r>
+        <w:r>
+          <w:rPr>
+            <w:noProof/>
+            <w:webHidden/>
+          </w:rPr>
+          <w:instrText xml:space="preserve"> PAGEREF _Toc230791660 \h </w:instrText>
+        </w:r>
+        <w:r>
+          <w:rPr>
+            <w:noProof/>
+            <w:webHidden/>
+          </w:rPr>
+        </w:r>
+        <w:r>
+          <w:rPr>
+            <w:noProof/>
+            <w:webHidden/>
+          </w:rPr>
           <w:fldChar w:fldCharType="separate"/>
+        </w:r>
+        <w:r>
+          <w:rPr>
+            <w:noProof/>
+            <w:webHidden/>
+          </w:rPr>
           <w:t>18</w:t>
+        </w:r>
+        <w:r>
+          <w:rPr>
+            <w:noProof/>
+            <w:webHidden/>
+          </w:rPr>
           <w:fldChar w:fldCharType="end"/>
         </w:r>
       </w:hyperlink>
@@ -1282,7 +2508,7 @@
           <w14:ligatures w14:val="standardContextual"/>
         </w:rPr>
       </w:pPr>
-      <w:hyperlink w:anchor="_Toc230732651" w:history="1">
+      <w:hyperlink w:anchor="_Toc230791661" w:history="1">
         <w:r>
           <w:rPr>
             <w:rStyle w:val="Hyperlink"/>
@@ -1296,10 +2522,46 @@
             <w:webHidden/>
           </w:rPr>
           <w:tab/>
+        </w:r>
+        <w:r>
+          <w:rPr>
+            <w:noProof/>
+            <w:webHidden/>
+          </w:rPr>
           <w:fldChar w:fldCharType="begin"/>
-          <w:instrText xml:space="preserve"> PAGEREF _Toc230732651 \h </w:instrText>
+        </w:r>
+        <w:r>
+          <w:rPr>
+            <w:noProof/>
+            <w:webHidden/>
+          </w:rPr>
+          <w:instrText xml:space="preserve"> PAGEREF _Toc230791661 \h </w:instrText>
+        </w:r>
+        <w:r>
+          <w:rPr>
+            <w:noProof/>
+            <w:webHidden/>
+          </w:rPr>
+        </w:r>
+        <w:r>
+          <w:rPr>
+            <w:noProof/>
+            <w:webHidden/>
+          </w:rPr>
           <w:fldChar w:fldCharType="separate"/>
+        </w:r>
+        <w:r>
+          <w:rPr>
+            <w:noProof/>
+            <w:webHidden/>
+          </w:rPr>
           <w:t>18</w:t>
+        </w:r>
+        <w:r>
+          <w:rPr>
+            <w:noProof/>
+            <w:webHidden/>
+          </w:rPr>
           <w:fldChar w:fldCharType="end"/>
         </w:r>
       </w:hyperlink>
@@ -1316,7 +2578,7 @@
           <w14:ligatures w14:val="standardContextual"/>
         </w:rPr>
       </w:pPr>
-      <w:hyperlink w:anchor="_Toc230732652" w:history="1">
+      <w:hyperlink w:anchor="_Toc230791662" w:history="1">
         <w:r>
           <w:rPr>
             <w:rStyle w:val="Hyperlink"/>
@@ -1330,10 +2592,46 @@
             <w:webHidden/>
           </w:rPr>
           <w:tab/>
+        </w:r>
+        <w:r>
+          <w:rPr>
+            <w:noProof/>
+            <w:webHidden/>
+          </w:rPr>
           <w:fldChar w:fldCharType="begin"/>
-          <w:instrText xml:space="preserve"> PAGEREF _Toc230732652 \h </w:instrText>
+        </w:r>
+        <w:r>
+          <w:rPr>
+            <w:noProof/>
+            <w:webHidden/>
+          </w:rPr>
+          <w:instrText xml:space="preserve"> PAGEREF _Toc230791662 \h </w:instrText>
+        </w:r>
+        <w:r>
+          <w:rPr>
+            <w:noProof/>
+            <w:webHidden/>
+          </w:rPr>
+        </w:r>
+        <w:r>
+          <w:rPr>
+            <w:noProof/>
+            <w:webHidden/>
+          </w:rPr>
           <w:fldChar w:fldCharType="separate"/>
+        </w:r>
+        <w:r>
+          <w:rPr>
+            <w:noProof/>
+            <w:webHidden/>
+          </w:rPr>
           <w:t>18</w:t>
+        </w:r>
+        <w:r>
+          <w:rPr>
+            <w:noProof/>
+            <w:webHidden/>
+          </w:rPr>
           <w:fldChar w:fldCharType="end"/>
         </w:r>
       </w:hyperlink>
@@ -1350,7 +2648,7 @@
           <w14:ligatures w14:val="standardContextual"/>
         </w:rPr>
       </w:pPr>
-      <w:hyperlink w:anchor="_Toc230732653" w:history="1">
+      <w:hyperlink w:anchor="_Toc230791663" w:history="1">
         <w:r>
           <w:rPr>
             <w:rStyle w:val="Hyperlink"/>
@@ -1364,10 +2662,46 @@
             <w:webHidden/>
           </w:rPr>
           <w:tab/>
+        </w:r>
+        <w:r>
+          <w:rPr>
+            <w:noProof/>
+            <w:webHidden/>
+          </w:rPr>
           <w:fldChar w:fldCharType="begin"/>
-          <w:instrText xml:space="preserve"> PAGEREF _Toc230732653 \h </w:instrText>
+        </w:r>
+        <w:r>
+          <w:rPr>
+            <w:noProof/>
+            <w:webHidden/>
+          </w:rPr>
+          <w:instrText xml:space="preserve"> PAGEREF _Toc230791663 \h </w:instrText>
+        </w:r>
+        <w:r>
+          <w:rPr>
+            <w:noProof/>
+            <w:webHidden/>
+          </w:rPr>
+        </w:r>
+        <w:r>
+          <w:rPr>
+            <w:noProof/>
+            <w:webHidden/>
+          </w:rPr>
           <w:fldChar w:fldCharType="separate"/>
+        </w:r>
+        <w:r>
+          <w:rPr>
+            <w:noProof/>
+            <w:webHidden/>
+          </w:rPr>
           <w:t>19</w:t>
+        </w:r>
+        <w:r>
+          <w:rPr>
+            <w:noProof/>
+            <w:webHidden/>
+          </w:rPr>
           <w:fldChar w:fldCharType="end"/>
         </w:r>
       </w:hyperlink>
@@ -1384,7 +2718,7 @@
           <w14:ligatures w14:val="standardContextual"/>
         </w:rPr>
       </w:pPr>
-      <w:hyperlink w:anchor="_Toc230732654" w:history="1">
+      <w:hyperlink w:anchor="_Toc230791664" w:history="1">
         <w:r>
           <w:rPr>
             <w:rStyle w:val="Hyperlink"/>
@@ -1398,10 +2732,46 @@
             <w:webHidden/>
           </w:rPr>
           <w:tab/>
+        </w:r>
+        <w:r>
+          <w:rPr>
+            <w:noProof/>
+            <w:webHidden/>
+          </w:rPr>
           <w:fldChar w:fldCharType="begin"/>
-          <w:instrText xml:space="preserve"> PAGEREF _Toc230732654 \h </w:instrText>
+        </w:r>
+        <w:r>
+          <w:rPr>
+            <w:noProof/>
+            <w:webHidden/>
+          </w:rPr>
+          <w:instrText xml:space="preserve"> PAGEREF _Toc230791664 \h </w:instrText>
+        </w:r>
+        <w:r>
+          <w:rPr>
+            <w:noProof/>
+            <w:webHidden/>
+          </w:rPr>
+        </w:r>
+        <w:r>
+          <w:rPr>
+            <w:noProof/>
+            <w:webHidden/>
+          </w:rPr>
           <w:fldChar w:fldCharType="separate"/>
+        </w:r>
+        <w:r>
+          <w:rPr>
+            <w:noProof/>
+            <w:webHidden/>
+          </w:rPr>
           <w:t>19</w:t>
+        </w:r>
+        <w:r>
+          <w:rPr>
+            <w:noProof/>
+            <w:webHidden/>
+          </w:rPr>
           <w:fldChar w:fldCharType="end"/>
         </w:r>
       </w:hyperlink>
@@ -1418,7 +2788,7 @@
           <w14:ligatures w14:val="standardContextual"/>
         </w:rPr>
       </w:pPr>
-      <w:hyperlink w:anchor="_Toc230732655" w:history="1">
+      <w:hyperlink w:anchor="_Toc230791665" w:history="1">
         <w:r>
           <w:rPr>
             <w:rStyle w:val="Hyperlink"/>
@@ -1432,10 +2802,46 @@
             <w:webHidden/>
           </w:rPr>
           <w:tab/>
+        </w:r>
+        <w:r>
+          <w:rPr>
+            <w:noProof/>
+            <w:webHidden/>
+          </w:rPr>
           <w:fldChar w:fldCharType="begin"/>
-          <w:instrText xml:space="preserve"> PAGEREF _Toc230732655 \h </w:instrText>
+        </w:r>
+        <w:r>
+          <w:rPr>
+            <w:noProof/>
+            <w:webHidden/>
+          </w:rPr>
+          <w:instrText xml:space="preserve"> PAGEREF _Toc230791665 \h </w:instrText>
+        </w:r>
+        <w:r>
+          <w:rPr>
+            <w:noProof/>
+            <w:webHidden/>
+          </w:rPr>
+        </w:r>
+        <w:r>
+          <w:rPr>
+            <w:noProof/>
+            <w:webHidden/>
+          </w:rPr>
           <w:fldChar w:fldCharType="separate"/>
+        </w:r>
+        <w:r>
+          <w:rPr>
+            <w:noProof/>
+            <w:webHidden/>
+          </w:rPr>
           <w:t>19</w:t>
+        </w:r>
+        <w:r>
+          <w:rPr>
+            <w:noProof/>
+            <w:webHidden/>
+          </w:rPr>
           <w:fldChar w:fldCharType="end"/>
         </w:r>
       </w:hyperlink>
@@ -1452,7 +2858,7 @@
           <w14:ligatures w14:val="standardContextual"/>
         </w:rPr>
       </w:pPr>
-      <w:hyperlink w:anchor="_Toc230732656" w:history="1">
+      <w:hyperlink w:anchor="_Toc230791666" w:history="1">
         <w:r>
           <w:rPr>
             <w:rStyle w:val="Hyperlink"/>
@@ -1466,10 +2872,46 @@
             <w:webHidden/>
           </w:rPr>
           <w:tab/>
+        </w:r>
+        <w:r>
+          <w:rPr>
+            <w:noProof/>
+            <w:webHidden/>
+          </w:rPr>
           <w:fldChar w:fldCharType="begin"/>
-          <w:instrText xml:space="preserve"> PAGEREF _Toc230732656 \h </w:instrText>
+        </w:r>
+        <w:r>
+          <w:rPr>
+            <w:noProof/>
+            <w:webHidden/>
+          </w:rPr>
+          <w:instrText xml:space="preserve"> PAGEREF _Toc230791666 \h </w:instrText>
+        </w:r>
+        <w:r>
+          <w:rPr>
+            <w:noProof/>
+            <w:webHidden/>
+          </w:rPr>
+        </w:r>
+        <w:r>
+          <w:rPr>
+            <w:noProof/>
+            <w:webHidden/>
+          </w:rPr>
           <w:fldChar w:fldCharType="separate"/>
+        </w:r>
+        <w:r>
+          <w:rPr>
+            <w:noProof/>
+            <w:webHidden/>
+          </w:rPr>
           <w:t>19</w:t>
+        </w:r>
+        <w:r>
+          <w:rPr>
+            <w:noProof/>
+            <w:webHidden/>
+          </w:rPr>
           <w:fldChar w:fldCharType="end"/>
         </w:r>
       </w:hyperlink>
@@ -1486,7 +2928,7 @@
           <w14:ligatures w14:val="standardContextual"/>
         </w:rPr>
       </w:pPr>
-      <w:hyperlink w:anchor="_Toc230732657" w:history="1">
+      <w:hyperlink w:anchor="_Toc230791667" w:history="1">
         <w:r>
           <w:rPr>
             <w:rStyle w:val="Hyperlink"/>
@@ -1500,10 +2942,46 @@
             <w:webHidden/>
           </w:rPr>
           <w:tab/>
+        </w:r>
+        <w:r>
+          <w:rPr>
+            <w:noProof/>
+            <w:webHidden/>
+          </w:rPr>
           <w:fldChar w:fldCharType="begin"/>
-          <w:instrText xml:space="preserve"> PAGEREF _Toc230732657 \h </w:instrText>
+        </w:r>
+        <w:r>
+          <w:rPr>
+            <w:noProof/>
+            <w:webHidden/>
+          </w:rPr>
+          <w:instrText xml:space="preserve"> PAGEREF _Toc230791667 \h </w:instrText>
+        </w:r>
+        <w:r>
+          <w:rPr>
+            <w:noProof/>
+            <w:webHidden/>
+          </w:rPr>
+        </w:r>
+        <w:r>
+          <w:rPr>
+            <w:noProof/>
+            <w:webHidden/>
+          </w:rPr>
           <w:fldChar w:fldCharType="separate"/>
+        </w:r>
+        <w:r>
+          <w:rPr>
+            <w:noProof/>
+            <w:webHidden/>
+          </w:rPr>
           <w:t>19</w:t>
+        </w:r>
+        <w:r>
+          <w:rPr>
+            <w:noProof/>
+            <w:webHidden/>
+          </w:rPr>
           <w:fldChar w:fldCharType="end"/>
         </w:r>
       </w:hyperlink>
@@ -1520,7 +2998,7 @@
           <w14:ligatures w14:val="standardContextual"/>
         </w:rPr>
       </w:pPr>
-      <w:hyperlink w:anchor="_Toc230732658" w:history="1">
+      <w:hyperlink w:anchor="_Toc230791668" w:history="1">
         <w:r>
           <w:rPr>
             <w:rStyle w:val="Hyperlink"/>
@@ -1534,10 +3012,46 @@
             <w:webHidden/>
           </w:rPr>
           <w:tab/>
+        </w:r>
+        <w:r>
+          <w:rPr>
+            <w:noProof/>
+            <w:webHidden/>
+          </w:rPr>
           <w:fldChar w:fldCharType="begin"/>
-          <w:instrText xml:space="preserve"> PAGEREF _Toc230732658 \h </w:instrText>
+        </w:r>
+        <w:r>
+          <w:rPr>
+            <w:noProof/>
+            <w:webHidden/>
+          </w:rPr>
+          <w:instrText xml:space="preserve"> PAGEREF _Toc230791668 \h </w:instrText>
+        </w:r>
+        <w:r>
+          <w:rPr>
+            <w:noProof/>
+            <w:webHidden/>
+          </w:rPr>
+        </w:r>
+        <w:r>
+          <w:rPr>
+            <w:noProof/>
+            <w:webHidden/>
+          </w:rPr>
           <w:fldChar w:fldCharType="separate"/>
+        </w:r>
+        <w:r>
+          <w:rPr>
+            <w:noProof/>
+            <w:webHidden/>
+          </w:rPr>
           <w:t>20</w:t>
+        </w:r>
+        <w:r>
+          <w:rPr>
+            <w:noProof/>
+            <w:webHidden/>
+          </w:rPr>
           <w:fldChar w:fldCharType="end"/>
         </w:r>
       </w:hyperlink>
@@ -1554,7 +3068,7 @@
           <w14:ligatures w14:val="standardContextual"/>
         </w:rPr>
       </w:pPr>
-      <w:hyperlink w:anchor="_Toc230732659" w:history="1">
+      <w:hyperlink w:anchor="_Toc230791669" w:history="1">
         <w:r>
           <w:rPr>
             <w:rStyle w:val="Hyperlink"/>
@@ -1568,10 +3082,46 @@
             <w:webHidden/>
           </w:rPr>
           <w:tab/>
+        </w:r>
+        <w:r>
+          <w:rPr>
+            <w:noProof/>
+            <w:webHidden/>
+          </w:rPr>
           <w:fldChar w:fldCharType="begin"/>
-          <w:instrText xml:space="preserve"> PAGEREF _Toc230732659 \h </w:instrText>
+        </w:r>
+        <w:r>
+          <w:rPr>
+            <w:noProof/>
+            <w:webHidden/>
+          </w:rPr>
+          <w:instrText xml:space="preserve"> PAGEREF _Toc230791669 \h </w:instrText>
+        </w:r>
+        <w:r>
+          <w:rPr>
+            <w:noProof/>
+            <w:webHidden/>
+          </w:rPr>
+        </w:r>
+        <w:r>
+          <w:rPr>
+            <w:noProof/>
+            <w:webHidden/>
+          </w:rPr>
           <w:fldChar w:fldCharType="separate"/>
+        </w:r>
+        <w:r>
+          <w:rPr>
+            <w:noProof/>
+            <w:webHidden/>
+          </w:rPr>
           <w:t>20</w:t>
+        </w:r>
+        <w:r>
+          <w:rPr>
+            <w:noProof/>
+            <w:webHidden/>
+          </w:rPr>
           <w:fldChar w:fldCharType="end"/>
         </w:r>
       </w:hyperlink>
@@ -1588,7 +3138,7 @@
           <w14:ligatures w14:val="standardContextual"/>
         </w:rPr>
       </w:pPr>
-      <w:hyperlink w:anchor="_Toc230732660" w:history="1">
+      <w:hyperlink w:anchor="_Toc230791670" w:history="1">
         <w:r>
           <w:rPr>
             <w:rStyle w:val="Hyperlink"/>
@@ -1602,10 +3152,46 @@
             <w:webHidden/>
           </w:rPr>
           <w:tab/>
+        </w:r>
+        <w:r>
+          <w:rPr>
+            <w:noProof/>
+            <w:webHidden/>
+          </w:rPr>
           <w:fldChar w:fldCharType="begin"/>
-          <w:instrText xml:space="preserve"> PAGEREF _Toc230732660 \h </w:instrText>
+        </w:r>
+        <w:r>
+          <w:rPr>
+            <w:noProof/>
+            <w:webHidden/>
+          </w:rPr>
+          <w:instrText xml:space="preserve"> PAGEREF _Toc230791670 \h </w:instrText>
+        </w:r>
+        <w:r>
+          <w:rPr>
+            <w:noProof/>
+            <w:webHidden/>
+          </w:rPr>
+        </w:r>
+        <w:r>
+          <w:rPr>
+            <w:noProof/>
+            <w:webHidden/>
+          </w:rPr>
           <w:fldChar w:fldCharType="separate"/>
+        </w:r>
+        <w:r>
+          <w:rPr>
+            <w:noProof/>
+            <w:webHidden/>
+          </w:rPr>
           <w:t>21</w:t>
+        </w:r>
+        <w:r>
+          <w:rPr>
+            <w:noProof/>
+            <w:webHidden/>
+          </w:rPr>
           <w:fldChar w:fldCharType="end"/>
         </w:r>
       </w:hyperlink>
@@ -1622,7 +3208,7 @@
           <w14:ligatures w14:val="standardContextual"/>
         </w:rPr>
       </w:pPr>
-      <w:hyperlink w:anchor="_Toc230732661" w:history="1">
+      <w:hyperlink w:anchor="_Toc230791671" w:history="1">
         <w:r>
           <w:rPr>
             <w:rStyle w:val="Hyperlink"/>
@@ -1636,10 +3222,46 @@
             <w:webHidden/>
           </w:rPr>
           <w:tab/>
+        </w:r>
+        <w:r>
+          <w:rPr>
+            <w:noProof/>
+            <w:webHidden/>
+          </w:rPr>
           <w:fldChar w:fldCharType="begin"/>
-          <w:instrText xml:space="preserve"> PAGEREF _Toc230732661 \h </w:instrText>
+        </w:r>
+        <w:r>
+          <w:rPr>
+            <w:noProof/>
+            <w:webHidden/>
+          </w:rPr>
+          <w:instrText xml:space="preserve"> PAGEREF _Toc230791671 \h </w:instrText>
+        </w:r>
+        <w:r>
+          <w:rPr>
+            <w:noProof/>
+            <w:webHidden/>
+          </w:rPr>
+        </w:r>
+        <w:r>
+          <w:rPr>
+            <w:noProof/>
+            <w:webHidden/>
+          </w:rPr>
           <w:fldChar w:fldCharType="separate"/>
+        </w:r>
+        <w:r>
+          <w:rPr>
+            <w:noProof/>
+            <w:webHidden/>
+          </w:rPr>
           <w:t>21</w:t>
+        </w:r>
+        <w:r>
+          <w:rPr>
+            <w:noProof/>
+            <w:webHidden/>
+          </w:rPr>
           <w:fldChar w:fldCharType="end"/>
         </w:r>
       </w:hyperlink>
@@ -1656,7 +3278,7 @@
           <w14:ligatures w14:val="standardContextual"/>
         </w:rPr>
       </w:pPr>
-      <w:hyperlink w:anchor="_Toc230732662" w:history="1">
+      <w:hyperlink w:anchor="_Toc230791672" w:history="1">
         <w:r>
           <w:rPr>
             <w:rStyle w:val="Hyperlink"/>
@@ -1670,10 +3292,46 @@
             <w:webHidden/>
           </w:rPr>
           <w:tab/>
+        </w:r>
+        <w:r>
+          <w:rPr>
+            <w:noProof/>
+            <w:webHidden/>
+          </w:rPr>
           <w:fldChar w:fldCharType="begin"/>
-          <w:instrText xml:space="preserve"> PAGEREF _Toc230732662 \h </w:instrText>
+        </w:r>
+        <w:r>
+          <w:rPr>
+            <w:noProof/>
+            <w:webHidden/>
+          </w:rPr>
+          <w:instrText xml:space="preserve"> PAGEREF _Toc230791672 \h </w:instrText>
+        </w:r>
+        <w:r>
+          <w:rPr>
+            <w:noProof/>
+            <w:webHidden/>
+          </w:rPr>
+        </w:r>
+        <w:r>
+          <w:rPr>
+            <w:noProof/>
+            <w:webHidden/>
+          </w:rPr>
           <w:fldChar w:fldCharType="separate"/>
+        </w:r>
+        <w:r>
+          <w:rPr>
+            <w:noProof/>
+            <w:webHidden/>
+          </w:rPr>
           <w:t>22</w:t>
+        </w:r>
+        <w:r>
+          <w:rPr>
+            <w:noProof/>
+            <w:webHidden/>
+          </w:rPr>
           <w:fldChar w:fldCharType="end"/>
         </w:r>
       </w:hyperlink>
@@ -1690,7 +3348,7 @@
           <w14:ligatures w14:val="standardContextual"/>
         </w:rPr>
       </w:pPr>
-      <w:hyperlink w:anchor="_Toc230732663" w:history="1">
+      <w:hyperlink w:anchor="_Toc230791673" w:history="1">
         <w:r>
           <w:rPr>
             <w:rStyle w:val="Hyperlink"/>
@@ -1704,10 +3362,46 @@
             <w:webHidden/>
           </w:rPr>
           <w:tab/>
+        </w:r>
+        <w:r>
+          <w:rPr>
+            <w:noProof/>
+            <w:webHidden/>
+          </w:rPr>
           <w:fldChar w:fldCharType="begin"/>
-          <w:instrText xml:space="preserve"> PAGEREF _Toc230732663 \h </w:instrText>
+        </w:r>
+        <w:r>
+          <w:rPr>
+            <w:noProof/>
+            <w:webHidden/>
+          </w:rPr>
+          <w:instrText xml:space="preserve"> PAGEREF _Toc230791673 \h </w:instrText>
+        </w:r>
+        <w:r>
+          <w:rPr>
+            <w:noProof/>
+            <w:webHidden/>
+          </w:rPr>
+        </w:r>
+        <w:r>
+          <w:rPr>
+            <w:noProof/>
+            <w:webHidden/>
+          </w:rPr>
           <w:fldChar w:fldCharType="separate"/>
+        </w:r>
+        <w:r>
+          <w:rPr>
+            <w:noProof/>
+            <w:webHidden/>
+          </w:rPr>
           <w:t>22</w:t>
+        </w:r>
+        <w:r>
+          <w:rPr>
+            <w:noProof/>
+            <w:webHidden/>
+          </w:rPr>
           <w:fldChar w:fldCharType="end"/>
         </w:r>
       </w:hyperlink>
@@ -1724,7 +3418,7 @@
           <w14:ligatures w14:val="standardContextual"/>
         </w:rPr>
       </w:pPr>
-      <w:hyperlink w:anchor="_Toc230732664" w:history="1">
+      <w:hyperlink w:anchor="_Toc230791674" w:history="1">
         <w:r>
           <w:rPr>
             <w:rStyle w:val="Hyperlink"/>
@@ -1738,10 +3432,46 @@
             <w:webHidden/>
           </w:rPr>
           <w:tab/>
+        </w:r>
+        <w:r>
+          <w:rPr>
+            <w:noProof/>
+            <w:webHidden/>
+          </w:rPr>
           <w:fldChar w:fldCharType="begin"/>
-          <w:instrText xml:space="preserve"> PAGEREF _Toc230732664 \h </w:instrText>
+        </w:r>
+        <w:r>
+          <w:rPr>
+            <w:noProof/>
+            <w:webHidden/>
+          </w:rPr>
+          <w:instrText xml:space="preserve"> PAGEREF _Toc230791674 \h </w:instrText>
+        </w:r>
+        <w:r>
+          <w:rPr>
+            <w:noProof/>
+            <w:webHidden/>
+          </w:rPr>
+        </w:r>
+        <w:r>
+          <w:rPr>
+            <w:noProof/>
+            <w:webHidden/>
+          </w:rPr>
           <w:fldChar w:fldCharType="separate"/>
+        </w:r>
+        <w:r>
+          <w:rPr>
+            <w:noProof/>
+            <w:webHidden/>
+          </w:rPr>
           <w:t>22</w:t>
+        </w:r>
+        <w:r>
+          <w:rPr>
+            <w:noProof/>
+            <w:webHidden/>
+          </w:rPr>
           <w:fldChar w:fldCharType="end"/>
         </w:r>
       </w:hyperlink>
@@ -1758,7 +3488,7 @@
           <w14:ligatures w14:val="standardContextual"/>
         </w:rPr>
       </w:pPr>
-      <w:hyperlink w:anchor="_Toc230732665" w:history="1">
+      <w:hyperlink w:anchor="_Toc230791675" w:history="1">
         <w:r>
           <w:rPr>
             <w:rStyle w:val="Hyperlink"/>
@@ -1772,10 +3502,46 @@
             <w:webHidden/>
           </w:rPr>
           <w:tab/>
+        </w:r>
+        <w:r>
+          <w:rPr>
+            <w:noProof/>
+            <w:webHidden/>
+          </w:rPr>
           <w:fldChar w:fldCharType="begin"/>
-          <w:instrText xml:space="preserve"> PAGEREF _Toc230732665 \h </w:instrText>
+        </w:r>
+        <w:r>
+          <w:rPr>
+            <w:noProof/>
+            <w:webHidden/>
+          </w:rPr>
+          <w:instrText xml:space="preserve"> PAGEREF _Toc230791675 \h </w:instrText>
+        </w:r>
+        <w:r>
+          <w:rPr>
+            <w:noProof/>
+            <w:webHidden/>
+          </w:rPr>
+        </w:r>
+        <w:r>
+          <w:rPr>
+            <w:noProof/>
+            <w:webHidden/>
+          </w:rPr>
           <w:fldChar w:fldCharType="separate"/>
+        </w:r>
+        <w:r>
+          <w:rPr>
+            <w:noProof/>
+            <w:webHidden/>
+          </w:rPr>
           <w:t>23</w:t>
+        </w:r>
+        <w:r>
+          <w:rPr>
+            <w:noProof/>
+            <w:webHidden/>
+          </w:rPr>
           <w:fldChar w:fldCharType="end"/>
         </w:r>
       </w:hyperlink>
@@ -1792,7 +3558,7 @@
           <w14:ligatures w14:val="standardContextual"/>
         </w:rPr>
       </w:pPr>
-      <w:hyperlink w:anchor="_Toc230732666" w:history="1">
+      <w:hyperlink w:anchor="_Toc230791676" w:history="1">
         <w:r>
           <w:rPr>
             <w:rStyle w:val="Hyperlink"/>
@@ -1806,10 +3572,46 @@
             <w:webHidden/>
           </w:rPr>
           <w:tab/>
+        </w:r>
+        <w:r>
+          <w:rPr>
+            <w:noProof/>
+            <w:webHidden/>
+          </w:rPr>
           <w:fldChar w:fldCharType="begin"/>
-          <w:instrText xml:space="preserve"> PAGEREF _Toc230732666 \h </w:instrText>
+        </w:r>
+        <w:r>
+          <w:rPr>
+            <w:noProof/>
+            <w:webHidden/>
+          </w:rPr>
+          <w:instrText xml:space="preserve"> PAGEREF _Toc230791676 \h </w:instrText>
+        </w:r>
+        <w:r>
+          <w:rPr>
+            <w:noProof/>
+            <w:webHidden/>
+          </w:rPr>
+        </w:r>
+        <w:r>
+          <w:rPr>
+            <w:noProof/>
+            <w:webHidden/>
+          </w:rPr>
           <w:fldChar w:fldCharType="separate"/>
+        </w:r>
+        <w:r>
+          <w:rPr>
+            <w:noProof/>
+            <w:webHidden/>
+          </w:rPr>
           <w:t>23</w:t>
+        </w:r>
+        <w:r>
+          <w:rPr>
+            <w:noProof/>
+            <w:webHidden/>
+          </w:rPr>
           <w:fldChar w:fldCharType="end"/>
         </w:r>
       </w:hyperlink>
@@ -1826,7 +3628,7 @@
           <w14:ligatures w14:val="standardContextual"/>
         </w:rPr>
       </w:pPr>
-      <w:hyperlink w:anchor="_Toc230732667" w:history="1">
+      <w:hyperlink w:anchor="_Toc230791677" w:history="1">
         <w:r>
           <w:rPr>
             <w:rStyle w:val="Hyperlink"/>
@@ -1840,10 +3642,46 @@
             <w:webHidden/>
           </w:rPr>
           <w:tab/>
+        </w:r>
+        <w:r>
+          <w:rPr>
+            <w:noProof/>
+            <w:webHidden/>
+          </w:rPr>
           <w:fldChar w:fldCharType="begin"/>
-          <w:instrText xml:space="preserve"> PAGEREF _Toc230732667 \h </w:instrText>
+        </w:r>
+        <w:r>
+          <w:rPr>
+            <w:noProof/>
+            <w:webHidden/>
+          </w:rPr>
+          <w:instrText xml:space="preserve"> PAGEREF _Toc230791677 \h </w:instrText>
+        </w:r>
+        <w:r>
+          <w:rPr>
+            <w:noProof/>
+            <w:webHidden/>
+          </w:rPr>
+        </w:r>
+        <w:r>
+          <w:rPr>
+            <w:noProof/>
+            <w:webHidden/>
+          </w:rPr>
           <w:fldChar w:fldCharType="separate"/>
+        </w:r>
+        <w:r>
+          <w:rPr>
+            <w:noProof/>
+            <w:webHidden/>
+          </w:rPr>
           <w:t>24</w:t>
+        </w:r>
+        <w:r>
+          <w:rPr>
+            <w:noProof/>
+            <w:webHidden/>
+          </w:rPr>
           <w:fldChar w:fldCharType="end"/>
         </w:r>
       </w:hyperlink>
@@ -1860,7 +3698,7 @@
           <w14:ligatures w14:val="standardContextual"/>
         </w:rPr>
       </w:pPr>
-      <w:hyperlink w:anchor="_Toc230732668" w:history="1">
+      <w:hyperlink w:anchor="_Toc230791678" w:history="1">
         <w:r>
           <w:rPr>
             <w:rStyle w:val="Hyperlink"/>
@@ -1874,10 +3712,46 @@
             <w:webHidden/>
           </w:rPr>
           <w:tab/>
+        </w:r>
+        <w:r>
+          <w:rPr>
+            <w:noProof/>
+            <w:webHidden/>
+          </w:rPr>
           <w:fldChar w:fldCharType="begin"/>
-          <w:instrText xml:space="preserve"> PAGEREF _Toc230732668 \h </w:instrText>
+        </w:r>
+        <w:r>
+          <w:rPr>
+            <w:noProof/>
+            <w:webHidden/>
+          </w:rPr>
+          <w:instrText xml:space="preserve"> PAGEREF _Toc230791678 \h </w:instrText>
+        </w:r>
+        <w:r>
+          <w:rPr>
+            <w:noProof/>
+            <w:webHidden/>
+          </w:rPr>
+        </w:r>
+        <w:r>
+          <w:rPr>
+            <w:noProof/>
+            <w:webHidden/>
+          </w:rPr>
           <w:fldChar w:fldCharType="separate"/>
+        </w:r>
+        <w:r>
+          <w:rPr>
+            <w:noProof/>
+            <w:webHidden/>
+          </w:rPr>
           <w:t>24</w:t>
+        </w:r>
+        <w:r>
+          <w:rPr>
+            <w:noProof/>
+            <w:webHidden/>
+          </w:rPr>
           <w:fldChar w:fldCharType="end"/>
         </w:r>
       </w:hyperlink>
@@ -1894,7 +3768,7 @@
           <w14:ligatures w14:val="standardContextual"/>
         </w:rPr>
       </w:pPr>
-      <w:hyperlink w:anchor="_Toc230732669" w:history="1">
+      <w:hyperlink w:anchor="_Toc230791679" w:history="1">
         <w:r>
           <w:rPr>
             <w:rStyle w:val="Hyperlink"/>
@@ -1908,10 +3782,46 @@
             <w:webHidden/>
           </w:rPr>
           <w:tab/>
+        </w:r>
+        <w:r>
+          <w:rPr>
+            <w:noProof/>
+            <w:webHidden/>
+          </w:rPr>
           <w:fldChar w:fldCharType="begin"/>
-          <w:instrText xml:space="preserve"> PAGEREF _Toc230732669 \h </w:instrText>
+        </w:r>
+        <w:r>
+          <w:rPr>
+            <w:noProof/>
+            <w:webHidden/>
+          </w:rPr>
+          <w:instrText xml:space="preserve"> PAGEREF _Toc230791679 \h </w:instrText>
+        </w:r>
+        <w:r>
+          <w:rPr>
+            <w:noProof/>
+            <w:webHidden/>
+          </w:rPr>
+        </w:r>
+        <w:r>
+          <w:rPr>
+            <w:noProof/>
+            <w:webHidden/>
+          </w:rPr>
           <w:fldChar w:fldCharType="separate"/>
+        </w:r>
+        <w:r>
+          <w:rPr>
+            <w:noProof/>
+            <w:webHidden/>
+          </w:rPr>
           <w:t>24</w:t>
+        </w:r>
+        <w:r>
+          <w:rPr>
+            <w:noProof/>
+            <w:webHidden/>
+          </w:rPr>
           <w:fldChar w:fldCharType="end"/>
         </w:r>
       </w:hyperlink>
@@ -1928,7 +3838,7 @@
           <w14:ligatures w14:val="standardContextual"/>
         </w:rPr>
       </w:pPr>
-      <w:hyperlink w:anchor="_Toc230732670" w:history="1">
+      <w:hyperlink w:anchor="_Toc230791680" w:history="1">
         <w:r>
           <w:rPr>
             <w:rStyle w:val="Hyperlink"/>
@@ -1942,10 +3852,46 @@
             <w:webHidden/>
           </w:rPr>
           <w:tab/>
+        </w:r>
+        <w:r>
+          <w:rPr>
+            <w:noProof/>
+            <w:webHidden/>
+          </w:rPr>
           <w:fldChar w:fldCharType="begin"/>
-          <w:instrText xml:space="preserve"> PAGEREF _Toc230732670 \h </w:instrText>
+        </w:r>
+        <w:r>
+          <w:rPr>
+            <w:noProof/>
+            <w:webHidden/>
+          </w:rPr>
+          <w:instrText xml:space="preserve"> PAGEREF _Toc230791680 \h </w:instrText>
+        </w:r>
+        <w:r>
+          <w:rPr>
+            <w:noProof/>
+            <w:webHidden/>
+          </w:rPr>
+        </w:r>
+        <w:r>
+          <w:rPr>
+            <w:noProof/>
+            <w:webHidden/>
+          </w:rPr>
           <w:fldChar w:fldCharType="separate"/>
+        </w:r>
+        <w:r>
+          <w:rPr>
+            <w:noProof/>
+            <w:webHidden/>
+          </w:rPr>
           <w:t>25</w:t>
+        </w:r>
+        <w:r>
+          <w:rPr>
+            <w:noProof/>
+            <w:webHidden/>
+          </w:rPr>
           <w:fldChar w:fldCharType="end"/>
         </w:r>
       </w:hyperlink>
@@ -1962,7 +3908,7 @@
           <w14:ligatures w14:val="standardContextual"/>
         </w:rPr>
       </w:pPr>
-      <w:hyperlink w:anchor="_Toc230732671" w:history="1">
+      <w:hyperlink w:anchor="_Toc230791681" w:history="1">
         <w:r>
           <w:rPr>
             <w:rStyle w:val="Hyperlink"/>
@@ -1976,10 +3922,46 @@
             <w:webHidden/>
           </w:rPr>
           <w:tab/>
+        </w:r>
+        <w:r>
+          <w:rPr>
+            <w:noProof/>
+            <w:webHidden/>
+          </w:rPr>
           <w:fldChar w:fldCharType="begin"/>
-          <w:instrText xml:space="preserve"> PAGEREF _Toc230732671 \h </w:instrText>
+        </w:r>
+        <w:r>
+          <w:rPr>
+            <w:noProof/>
+            <w:webHidden/>
+          </w:rPr>
+          <w:instrText xml:space="preserve"> PAGEREF _Toc230791681 \h </w:instrText>
+        </w:r>
+        <w:r>
+          <w:rPr>
+            <w:noProof/>
+            <w:webHidden/>
+          </w:rPr>
+        </w:r>
+        <w:r>
+          <w:rPr>
+            <w:noProof/>
+            <w:webHidden/>
+          </w:rPr>
           <w:fldChar w:fldCharType="separate"/>
+        </w:r>
+        <w:r>
+          <w:rPr>
+            <w:noProof/>
+            <w:webHidden/>
+          </w:rPr>
           <w:t>25</w:t>
+        </w:r>
+        <w:r>
+          <w:rPr>
+            <w:noProof/>
+            <w:webHidden/>
+          </w:rPr>
           <w:fldChar w:fldCharType="end"/>
         </w:r>
       </w:hyperlink>
@@ -1996,7 +3978,7 @@
           <w14:ligatures w14:val="standardContextual"/>
         </w:rPr>
       </w:pPr>
-      <w:hyperlink w:anchor="_Toc230732672" w:history="1">
+      <w:hyperlink w:anchor="_Toc230791682" w:history="1">
         <w:r>
           <w:rPr>
             <w:rStyle w:val="Hyperlink"/>
@@ -2010,10 +3992,46 @@
             <w:webHidden/>
           </w:rPr>
           <w:tab/>
+        </w:r>
+        <w:r>
+          <w:rPr>
+            <w:noProof/>
+            <w:webHidden/>
+          </w:rPr>
           <w:fldChar w:fldCharType="begin"/>
-          <w:instrText xml:space="preserve"> PAGEREF _Toc230732672 \h </w:instrText>
+        </w:r>
+        <w:r>
+          <w:rPr>
+            <w:noProof/>
+            <w:webHidden/>
+          </w:rPr>
+          <w:instrText xml:space="preserve"> PAGEREF _Toc230791682 \h </w:instrText>
+        </w:r>
+        <w:r>
+          <w:rPr>
+            <w:noProof/>
+            <w:webHidden/>
+          </w:rPr>
+        </w:r>
+        <w:r>
+          <w:rPr>
+            <w:noProof/>
+            <w:webHidden/>
+          </w:rPr>
           <w:fldChar w:fldCharType="separate"/>
+        </w:r>
+        <w:r>
+          <w:rPr>
+            <w:noProof/>
+            <w:webHidden/>
+          </w:rPr>
           <w:t>26</w:t>
+        </w:r>
+        <w:r>
+          <w:rPr>
+            <w:noProof/>
+            <w:webHidden/>
+          </w:rPr>
           <w:fldChar w:fldCharType="end"/>
         </w:r>
       </w:hyperlink>
@@ -2030,7 +4048,7 @@
           <w14:ligatures w14:val="standardContextual"/>
         </w:rPr>
       </w:pPr>
-      <w:hyperlink w:anchor="_Toc230732673" w:history="1">
+      <w:hyperlink w:anchor="_Toc230791683" w:history="1">
         <w:r>
           <w:rPr>
             <w:rStyle w:val="Hyperlink"/>
@@ -2044,10 +4062,46 @@
             <w:webHidden/>
           </w:rPr>
           <w:tab/>
+        </w:r>
+        <w:r>
+          <w:rPr>
+            <w:noProof/>
+            <w:webHidden/>
+          </w:rPr>
           <w:fldChar w:fldCharType="begin"/>
-          <w:instrText xml:space="preserve"> PAGEREF _Toc230732673 \h </w:instrText>
+        </w:r>
+        <w:r>
+          <w:rPr>
+            <w:noProof/>
+            <w:webHidden/>
+          </w:rPr>
+          <w:instrText xml:space="preserve"> PAGEREF _Toc230791683 \h </w:instrText>
+        </w:r>
+        <w:r>
+          <w:rPr>
+            <w:noProof/>
+            <w:webHidden/>
+          </w:rPr>
+        </w:r>
+        <w:r>
+          <w:rPr>
+            <w:noProof/>
+            <w:webHidden/>
+          </w:rPr>
           <w:fldChar w:fldCharType="separate"/>
+        </w:r>
+        <w:r>
+          <w:rPr>
+            <w:noProof/>
+            <w:webHidden/>
+          </w:rPr>
           <w:t>26</w:t>
+        </w:r>
+        <w:r>
+          <w:rPr>
+            <w:noProof/>
+            <w:webHidden/>
+          </w:rPr>
           <w:fldChar w:fldCharType="end"/>
         </w:r>
       </w:hyperlink>
@@ -2064,7 +4118,7 @@
           <w14:ligatures w14:val="standardContextual"/>
         </w:rPr>
       </w:pPr>
-      <w:hyperlink w:anchor="_Toc230732674" w:history="1">
+      <w:hyperlink w:anchor="_Toc230791684" w:history="1">
         <w:r>
           <w:rPr>
             <w:rStyle w:val="Hyperlink"/>
@@ -2078,10 +4132,46 @@
             <w:webHidden/>
           </w:rPr>
           <w:tab/>
+        </w:r>
+        <w:r>
+          <w:rPr>
+            <w:noProof/>
+            <w:webHidden/>
+          </w:rPr>
           <w:fldChar w:fldCharType="begin"/>
-          <w:instrText xml:space="preserve"> PAGEREF _Toc230732674 \h </w:instrText>
+        </w:r>
+        <w:r>
+          <w:rPr>
+            <w:noProof/>
+            <w:webHidden/>
+          </w:rPr>
+          <w:instrText xml:space="preserve"> PAGEREF _Toc230791684 \h </w:instrText>
+        </w:r>
+        <w:r>
+          <w:rPr>
+            <w:noProof/>
+            <w:webHidden/>
+          </w:rPr>
+        </w:r>
+        <w:r>
+          <w:rPr>
+            <w:noProof/>
+            <w:webHidden/>
+          </w:rPr>
           <w:fldChar w:fldCharType="separate"/>
+        </w:r>
+        <w:r>
+          <w:rPr>
+            <w:noProof/>
+            <w:webHidden/>
+          </w:rPr>
           <w:t>26</w:t>
+        </w:r>
+        <w:r>
+          <w:rPr>
+            <w:noProof/>
+            <w:webHidden/>
+          </w:rPr>
           <w:fldChar w:fldCharType="end"/>
         </w:r>
       </w:hyperlink>
@@ -2098,7 +4188,7 @@
           <w14:ligatures w14:val="standardContextual"/>
         </w:rPr>
       </w:pPr>
-      <w:hyperlink w:anchor="_Toc230732675" w:history="1">
+      <w:hyperlink w:anchor="_Toc230791685" w:history="1">
         <w:r>
           <w:rPr>
             <w:rStyle w:val="Hyperlink"/>
@@ -2112,10 +4202,46 @@
             <w:webHidden/>
           </w:rPr>
           <w:tab/>
+        </w:r>
+        <w:r>
+          <w:rPr>
+            <w:noProof/>
+            <w:webHidden/>
+          </w:rPr>
           <w:fldChar w:fldCharType="begin"/>
-          <w:instrText xml:space="preserve"> PAGEREF _Toc230732675 \h </w:instrText>
+        </w:r>
+        <w:r>
+          <w:rPr>
+            <w:noProof/>
+            <w:webHidden/>
+          </w:rPr>
+          <w:instrText xml:space="preserve"> PAGEREF _Toc230791685 \h </w:instrText>
+        </w:r>
+        <w:r>
+          <w:rPr>
+            <w:noProof/>
+            <w:webHidden/>
+          </w:rPr>
+        </w:r>
+        <w:r>
+          <w:rPr>
+            <w:noProof/>
+            <w:webHidden/>
+          </w:rPr>
           <w:fldChar w:fldCharType="separate"/>
+        </w:r>
+        <w:r>
+          <w:rPr>
+            <w:noProof/>
+            <w:webHidden/>
+          </w:rPr>
           <w:t>27</w:t>
+        </w:r>
+        <w:r>
+          <w:rPr>
+            <w:noProof/>
+            <w:webHidden/>
+          </w:rPr>
           <w:fldChar w:fldCharType="end"/>
         </w:r>
       </w:hyperlink>
@@ -2132,7 +4258,7 @@
           <w14:ligatures w14:val="standardContextual"/>
         </w:rPr>
       </w:pPr>
-      <w:hyperlink w:anchor="_Toc230732676" w:history="1">
+      <w:hyperlink w:anchor="_Toc230791686" w:history="1">
         <w:r>
           <w:rPr>
             <w:rStyle w:val="Hyperlink"/>
@@ -2146,10 +4272,46 @@
             <w:webHidden/>
           </w:rPr>
           <w:tab/>
+        </w:r>
+        <w:r>
+          <w:rPr>
+            <w:noProof/>
+            <w:webHidden/>
+          </w:rPr>
           <w:fldChar w:fldCharType="begin"/>
-          <w:instrText xml:space="preserve"> PAGEREF _Toc230732676 \h </w:instrText>
+        </w:r>
+        <w:r>
+          <w:rPr>
+            <w:noProof/>
+            <w:webHidden/>
+          </w:rPr>
+          <w:instrText xml:space="preserve"> PAGEREF _Toc230791686 \h </w:instrText>
+        </w:r>
+        <w:r>
+          <w:rPr>
+            <w:noProof/>
+            <w:webHidden/>
+          </w:rPr>
+        </w:r>
+        <w:r>
+          <w:rPr>
+            <w:noProof/>
+            <w:webHidden/>
+          </w:rPr>
           <w:fldChar w:fldCharType="separate"/>
+        </w:r>
+        <w:r>
+          <w:rPr>
+            <w:noProof/>
+            <w:webHidden/>
+          </w:rPr>
           <w:t>27</w:t>
+        </w:r>
+        <w:r>
+          <w:rPr>
+            <w:noProof/>
+            <w:webHidden/>
+          </w:rPr>
           <w:fldChar w:fldCharType="end"/>
         </w:r>
       </w:hyperlink>
@@ -2166,7 +4328,7 @@
           <w14:ligatures w14:val="standardContextual"/>
         </w:rPr>
       </w:pPr>
-      <w:hyperlink w:anchor="_Toc230732677" w:history="1">
+      <w:hyperlink w:anchor="_Toc230791687" w:history="1">
         <w:r>
           <w:rPr>
             <w:rStyle w:val="Hyperlink"/>
@@ -2180,10 +4342,46 @@
             <w:webHidden/>
           </w:rPr>
           <w:tab/>
+        </w:r>
+        <w:r>
+          <w:rPr>
+            <w:noProof/>
+            <w:webHidden/>
+          </w:rPr>
           <w:fldChar w:fldCharType="begin"/>
-          <w:instrText xml:space="preserve"> PAGEREF _Toc230732677 \h </w:instrText>
+        </w:r>
+        <w:r>
+          <w:rPr>
+            <w:noProof/>
+            <w:webHidden/>
+          </w:rPr>
+          <w:instrText xml:space="preserve"> PAGEREF _Toc230791687 \h </w:instrText>
+        </w:r>
+        <w:r>
+          <w:rPr>
+            <w:noProof/>
+            <w:webHidden/>
+          </w:rPr>
+        </w:r>
+        <w:r>
+          <w:rPr>
+            <w:noProof/>
+            <w:webHidden/>
+          </w:rPr>
           <w:fldChar w:fldCharType="separate"/>
+        </w:r>
+        <w:r>
+          <w:rPr>
+            <w:noProof/>
+            <w:webHidden/>
+          </w:rPr>
           <w:t>28</w:t>
+        </w:r>
+        <w:r>
+          <w:rPr>
+            <w:noProof/>
+            <w:webHidden/>
+          </w:rPr>
           <w:fldChar w:fldCharType="end"/>
         </w:r>
       </w:hyperlink>
@@ -2200,7 +4398,7 @@
           <w14:ligatures w14:val="standardContextual"/>
         </w:rPr>
       </w:pPr>
-      <w:hyperlink w:anchor="_Toc230732678" w:history="1">
+      <w:hyperlink w:anchor="_Toc230791688" w:history="1">
         <w:r>
           <w:rPr>
             <w:rStyle w:val="Hyperlink"/>
@@ -2214,10 +4412,46 @@
             <w:webHidden/>
           </w:rPr>
           <w:tab/>
+        </w:r>
+        <w:r>
+          <w:rPr>
+            <w:noProof/>
+            <w:webHidden/>
+          </w:rPr>
           <w:fldChar w:fldCharType="begin"/>
-          <w:instrText xml:space="preserve"> PAGEREF _Toc230732678 \h </w:instrText>
+        </w:r>
+        <w:r>
+          <w:rPr>
+            <w:noProof/>
+            <w:webHidden/>
+          </w:rPr>
+          <w:instrText xml:space="preserve"> PAGEREF _Toc230791688 \h </w:instrText>
+        </w:r>
+        <w:r>
+          <w:rPr>
+            <w:noProof/>
+            <w:webHidden/>
+          </w:rPr>
+        </w:r>
+        <w:r>
+          <w:rPr>
+            <w:noProof/>
+            <w:webHidden/>
+          </w:rPr>
           <w:fldChar w:fldCharType="separate"/>
+        </w:r>
+        <w:r>
+          <w:rPr>
+            <w:noProof/>
+            <w:webHidden/>
+          </w:rPr>
           <w:t>28</w:t>
+        </w:r>
+        <w:r>
+          <w:rPr>
+            <w:noProof/>
+            <w:webHidden/>
+          </w:rPr>
           <w:fldChar w:fldCharType="end"/>
         </w:r>
       </w:hyperlink>
@@ -2234,7 +4468,7 @@
           <w14:ligatures w14:val="standardContextual"/>
         </w:rPr>
       </w:pPr>
-      <w:hyperlink w:anchor="_Toc230732679" w:history="1">
+      <w:hyperlink w:anchor="_Toc230791689" w:history="1">
         <w:r>
           <w:rPr>
             <w:rStyle w:val="Hyperlink"/>
@@ -2248,10 +4482,46 @@
             <w:webHidden/>
           </w:rPr>
           <w:tab/>
+        </w:r>
+        <w:r>
+          <w:rPr>
+            <w:noProof/>
+            <w:webHidden/>
+          </w:rPr>
           <w:fldChar w:fldCharType="begin"/>
-          <w:instrText xml:space="preserve"> PAGEREF _Toc230732679 \h </w:instrText>
+        </w:r>
+        <w:r>
+          <w:rPr>
+            <w:noProof/>
+            <w:webHidden/>
+          </w:rPr>
+          <w:instrText xml:space="preserve"> PAGEREF _Toc230791689 \h </w:instrText>
+        </w:r>
+        <w:r>
+          <w:rPr>
+            <w:noProof/>
+            <w:webHidden/>
+          </w:rPr>
+        </w:r>
+        <w:r>
+          <w:rPr>
+            <w:noProof/>
+            <w:webHidden/>
+          </w:rPr>
           <w:fldChar w:fldCharType="separate"/>
+        </w:r>
+        <w:r>
+          <w:rPr>
+            <w:noProof/>
+            <w:webHidden/>
+          </w:rPr>
           <w:t>28</w:t>
+        </w:r>
+        <w:r>
+          <w:rPr>
+            <w:noProof/>
+            <w:webHidden/>
+          </w:rPr>
           <w:fldChar w:fldCharType="end"/>
         </w:r>
       </w:hyperlink>
@@ -2268,7 +4538,7 @@
           <w14:ligatures w14:val="standardContextual"/>
         </w:rPr>
       </w:pPr>
-      <w:hyperlink w:anchor="_Toc230732680" w:history="1">
+      <w:hyperlink w:anchor="_Toc230791690" w:history="1">
         <w:r>
           <w:rPr>
             <w:rStyle w:val="Hyperlink"/>
@@ -2282,10 +4552,46 @@
             <w:webHidden/>
           </w:rPr>
           <w:tab/>
+        </w:r>
+        <w:r>
+          <w:rPr>
+            <w:noProof/>
+            <w:webHidden/>
+          </w:rPr>
           <w:fldChar w:fldCharType="begin"/>
-          <w:instrText xml:space="preserve"> PAGEREF _Toc230732680 \h </w:instrText>
+        </w:r>
+        <w:r>
+          <w:rPr>
+            <w:noProof/>
+            <w:webHidden/>
+          </w:rPr>
+          <w:instrText xml:space="preserve"> PAGEREF _Toc230791690 \h </w:instrText>
+        </w:r>
+        <w:r>
+          <w:rPr>
+            <w:noProof/>
+            <w:webHidden/>
+          </w:rPr>
+        </w:r>
+        <w:r>
+          <w:rPr>
+            <w:noProof/>
+            <w:webHidden/>
+          </w:rPr>
           <w:fldChar w:fldCharType="separate"/>
+        </w:r>
+        <w:r>
+          <w:rPr>
+            <w:noProof/>
+            <w:webHidden/>
+          </w:rPr>
           <w:t>29</w:t>
+        </w:r>
+        <w:r>
+          <w:rPr>
+            <w:noProof/>
+            <w:webHidden/>
+          </w:rPr>
           <w:fldChar w:fldCharType="end"/>
         </w:r>
       </w:hyperlink>
@@ -2302,7 +4608,7 @@
           <w14:ligatures w14:val="standardContextual"/>
         </w:rPr>
       </w:pPr>
-      <w:hyperlink w:anchor="_Toc230732681" w:history="1">
+      <w:hyperlink w:anchor="_Toc230791691" w:history="1">
         <w:r>
           <w:rPr>
             <w:rStyle w:val="Hyperlink"/>
@@ -2316,10 +4622,46 @@
             <w:webHidden/>
           </w:rPr>
           <w:tab/>
+        </w:r>
+        <w:r>
+          <w:rPr>
+            <w:noProof/>
+            <w:webHidden/>
+          </w:rPr>
           <w:fldChar w:fldCharType="begin"/>
-          <w:instrText xml:space="preserve"> PAGEREF _Toc230732681 \h </w:instrText>
+        </w:r>
+        <w:r>
+          <w:rPr>
+            <w:noProof/>
+            <w:webHidden/>
+          </w:rPr>
+          <w:instrText xml:space="preserve"> PAGEREF _Toc230791691 \h </w:instrText>
+        </w:r>
+        <w:r>
+          <w:rPr>
+            <w:noProof/>
+            <w:webHidden/>
+          </w:rPr>
+        </w:r>
+        <w:r>
+          <w:rPr>
+            <w:noProof/>
+            <w:webHidden/>
+          </w:rPr>
           <w:fldChar w:fldCharType="separate"/>
+        </w:r>
+        <w:r>
+          <w:rPr>
+            <w:noProof/>
+            <w:webHidden/>
+          </w:rPr>
           <w:t>29</w:t>
+        </w:r>
+        <w:r>
+          <w:rPr>
+            <w:noProof/>
+            <w:webHidden/>
+          </w:rPr>
           <w:fldChar w:fldCharType="end"/>
         </w:r>
       </w:hyperlink>
@@ -2336,7 +4678,7 @@
           <w14:ligatures w14:val="standardContextual"/>
         </w:rPr>
       </w:pPr>
-      <w:hyperlink w:anchor="_Toc230732682" w:history="1">
+      <w:hyperlink w:anchor="_Toc230791692" w:history="1">
         <w:r>
           <w:rPr>
             <w:rStyle w:val="Hyperlink"/>
@@ -2350,10 +4692,46 @@
             <w:webHidden/>
           </w:rPr>
           <w:tab/>
+        </w:r>
+        <w:r>
+          <w:rPr>
+            <w:noProof/>
+            <w:webHidden/>
+          </w:rPr>
           <w:fldChar w:fldCharType="begin"/>
-          <w:instrText xml:space="preserve"> PAGEREF _Toc230732682 \h </w:instrText>
+        </w:r>
+        <w:r>
+          <w:rPr>
+            <w:noProof/>
+            <w:webHidden/>
+          </w:rPr>
+          <w:instrText xml:space="preserve"> PAGEREF _Toc230791692 \h </w:instrText>
+        </w:r>
+        <w:r>
+          <w:rPr>
+            <w:noProof/>
+            <w:webHidden/>
+          </w:rPr>
+        </w:r>
+        <w:r>
+          <w:rPr>
+            <w:noProof/>
+            <w:webHidden/>
+          </w:rPr>
           <w:fldChar w:fldCharType="separate"/>
+        </w:r>
+        <w:r>
+          <w:rPr>
+            <w:noProof/>
+            <w:webHidden/>
+          </w:rPr>
           <w:t>30</w:t>
+        </w:r>
+        <w:r>
+          <w:rPr>
+            <w:noProof/>
+            <w:webHidden/>
+          </w:rPr>
           <w:fldChar w:fldCharType="end"/>
         </w:r>
       </w:hyperlink>
@@ -2370,7 +4748,7 @@
           <w14:ligatures w14:val="standardContextual"/>
         </w:rPr>
       </w:pPr>
-      <w:hyperlink w:anchor="_Toc230732683" w:history="1">
+      <w:hyperlink w:anchor="_Toc230791693" w:history="1">
         <w:r>
           <w:rPr>
             <w:rStyle w:val="Hyperlink"/>
@@ -2384,10 +4762,46 @@
             <w:webHidden/>
           </w:rPr>
           <w:tab/>
+        </w:r>
+        <w:r>
+          <w:rPr>
+            <w:noProof/>
+            <w:webHidden/>
+          </w:rPr>
           <w:fldChar w:fldCharType="begin"/>
-          <w:instrText xml:space="preserve"> PAGEREF _Toc230732683 \h </w:instrText>
+        </w:r>
+        <w:r>
+          <w:rPr>
+            <w:noProof/>
+            <w:webHidden/>
+          </w:rPr>
+          <w:instrText xml:space="preserve"> PAGEREF _Toc230791693 \h </w:instrText>
+        </w:r>
+        <w:r>
+          <w:rPr>
+            <w:noProof/>
+            <w:webHidden/>
+          </w:rPr>
+        </w:r>
+        <w:r>
+          <w:rPr>
+            <w:noProof/>
+            <w:webHidden/>
+          </w:rPr>
           <w:fldChar w:fldCharType="separate"/>
+        </w:r>
+        <w:r>
+          <w:rPr>
+            <w:noProof/>
+            <w:webHidden/>
+          </w:rPr>
           <w:t>31</w:t>
+        </w:r>
+        <w:r>
+          <w:rPr>
+            <w:noProof/>
+            <w:webHidden/>
+          </w:rPr>
           <w:fldChar w:fldCharType="end"/>
         </w:r>
       </w:hyperlink>
@@ -2404,7 +4818,7 @@
           <w14:ligatures w14:val="standardContextual"/>
         </w:rPr>
       </w:pPr>
-      <w:hyperlink w:anchor="_Toc230732684" w:history="1">
+      <w:hyperlink w:anchor="_Toc230791694" w:history="1">
         <w:r>
           <w:rPr>
             <w:rStyle w:val="Hyperlink"/>
@@ -2418,10 +4832,46 @@
             <w:webHidden/>
           </w:rPr>
           <w:tab/>
+        </w:r>
+        <w:r>
+          <w:rPr>
+            <w:noProof/>
+            <w:webHidden/>
+          </w:rPr>
           <w:fldChar w:fldCharType="begin"/>
-          <w:instrText xml:space="preserve"> PAGEREF _Toc230732684 \h </w:instrText>
+        </w:r>
+        <w:r>
+          <w:rPr>
+            <w:noProof/>
+            <w:webHidden/>
+          </w:rPr>
+          <w:instrText xml:space="preserve"> PAGEREF _Toc230791694 \h </w:instrText>
+        </w:r>
+        <w:r>
+          <w:rPr>
+            <w:noProof/>
+            <w:webHidden/>
+          </w:rPr>
+        </w:r>
+        <w:r>
+          <w:rPr>
+            <w:noProof/>
+            <w:webHidden/>
+          </w:rPr>
           <w:fldChar w:fldCharType="separate"/>
+        </w:r>
+        <w:r>
+          <w:rPr>
+            <w:noProof/>
+            <w:webHidden/>
+          </w:rPr>
           <w:t>31</w:t>
+        </w:r>
+        <w:r>
+          <w:rPr>
+            <w:noProof/>
+            <w:webHidden/>
+          </w:rPr>
           <w:fldChar w:fldCharType="end"/>
         </w:r>
       </w:hyperlink>
@@ -2438,7 +4888,7 @@
           <w14:ligatures w14:val="standardContextual"/>
         </w:rPr>
       </w:pPr>
-      <w:hyperlink w:anchor="_Toc230732685" w:history="1">
+      <w:hyperlink w:anchor="_Toc230791695" w:history="1">
         <w:r>
           <w:rPr>
             <w:rStyle w:val="Hyperlink"/>
@@ -2452,10 +4902,46 @@
             <w:webHidden/>
           </w:rPr>
           <w:tab/>
+        </w:r>
+        <w:r>
+          <w:rPr>
+            <w:noProof/>
+            <w:webHidden/>
+          </w:rPr>
           <w:fldChar w:fldCharType="begin"/>
-          <w:instrText xml:space="preserve"> PAGEREF _Toc230732685 \h </w:instrText>
+        </w:r>
+        <w:r>
+          <w:rPr>
+            <w:noProof/>
+            <w:webHidden/>
+          </w:rPr>
+          <w:instrText xml:space="preserve"> PAGEREF _Toc230791695 \h </w:instrText>
+        </w:r>
+        <w:r>
+          <w:rPr>
+            <w:noProof/>
+            <w:webHidden/>
+          </w:rPr>
+        </w:r>
+        <w:r>
+          <w:rPr>
+            <w:noProof/>
+            <w:webHidden/>
+          </w:rPr>
           <w:fldChar w:fldCharType="separate"/>
+        </w:r>
+        <w:r>
+          <w:rPr>
+            <w:noProof/>
+            <w:webHidden/>
+          </w:rPr>
           <w:t>31</w:t>
+        </w:r>
+        <w:r>
+          <w:rPr>
+            <w:noProof/>
+            <w:webHidden/>
+          </w:rPr>
           <w:fldChar w:fldCharType="end"/>
         </w:r>
       </w:hyperlink>
@@ -2472,7 +4958,7 @@
           <w14:ligatures w14:val="standardContextual"/>
         </w:rPr>
       </w:pPr>
-      <w:hyperlink w:anchor="_Toc230732686" w:history="1">
+      <w:hyperlink w:anchor="_Toc230791696" w:history="1">
         <w:r>
           <w:rPr>
             <w:rStyle w:val="Hyperlink"/>
@@ -2486,10 +4972,46 @@
             <w:webHidden/>
           </w:rPr>
           <w:tab/>
+        </w:r>
+        <w:r>
+          <w:rPr>
+            <w:noProof/>
+            <w:webHidden/>
+          </w:rPr>
           <w:fldChar w:fldCharType="begin"/>
-          <w:instrText xml:space="preserve"> PAGEREF _Toc230732686 \h </w:instrText>
+        </w:r>
+        <w:r>
+          <w:rPr>
+            <w:noProof/>
+            <w:webHidden/>
+          </w:rPr>
+          <w:instrText xml:space="preserve"> PAGEREF _Toc230791696 \h </w:instrText>
+        </w:r>
+        <w:r>
+          <w:rPr>
+            <w:noProof/>
+            <w:webHidden/>
+          </w:rPr>
+        </w:r>
+        <w:r>
+          <w:rPr>
+            <w:noProof/>
+            <w:webHidden/>
+          </w:rPr>
           <w:fldChar w:fldCharType="separate"/>
+        </w:r>
+        <w:r>
+          <w:rPr>
+            <w:noProof/>
+            <w:webHidden/>
+          </w:rPr>
           <w:t>31</w:t>
+        </w:r>
+        <w:r>
+          <w:rPr>
+            <w:noProof/>
+            <w:webHidden/>
+          </w:rPr>
           <w:fldChar w:fldCharType="end"/>
         </w:r>
       </w:hyperlink>
@@ -2506,7 +5028,7 @@
           <w14:ligatures w14:val="standardContextual"/>
         </w:rPr>
       </w:pPr>
-      <w:hyperlink w:anchor="_Toc230732687" w:history="1">
+      <w:hyperlink w:anchor="_Toc230791697" w:history="1">
         <w:r>
           <w:rPr>
             <w:rStyle w:val="Hyperlink"/>
@@ -2520,10 +5042,46 @@
             <w:webHidden/>
           </w:rPr>
           <w:tab/>
+        </w:r>
+        <w:r>
+          <w:rPr>
+            <w:noProof/>
+            <w:webHidden/>
+          </w:rPr>
           <w:fldChar w:fldCharType="begin"/>
-          <w:instrText xml:space="preserve"> PAGEREF _Toc230732687 \h </w:instrText>
+        </w:r>
+        <w:r>
+          <w:rPr>
+            <w:noProof/>
+            <w:webHidden/>
+          </w:rPr>
+          <w:instrText xml:space="preserve"> PAGEREF _Toc230791697 \h </w:instrText>
+        </w:r>
+        <w:r>
+          <w:rPr>
+            <w:noProof/>
+            <w:webHidden/>
+          </w:rPr>
+        </w:r>
+        <w:r>
+          <w:rPr>
+            <w:noProof/>
+            <w:webHidden/>
+          </w:rPr>
           <w:fldChar w:fldCharType="separate"/>
+        </w:r>
+        <w:r>
+          <w:rPr>
+            <w:noProof/>
+            <w:webHidden/>
+          </w:rPr>
           <w:t>31</w:t>
+        </w:r>
+        <w:r>
+          <w:rPr>
+            <w:noProof/>
+            <w:webHidden/>
+          </w:rPr>
           <w:fldChar w:fldCharType="end"/>
         </w:r>
       </w:hyperlink>
@@ -2540,7 +5098,7 @@
           <w14:ligatures w14:val="standardContextual"/>
         </w:rPr>
       </w:pPr>
-      <w:hyperlink w:anchor="_Toc230732688" w:history="1">
+      <w:hyperlink w:anchor="_Toc230791698" w:history="1">
         <w:r>
           <w:rPr>
             <w:rStyle w:val="Hyperlink"/>
@@ -2554,10 +5112,46 @@
             <w:webHidden/>
           </w:rPr>
           <w:tab/>
+        </w:r>
+        <w:r>
+          <w:rPr>
+            <w:noProof/>
+            <w:webHidden/>
+          </w:rPr>
           <w:fldChar w:fldCharType="begin"/>
-          <w:instrText xml:space="preserve"> PAGEREF _Toc230732688 \h </w:instrText>
+        </w:r>
+        <w:r>
+          <w:rPr>
+            <w:noProof/>
+            <w:webHidden/>
+          </w:rPr>
+          <w:instrText xml:space="preserve"> PAGEREF _Toc230791698 \h </w:instrText>
+        </w:r>
+        <w:r>
+          <w:rPr>
+            <w:noProof/>
+            <w:webHidden/>
+          </w:rPr>
+        </w:r>
+        <w:r>
+          <w:rPr>
+            <w:noProof/>
+            <w:webHidden/>
+          </w:rPr>
           <w:fldChar w:fldCharType="separate"/>
+        </w:r>
+        <w:r>
+          <w:rPr>
+            <w:noProof/>
+            <w:webHidden/>
+          </w:rPr>
           <w:t>32</w:t>
+        </w:r>
+        <w:r>
+          <w:rPr>
+            <w:noProof/>
+            <w:webHidden/>
+          </w:rPr>
           <w:fldChar w:fldCharType="end"/>
         </w:r>
       </w:hyperlink>
@@ -2574,7 +5168,7 @@
           <w14:ligatures w14:val="standardContextual"/>
         </w:rPr>
       </w:pPr>
-      <w:hyperlink w:anchor="_Toc230732689" w:history="1">
+      <w:hyperlink w:anchor="_Toc230791699" w:history="1">
         <w:r>
           <w:rPr>
             <w:rStyle w:val="Hyperlink"/>
@@ -2588,10 +5182,46 @@
             <w:webHidden/>
           </w:rPr>
           <w:tab/>
+        </w:r>
+        <w:r>
+          <w:rPr>
+            <w:noProof/>
+            <w:webHidden/>
+          </w:rPr>
           <w:fldChar w:fldCharType="begin"/>
-          <w:instrText xml:space="preserve"> PAGEREF _Toc230732689 \h </w:instrText>
+        </w:r>
+        <w:r>
+          <w:rPr>
+            <w:noProof/>
+            <w:webHidden/>
+          </w:rPr>
+          <w:instrText xml:space="preserve"> PAGEREF _Toc230791699 \h </w:instrText>
+        </w:r>
+        <w:r>
+          <w:rPr>
+            <w:noProof/>
+            <w:webHidden/>
+          </w:rPr>
+        </w:r>
+        <w:r>
+          <w:rPr>
+            <w:noProof/>
+            <w:webHidden/>
+          </w:rPr>
           <w:fldChar w:fldCharType="separate"/>
+        </w:r>
+        <w:r>
+          <w:rPr>
+            <w:noProof/>
+            <w:webHidden/>
+          </w:rPr>
           <w:t>32</w:t>
+        </w:r>
+        <w:r>
+          <w:rPr>
+            <w:noProof/>
+            <w:webHidden/>
+          </w:rPr>
           <w:fldChar w:fldCharType="end"/>
         </w:r>
       </w:hyperlink>
@@ -2608,7 +5238,7 @@
           <w14:ligatures w14:val="standardContextual"/>
         </w:rPr>
       </w:pPr>
-      <w:hyperlink w:anchor="_Toc230732690" w:history="1">
+      <w:hyperlink w:anchor="_Toc230791700" w:history="1">
         <w:r>
           <w:rPr>
             <w:rStyle w:val="Hyperlink"/>
@@ -2622,10 +5252,46 @@
             <w:webHidden/>
           </w:rPr>
           <w:tab/>
+        </w:r>
+        <w:r>
+          <w:rPr>
+            <w:noProof/>
+            <w:webHidden/>
+          </w:rPr>
           <w:fldChar w:fldCharType="begin"/>
-          <w:instrText xml:space="preserve"> PAGEREF _Toc230732690 \h </w:instrText>
+        </w:r>
+        <w:r>
+          <w:rPr>
+            <w:noProof/>
+            <w:webHidden/>
+          </w:rPr>
+          <w:instrText xml:space="preserve"> PAGEREF _Toc230791700 \h </w:instrText>
+        </w:r>
+        <w:r>
+          <w:rPr>
+            <w:noProof/>
+            <w:webHidden/>
+          </w:rPr>
+        </w:r>
+        <w:r>
+          <w:rPr>
+            <w:noProof/>
+            <w:webHidden/>
+          </w:rPr>
           <w:fldChar w:fldCharType="separate"/>
+        </w:r>
+        <w:r>
+          <w:rPr>
+            <w:noProof/>
+            <w:webHidden/>
+          </w:rPr>
           <w:t>33</w:t>
+        </w:r>
+        <w:r>
+          <w:rPr>
+            <w:noProof/>
+            <w:webHidden/>
+          </w:rPr>
           <w:fldChar w:fldCharType="end"/>
         </w:r>
       </w:hyperlink>
@@ -2642,7 +5308,7 @@
           <w14:ligatures w14:val="standardContextual"/>
         </w:rPr>
       </w:pPr>
-      <w:hyperlink w:anchor="_Toc230732691" w:history="1">
+      <w:hyperlink w:anchor="_Toc230791701" w:history="1">
         <w:r>
           <w:rPr>
             <w:rStyle w:val="Hyperlink"/>
@@ -2656,10 +5322,46 @@
             <w:webHidden/>
           </w:rPr>
           <w:tab/>
+        </w:r>
+        <w:r>
+          <w:rPr>
+            <w:noProof/>
+            <w:webHidden/>
+          </w:rPr>
           <w:fldChar w:fldCharType="begin"/>
-          <w:instrText xml:space="preserve"> PAGEREF _Toc230732691 \h </w:instrText>
+        </w:r>
+        <w:r>
+          <w:rPr>
+            <w:noProof/>
+            <w:webHidden/>
+          </w:rPr>
+          <w:instrText xml:space="preserve"> PAGEREF _Toc230791701 \h </w:instrText>
+        </w:r>
+        <w:r>
+          <w:rPr>
+            <w:noProof/>
+            <w:webHidden/>
+          </w:rPr>
+        </w:r>
+        <w:r>
+          <w:rPr>
+            <w:noProof/>
+            <w:webHidden/>
+          </w:rPr>
           <w:fldChar w:fldCharType="separate"/>
+        </w:r>
+        <w:r>
+          <w:rPr>
+            <w:noProof/>
+            <w:webHidden/>
+          </w:rPr>
           <w:t>34</w:t>
+        </w:r>
+        <w:r>
+          <w:rPr>
+            <w:noProof/>
+            <w:webHidden/>
+          </w:rPr>
           <w:fldChar w:fldCharType="end"/>
         </w:r>
       </w:hyperlink>
@@ -2676,7 +5378,7 @@
           <w14:ligatures w14:val="standardContextual"/>
         </w:rPr>
       </w:pPr>
-      <w:hyperlink w:anchor="_Toc230732692" w:history="1">
+      <w:hyperlink w:anchor="_Toc230791702" w:history="1">
         <w:r>
           <w:rPr>
             <w:rStyle w:val="Hyperlink"/>
@@ -2690,10 +5392,46 @@
             <w:webHidden/>
           </w:rPr>
           <w:tab/>
+        </w:r>
+        <w:r>
+          <w:rPr>
+            <w:noProof/>
+            <w:webHidden/>
+          </w:rPr>
           <w:fldChar w:fldCharType="begin"/>
-          <w:instrText xml:space="preserve"> PAGEREF _Toc230732692 \h </w:instrText>
+        </w:r>
+        <w:r>
+          <w:rPr>
+            <w:noProof/>
+            <w:webHidden/>
+          </w:rPr>
+          <w:instrText xml:space="preserve"> PAGEREF _Toc230791702 \h </w:instrText>
+        </w:r>
+        <w:r>
+          <w:rPr>
+            <w:noProof/>
+            <w:webHidden/>
+          </w:rPr>
+        </w:r>
+        <w:r>
+          <w:rPr>
+            <w:noProof/>
+            <w:webHidden/>
+          </w:rPr>
           <w:fldChar w:fldCharType="separate"/>
+        </w:r>
+        <w:r>
+          <w:rPr>
+            <w:noProof/>
+            <w:webHidden/>
+          </w:rPr>
           <w:t>34</w:t>
+        </w:r>
+        <w:r>
+          <w:rPr>
+            <w:noProof/>
+            <w:webHidden/>
+          </w:rPr>
           <w:fldChar w:fldCharType="end"/>
         </w:r>
       </w:hyperlink>
@@ -2710,7 +5448,7 @@
           <w14:ligatures w14:val="standardContextual"/>
         </w:rPr>
       </w:pPr>
-      <w:hyperlink w:anchor="_Toc230732693" w:history="1">
+      <w:hyperlink w:anchor="_Toc230791703" w:history="1">
         <w:r>
           <w:rPr>
             <w:rStyle w:val="Hyperlink"/>
@@ -2724,10 +5462,46 @@
             <w:webHidden/>
           </w:rPr>
           <w:tab/>
+        </w:r>
+        <w:r>
+          <w:rPr>
+            <w:noProof/>
+            <w:webHidden/>
+          </w:rPr>
           <w:fldChar w:fldCharType="begin"/>
-          <w:instrText xml:space="preserve"> PAGEREF _Toc230732693 \h </w:instrText>
+        </w:r>
+        <w:r>
+          <w:rPr>
+            <w:noProof/>
+            <w:webHidden/>
+          </w:rPr>
+          <w:instrText xml:space="preserve"> PAGEREF _Toc230791703 \h </w:instrText>
+        </w:r>
+        <w:r>
+          <w:rPr>
+            <w:noProof/>
+            <w:webHidden/>
+          </w:rPr>
+        </w:r>
+        <w:r>
+          <w:rPr>
+            <w:noProof/>
+            <w:webHidden/>
+          </w:rPr>
           <w:fldChar w:fldCharType="separate"/>
+        </w:r>
+        <w:r>
+          <w:rPr>
+            <w:noProof/>
+            <w:webHidden/>
+          </w:rPr>
           <w:t>34</w:t>
+        </w:r>
+        <w:r>
+          <w:rPr>
+            <w:noProof/>
+            <w:webHidden/>
+          </w:rPr>
           <w:fldChar w:fldCharType="end"/>
         </w:r>
       </w:hyperlink>
@@ -2744,7 +5518,7 @@
           <w14:ligatures w14:val="standardContextual"/>
         </w:rPr>
       </w:pPr>
-      <w:hyperlink w:anchor="_Toc230732694" w:history="1">
+      <w:hyperlink w:anchor="_Toc230791704" w:history="1">
         <w:r>
           <w:rPr>
             <w:rStyle w:val="Hyperlink"/>
@@ -2758,10 +5532,46 @@
             <w:webHidden/>
           </w:rPr>
           <w:tab/>
+        </w:r>
+        <w:r>
+          <w:rPr>
+            <w:noProof/>
+            <w:webHidden/>
+          </w:rPr>
           <w:fldChar w:fldCharType="begin"/>
-          <w:instrText xml:space="preserve"> PAGEREF _Toc230732694 \h </w:instrText>
+        </w:r>
+        <w:r>
+          <w:rPr>
+            <w:noProof/>
+            <w:webHidden/>
+          </w:rPr>
+          <w:instrText xml:space="preserve"> PAGEREF _Toc230791704 \h </w:instrText>
+        </w:r>
+        <w:r>
+          <w:rPr>
+            <w:noProof/>
+            <w:webHidden/>
+          </w:rPr>
+        </w:r>
+        <w:r>
+          <w:rPr>
+            <w:noProof/>
+            <w:webHidden/>
+          </w:rPr>
           <w:fldChar w:fldCharType="separate"/>
+        </w:r>
+        <w:r>
+          <w:rPr>
+            <w:noProof/>
+            <w:webHidden/>
+          </w:rPr>
           <w:t>35</w:t>
+        </w:r>
+        <w:r>
+          <w:rPr>
+            <w:noProof/>
+            <w:webHidden/>
+          </w:rPr>
           <w:fldChar w:fldCharType="end"/>
         </w:r>
       </w:hyperlink>
@@ -2778,7 +5588,7 @@
           <w14:ligatures w14:val="standardContextual"/>
         </w:rPr>
       </w:pPr>
-      <w:hyperlink w:anchor="_Toc230732695" w:history="1">
+      <w:hyperlink w:anchor="_Toc230791705" w:history="1">
         <w:r>
           <w:rPr>
             <w:rStyle w:val="Hyperlink"/>
@@ -2792,10 +5602,46 @@
             <w:webHidden/>
           </w:rPr>
           <w:tab/>
+        </w:r>
+        <w:r>
+          <w:rPr>
+            <w:noProof/>
+            <w:webHidden/>
+          </w:rPr>
           <w:fldChar w:fldCharType="begin"/>
-          <w:instrText xml:space="preserve"> PAGEREF _Toc230732695 \h </w:instrText>
+        </w:r>
+        <w:r>
+          <w:rPr>
+            <w:noProof/>
+            <w:webHidden/>
+          </w:rPr>
+          <w:instrText xml:space="preserve"> PAGEREF _Toc230791705 \h </w:instrText>
+        </w:r>
+        <w:r>
+          <w:rPr>
+            <w:noProof/>
+            <w:webHidden/>
+          </w:rPr>
+        </w:r>
+        <w:r>
+          <w:rPr>
+            <w:noProof/>
+            <w:webHidden/>
+          </w:rPr>
           <w:fldChar w:fldCharType="separate"/>
+        </w:r>
+        <w:r>
+          <w:rPr>
+            <w:noProof/>
+            <w:webHidden/>
+          </w:rPr>
           <w:t>35</w:t>
+        </w:r>
+        <w:r>
+          <w:rPr>
+            <w:noProof/>
+            <w:webHidden/>
+          </w:rPr>
           <w:fldChar w:fldCharType="end"/>
         </w:r>
       </w:hyperlink>
@@ -2812,7 +5658,7 @@
           <w14:ligatures w14:val="standardContextual"/>
         </w:rPr>
       </w:pPr>
-      <w:hyperlink w:anchor="_Toc230732696" w:history="1">
+      <w:hyperlink w:anchor="_Toc230791706" w:history="1">
         <w:r>
           <w:rPr>
             <w:rStyle w:val="Hyperlink"/>
@@ -2826,10 +5672,46 @@
             <w:webHidden/>
           </w:rPr>
           <w:tab/>
+        </w:r>
+        <w:r>
+          <w:rPr>
+            <w:noProof/>
+            <w:webHidden/>
+          </w:rPr>
           <w:fldChar w:fldCharType="begin"/>
-          <w:instrText xml:space="preserve"> PAGEREF _Toc230732696 \h </w:instrText>
+        </w:r>
+        <w:r>
+          <w:rPr>
+            <w:noProof/>
+            <w:webHidden/>
+          </w:rPr>
+          <w:instrText xml:space="preserve"> PAGEREF _Toc230791706 \h </w:instrText>
+        </w:r>
+        <w:r>
+          <w:rPr>
+            <w:noProof/>
+            <w:webHidden/>
+          </w:rPr>
+        </w:r>
+        <w:r>
+          <w:rPr>
+            <w:noProof/>
+            <w:webHidden/>
+          </w:rPr>
           <w:fldChar w:fldCharType="separate"/>
+        </w:r>
+        <w:r>
+          <w:rPr>
+            <w:noProof/>
+            <w:webHidden/>
+          </w:rPr>
           <w:t>37</w:t>
+        </w:r>
+        <w:r>
+          <w:rPr>
+            <w:noProof/>
+            <w:webHidden/>
+          </w:rPr>
           <w:fldChar w:fldCharType="end"/>
         </w:r>
       </w:hyperlink>
@@ -2846,7 +5728,7 @@
           <w14:ligatures w14:val="standardContextual"/>
         </w:rPr>
       </w:pPr>
-      <w:hyperlink w:anchor="_Toc230732697" w:history="1">
+      <w:hyperlink w:anchor="_Toc230791707" w:history="1">
         <w:r>
           <w:rPr>
             <w:rStyle w:val="Hyperlink"/>
@@ -2860,10 +5742,46 @@
             <w:webHidden/>
           </w:rPr>
           <w:tab/>
+        </w:r>
+        <w:r>
+          <w:rPr>
+            <w:noProof/>
+            <w:webHidden/>
+          </w:rPr>
           <w:fldChar w:fldCharType="begin"/>
-          <w:instrText xml:space="preserve"> PAGEREF _Toc230732697 \h </w:instrText>
+        </w:r>
+        <w:r>
+          <w:rPr>
+            <w:noProof/>
+            <w:webHidden/>
+          </w:rPr>
+          <w:instrText xml:space="preserve"> PAGEREF _Toc230791707 \h </w:instrText>
+        </w:r>
+        <w:r>
+          <w:rPr>
+            <w:noProof/>
+            <w:webHidden/>
+          </w:rPr>
+        </w:r>
+        <w:r>
+          <w:rPr>
+            <w:noProof/>
+            <w:webHidden/>
+          </w:rPr>
           <w:fldChar w:fldCharType="separate"/>
+        </w:r>
+        <w:r>
+          <w:rPr>
+            <w:noProof/>
+            <w:webHidden/>
+          </w:rPr>
           <w:t>42</w:t>
+        </w:r>
+        <w:r>
+          <w:rPr>
+            <w:noProof/>
+            <w:webHidden/>
+          </w:rPr>
           <w:fldChar w:fldCharType="end"/>
         </w:r>
       </w:hyperlink>
@@ -2880,7 +5798,7 @@
           <w14:ligatures w14:val="standardContextual"/>
         </w:rPr>
       </w:pPr>
-      <w:hyperlink w:anchor="_Toc230732698" w:history="1">
+      <w:hyperlink w:anchor="_Toc230791708" w:history="1">
         <w:r>
           <w:rPr>
             <w:rStyle w:val="Hyperlink"/>
@@ -2894,10 +5812,46 @@
             <w:webHidden/>
           </w:rPr>
           <w:tab/>
+        </w:r>
+        <w:r>
+          <w:rPr>
+            <w:noProof/>
+            <w:webHidden/>
+          </w:rPr>
           <w:fldChar w:fldCharType="begin"/>
-          <w:instrText xml:space="preserve"> PAGEREF _Toc230732698 \h </w:instrText>
+        </w:r>
+        <w:r>
+          <w:rPr>
+            <w:noProof/>
+            <w:webHidden/>
+          </w:rPr>
+          <w:instrText xml:space="preserve"> PAGEREF _Toc230791708 \h </w:instrText>
+        </w:r>
+        <w:r>
+          <w:rPr>
+            <w:noProof/>
+            <w:webHidden/>
+          </w:rPr>
+        </w:r>
+        <w:r>
+          <w:rPr>
+            <w:noProof/>
+            <w:webHidden/>
+          </w:rPr>
           <w:fldChar w:fldCharType="separate"/>
+        </w:r>
+        <w:r>
+          <w:rPr>
+            <w:noProof/>
+            <w:webHidden/>
+          </w:rPr>
           <w:t>42</w:t>
+        </w:r>
+        <w:r>
+          <w:rPr>
+            <w:noProof/>
+            <w:webHidden/>
+          </w:rPr>
           <w:fldChar w:fldCharType="end"/>
         </w:r>
       </w:hyperlink>
@@ -2914,7 +5868,7 @@
           <w14:ligatures w14:val="standardContextual"/>
         </w:rPr>
       </w:pPr>
-      <w:hyperlink w:anchor="_Toc230732699" w:history="1">
+      <w:hyperlink w:anchor="_Toc230791709" w:history="1">
         <w:r>
           <w:rPr>
             <w:rStyle w:val="Hyperlink"/>
@@ -2928,10 +5882,46 @@
             <w:webHidden/>
           </w:rPr>
           <w:tab/>
+        </w:r>
+        <w:r>
+          <w:rPr>
+            <w:noProof/>
+            <w:webHidden/>
+          </w:rPr>
           <w:fldChar w:fldCharType="begin"/>
-          <w:instrText xml:space="preserve"> PAGEREF _Toc230732699 \h </w:instrText>
+        </w:r>
+        <w:r>
+          <w:rPr>
+            <w:noProof/>
+            <w:webHidden/>
+          </w:rPr>
+          <w:instrText xml:space="preserve"> PAGEREF _Toc230791709 \h </w:instrText>
+        </w:r>
+        <w:r>
+          <w:rPr>
+            <w:noProof/>
+            <w:webHidden/>
+          </w:rPr>
+        </w:r>
+        <w:r>
+          <w:rPr>
+            <w:noProof/>
+            <w:webHidden/>
+          </w:rPr>
           <w:fldChar w:fldCharType="separate"/>
+        </w:r>
+        <w:r>
+          <w:rPr>
+            <w:noProof/>
+            <w:webHidden/>
+          </w:rPr>
           <w:t>42</w:t>
+        </w:r>
+        <w:r>
+          <w:rPr>
+            <w:noProof/>
+            <w:webHidden/>
+          </w:rPr>
           <w:fldChar w:fldCharType="end"/>
         </w:r>
       </w:hyperlink>
@@ -2948,7 +5938,7 @@
           <w14:ligatures w14:val="standardContextual"/>
         </w:rPr>
       </w:pPr>
-      <w:hyperlink w:anchor="_Toc230732700" w:history="1">
+      <w:hyperlink w:anchor="_Toc230791710" w:history="1">
         <w:r>
           <w:rPr>
             <w:rStyle w:val="Hyperlink"/>
@@ -2962,10 +5952,46 @@
             <w:webHidden/>
           </w:rPr>
           <w:tab/>
+        </w:r>
+        <w:r>
+          <w:rPr>
+            <w:noProof/>
+            <w:webHidden/>
+          </w:rPr>
           <w:fldChar w:fldCharType="begin"/>
-          <w:instrText xml:space="preserve"> PAGEREF _Toc230732700 \h </w:instrText>
+        </w:r>
+        <w:r>
+          <w:rPr>
+            <w:noProof/>
+            <w:webHidden/>
+          </w:rPr>
+          <w:instrText xml:space="preserve"> PAGEREF _Toc230791710 \h </w:instrText>
+        </w:r>
+        <w:r>
+          <w:rPr>
+            <w:noProof/>
+            <w:webHidden/>
+          </w:rPr>
+        </w:r>
+        <w:r>
+          <w:rPr>
+            <w:noProof/>
+            <w:webHidden/>
+          </w:rPr>
           <w:fldChar w:fldCharType="separate"/>
+        </w:r>
+        <w:r>
+          <w:rPr>
+            <w:noProof/>
+            <w:webHidden/>
+          </w:rPr>
           <w:t>43</w:t>
+        </w:r>
+        <w:r>
+          <w:rPr>
+            <w:noProof/>
+            <w:webHidden/>
+          </w:rPr>
           <w:fldChar w:fldCharType="end"/>
         </w:r>
       </w:hyperlink>
@@ -2982,7 +6008,7 @@
           <w14:ligatures w14:val="standardContextual"/>
         </w:rPr>
       </w:pPr>
-      <w:hyperlink w:anchor="_Toc230732701" w:history="1">
+      <w:hyperlink w:anchor="_Toc230791711" w:history="1">
         <w:r>
           <w:rPr>
             <w:rStyle w:val="Hyperlink"/>
@@ -2996,10 +6022,46 @@
             <w:webHidden/>
           </w:rPr>
           <w:tab/>
+        </w:r>
+        <w:r>
+          <w:rPr>
+            <w:noProof/>
+            <w:webHidden/>
+          </w:rPr>
           <w:fldChar w:fldCharType="begin"/>
-          <w:instrText xml:space="preserve"> PAGEREF _Toc230732701 \h </w:instrText>
+        </w:r>
+        <w:r>
+          <w:rPr>
+            <w:noProof/>
+            <w:webHidden/>
+          </w:rPr>
+          <w:instrText xml:space="preserve"> PAGEREF _Toc230791711 \h </w:instrText>
+        </w:r>
+        <w:r>
+          <w:rPr>
+            <w:noProof/>
+            <w:webHidden/>
+          </w:rPr>
+        </w:r>
+        <w:r>
+          <w:rPr>
+            <w:noProof/>
+            <w:webHidden/>
+          </w:rPr>
           <w:fldChar w:fldCharType="separate"/>
+        </w:r>
+        <w:r>
+          <w:rPr>
+            <w:noProof/>
+            <w:webHidden/>
+          </w:rPr>
           <w:t>43</w:t>
+        </w:r>
+        <w:r>
+          <w:rPr>
+            <w:noProof/>
+            <w:webHidden/>
+          </w:rPr>
           <w:fldChar w:fldCharType="end"/>
         </w:r>
       </w:hyperlink>
@@ -3016,7 +6078,7 @@
           <w14:ligatures w14:val="standardContextual"/>
         </w:rPr>
       </w:pPr>
-      <w:hyperlink w:anchor="_Toc230732702" w:history="1">
+      <w:hyperlink w:anchor="_Toc230791712" w:history="1">
         <w:r>
           <w:rPr>
             <w:rStyle w:val="Hyperlink"/>
@@ -3030,10 +6092,46 @@
             <w:webHidden/>
           </w:rPr>
           <w:tab/>
+        </w:r>
+        <w:r>
+          <w:rPr>
+            <w:noProof/>
+            <w:webHidden/>
+          </w:rPr>
           <w:fldChar w:fldCharType="begin"/>
-          <w:instrText xml:space="preserve"> PAGEREF _Toc230732702 \h </w:instrText>
+        </w:r>
+        <w:r>
+          <w:rPr>
+            <w:noProof/>
+            <w:webHidden/>
+          </w:rPr>
+          <w:instrText xml:space="preserve"> PAGEREF _Toc230791712 \h </w:instrText>
+        </w:r>
+        <w:r>
+          <w:rPr>
+            <w:noProof/>
+            <w:webHidden/>
+          </w:rPr>
+        </w:r>
+        <w:r>
+          <w:rPr>
+            <w:noProof/>
+            <w:webHidden/>
+          </w:rPr>
           <w:fldChar w:fldCharType="separate"/>
+        </w:r>
+        <w:r>
+          <w:rPr>
+            <w:noProof/>
+            <w:webHidden/>
+          </w:rPr>
           <w:t>43</w:t>
+        </w:r>
+        <w:r>
+          <w:rPr>
+            <w:noProof/>
+            <w:webHidden/>
+          </w:rPr>
           <w:fldChar w:fldCharType="end"/>
         </w:r>
       </w:hyperlink>
@@ -3050,7 +6148,7 @@
           <w14:ligatures w14:val="standardContextual"/>
         </w:rPr>
       </w:pPr>
-      <w:hyperlink w:anchor="_Toc230732703" w:history="1">
+      <w:hyperlink w:anchor="_Toc230791713" w:history="1">
         <w:r>
           <w:rPr>
             <w:rStyle w:val="Hyperlink"/>
@@ -3064,10 +6162,46 @@
             <w:webHidden/>
           </w:rPr>
           <w:tab/>
+        </w:r>
+        <w:r>
+          <w:rPr>
+            <w:noProof/>
+            <w:webHidden/>
+          </w:rPr>
           <w:fldChar w:fldCharType="begin"/>
-          <w:instrText xml:space="preserve"> PAGEREF _Toc230732703 \h </w:instrText>
+        </w:r>
+        <w:r>
+          <w:rPr>
+            <w:noProof/>
+            <w:webHidden/>
+          </w:rPr>
+          <w:instrText xml:space="preserve"> PAGEREF _Toc230791713 \h </w:instrText>
+        </w:r>
+        <w:r>
+          <w:rPr>
+            <w:noProof/>
+            <w:webHidden/>
+          </w:rPr>
+        </w:r>
+        <w:r>
+          <w:rPr>
+            <w:noProof/>
+            <w:webHidden/>
+          </w:rPr>
           <w:fldChar w:fldCharType="separate"/>
+        </w:r>
+        <w:r>
+          <w:rPr>
+            <w:noProof/>
+            <w:webHidden/>
+          </w:rPr>
           <w:t>43</w:t>
+        </w:r>
+        <w:r>
+          <w:rPr>
+            <w:noProof/>
+            <w:webHidden/>
+          </w:rPr>
           <w:fldChar w:fldCharType="end"/>
         </w:r>
       </w:hyperlink>
@@ -3084,7 +6218,7 @@
           <w14:ligatures w14:val="standardContextual"/>
         </w:rPr>
       </w:pPr>
-      <w:hyperlink w:anchor="_Toc230732704" w:history="1">
+      <w:hyperlink w:anchor="_Toc230791714" w:history="1">
         <w:r>
           <w:rPr>
             <w:rStyle w:val="Hyperlink"/>
@@ -3098,10 +6232,46 @@
             <w:webHidden/>
           </w:rPr>
           <w:tab/>
+        </w:r>
+        <w:r>
+          <w:rPr>
+            <w:noProof/>
+            <w:webHidden/>
+          </w:rPr>
           <w:fldChar w:fldCharType="begin"/>
-          <w:instrText xml:space="preserve"> PAGEREF _Toc230732704 \h </w:instrText>
+        </w:r>
+        <w:r>
+          <w:rPr>
+            <w:noProof/>
+            <w:webHidden/>
+          </w:rPr>
+          <w:instrText xml:space="preserve"> PAGEREF _Toc230791714 \h </w:instrText>
+        </w:r>
+        <w:r>
+          <w:rPr>
+            <w:noProof/>
+            <w:webHidden/>
+          </w:rPr>
+        </w:r>
+        <w:r>
+          <w:rPr>
+            <w:noProof/>
+            <w:webHidden/>
+          </w:rPr>
           <w:fldChar w:fldCharType="separate"/>
+        </w:r>
+        <w:r>
+          <w:rPr>
+            <w:noProof/>
+            <w:webHidden/>
+          </w:rPr>
           <w:t>43</w:t>
+        </w:r>
+        <w:r>
+          <w:rPr>
+            <w:noProof/>
+            <w:webHidden/>
+          </w:rPr>
           <w:fldChar w:fldCharType="end"/>
         </w:r>
       </w:hyperlink>
@@ -3118,7 +6288,7 @@
           <w14:ligatures w14:val="standardContextual"/>
         </w:rPr>
       </w:pPr>
-      <w:hyperlink w:anchor="_Toc230732705" w:history="1">
+      <w:hyperlink w:anchor="_Toc230791715" w:history="1">
         <w:r>
           <w:rPr>
             <w:rStyle w:val="Hyperlink"/>
@@ -3132,17 +6302,53 @@
             <w:webHidden/>
           </w:rPr>
           <w:tab/>
+        </w:r>
+        <w:r>
+          <w:rPr>
+            <w:noProof/>
+            <w:webHidden/>
+          </w:rPr>
           <w:fldChar w:fldCharType="begin"/>
-          <w:instrText xml:space="preserve"> PAGEREF _Toc230732705 \h </w:instrText>
+        </w:r>
+        <w:r>
+          <w:rPr>
+            <w:noProof/>
+            <w:webHidden/>
+          </w:rPr>
+          <w:instrText xml:space="preserve"> PAGEREF _Toc230791715 \h </w:instrText>
+        </w:r>
+        <w:r>
+          <w:rPr>
+            <w:noProof/>
+            <w:webHidden/>
+          </w:rPr>
+        </w:r>
+        <w:r>
+          <w:rPr>
+            <w:noProof/>
+            <w:webHidden/>
+          </w:rPr>
           <w:fldChar w:fldCharType="separate"/>
+        </w:r>
+        <w:r>
+          <w:rPr>
+            <w:noProof/>
+            <w:webHidden/>
+          </w:rPr>
           <w:t>44</w:t>
+        </w:r>
+        <w:r>
+          <w:rPr>
+            <w:noProof/>
+            <w:webHidden/>
+          </w:rPr>
           <w:fldChar w:fldCharType="end"/>
         </w:r>
       </w:hyperlink>
     </w:p>
     <w:p>
       <w:pPr>
-        <w:pStyle w:val="TOC1"/>
+        <w:pStyle w:val="TOC2"/>
         <w:rPr>
           <w:rFonts w:asciiTheme="minorHAnsi" w:eastAsiaTheme="minorEastAsia" w:hAnsiTheme="minorHAnsi" w:cstheme="minorBidi"/>
           <w:noProof/>
@@ -3152,13 +6358,13 @@
           <w14:ligatures w14:val="standardContextual"/>
         </w:rPr>
       </w:pPr>
-      <w:hyperlink w:anchor="_Toc230732706" w:history="1">
+      <w:hyperlink w:anchor="_Toc230791716" w:history="1">
         <w:r>
           <w:rPr>
             <w:rStyle w:val="Hyperlink"/>
             <w:noProof/>
           </w:rPr>
-          <w:t>Appendix B — Working Context (Not for Distribution)</w:t>
+          <w:t>A.9 GapOverlap Event Notification</w:t>
         </w:r>
         <w:r>
           <w:rPr>
@@ -3166,118 +6372,52 @@
             <w:webHidden/>
           </w:rPr>
           <w:tab/>
+        </w:r>
+        <w:r>
+          <w:rPr>
+            <w:noProof/>
+            <w:webHidden/>
+          </w:rPr>
           <w:fldChar w:fldCharType="begin"/>
-          <w:instrText xml:space="preserve"> PAGEREF _Toc230732706 \h </w:instrText>
+        </w:r>
+        <w:r>
+          <w:rPr>
+            <w:noProof/>
+            <w:webHidden/>
+          </w:rPr>
+          <w:instrText xml:space="preserve"> PAGEREF _Toc230791716 \h </w:instrText>
+        </w:r>
+        <w:r>
+          <w:rPr>
+            <w:noProof/>
+            <w:webHidden/>
+          </w:rPr>
+        </w:r>
+        <w:r>
+          <w:rPr>
+            <w:noProof/>
+            <w:webHidden/>
+          </w:rPr>
           <w:fldChar w:fldCharType="separate"/>
+        </w:r>
+        <w:r>
+          <w:rPr>
+            <w:noProof/>
+            <w:webHidden/>
+          </w:rPr>
           <w:t>44</w:t>
+        </w:r>
+        <w:r>
+          <w:rPr>
+            <w:noProof/>
+            <w:webHidden/>
+          </w:rPr>
           <w:fldChar w:fldCharType="end"/>
         </w:r>
       </w:hyperlink>
     </w:p>
     <w:p>
       <w:pPr>
-        <w:pStyle w:val="TOC2"/>
-        <w:rPr>
-          <w:rFonts w:asciiTheme="minorHAnsi" w:eastAsiaTheme="minorEastAsia" w:hAnsiTheme="minorHAnsi" w:cstheme="minorBidi"/>
-          <w:noProof/>
-          <w:kern w:val="2"/>
-          <w:sz w:val="24"/>
-          <w:szCs w:val="24"/>
-          <w14:ligatures w14:val="standardContextual"/>
-        </w:rPr>
-      </w:pPr>
-      <w:hyperlink w:anchor="_Toc230732707" w:history="1">
-        <w:r>
-          <w:rPr>
-            <w:rStyle w:val="Hyperlink"/>
-            <w:noProof/>
-          </w:rPr>
-          <w:t>B.1 Work Completed</w:t>
-        </w:r>
-        <w:r>
-          <w:rPr>
-            <w:noProof/>
-            <w:webHidden/>
-          </w:rPr>
-          <w:tab/>
-          <w:fldChar w:fldCharType="begin"/>
-          <w:instrText xml:space="preserve"> PAGEREF _Toc230732707 \h </w:instrText>
-          <w:fldChar w:fldCharType="separate"/>
-          <w:t>44</w:t>
-          <w:fldChar w:fldCharType="end"/>
-        </w:r>
-      </w:hyperlink>
-    </w:p>
-    <w:p>
-      <w:pPr>
-        <w:pStyle w:val="TOC2"/>
-        <w:rPr>
-          <w:rFonts w:asciiTheme="minorHAnsi" w:eastAsiaTheme="minorEastAsia" w:hAnsiTheme="minorHAnsi" w:cstheme="minorBidi"/>
-          <w:noProof/>
-          <w:kern w:val="2"/>
-          <w:sz w:val="24"/>
-          <w:szCs w:val="24"/>
-          <w14:ligatures w14:val="standardContextual"/>
-        </w:rPr>
-      </w:pPr>
-      <w:hyperlink w:anchor="_Toc230732708" w:history="1">
-        <w:r>
-          <w:rPr>
-            <w:rStyle w:val="Hyperlink"/>
-            <w:noProof/>
-          </w:rPr>
-          <w:t>B.2 Work Not Yet Started</w:t>
-        </w:r>
-        <w:r>
-          <w:rPr>
-            <w:noProof/>
-            <w:webHidden/>
-          </w:rPr>
-          <w:tab/>
-          <w:fldChar w:fldCharType="begin"/>
-          <w:instrText xml:space="preserve"> PAGEREF _Toc230732708 \h </w:instrText>
-          <w:fldChar w:fldCharType="separate"/>
-          <w:t>44</w:t>
-          <w:fldChar w:fldCharType="end"/>
-        </w:r>
-      </w:hyperlink>
-    </w:p>
-    <w:p>
-      <w:pPr>
-        <w:pStyle w:val="TOC2"/>
-        <w:rPr>
-          <w:rFonts w:asciiTheme="minorHAnsi" w:eastAsiaTheme="minorEastAsia" w:hAnsiTheme="minorHAnsi" w:cstheme="minorBidi"/>
-          <w:noProof/>
-          <w:kern w:val="2"/>
-          <w:sz w:val="24"/>
-          <w:szCs w:val="24"/>
-          <w14:ligatures w14:val="standardContextual"/>
-        </w:rPr>
-      </w:pPr>
-      <w:hyperlink w:anchor="_Toc230732709" w:history="1">
-        <w:r>
-          <w:rPr>
-            <w:rStyle w:val="Hyperlink"/>
-            <w:noProof/>
-          </w:rPr>
-          <w:t>B.3 Key Design Decisions Made</w:t>
-        </w:r>
-        <w:r>
-          <w:rPr>
-            <w:noProof/>
-            <w:webHidden/>
-          </w:rPr>
-          <w:tab/>
-          <w:fldChar w:fldCharType="begin"/>
-          <w:instrText xml:space="preserve"> PAGEREF _Toc230732709 \h </w:instrText>
-          <w:fldChar w:fldCharType="separate"/>
-          <w:t>49</w:t>
-          <w:fldChar w:fldCharType="end"/>
-        </w:r>
-      </w:hyperlink>
-    </w:p>
-    <w:p>
-      <w:pPr>
         <w:pStyle w:val="TOC1"/>
       </w:pPr>
       <w:r>
@@ -3293,7 +6433,7 @@
       <w:pPr>
         <w:pStyle w:val="Heading1"/>
       </w:pPr>
-      <w:bookmarkStart w:id="1" w:name="_Toc230732618"/>
+      <w:bookmarkStart w:id="1" w:name="_Toc230791628"/>
       <w:r>
         <w:lastRenderedPageBreak/>
         <w:t>1. Purpose and Scope</w:t>
@@ -3390,7 +6530,7 @@
       <w:pPr>
         <w:pStyle w:val="Heading2"/>
       </w:pPr>
-      <w:bookmarkStart w:id="2" w:name="_Toc230732619"/>
+      <w:bookmarkStart w:id="2" w:name="_Toc230791629"/>
       <w:r>
         <w:t>1.1 Governing Standards</w:t>
       </w:r>
@@ -3604,6 +6744,8 @@
           <w:p>
             <w:r>
               <w:t>NENA-INF-</w:t>
+            </w:r>
+            <w:r>
               <w:lastRenderedPageBreak/>
               <w:t>027.1-2018</w:t>
             </w:r>
@@ -3623,6 +6765,8 @@
             <w:r>
               <w:lastRenderedPageBreak/>
               <w:t xml:space="preserve">August </w:t>
+            </w:r>
+            <w:r>
               <w:lastRenderedPageBreak/>
               <w:t>2018</w:t>
             </w:r>
@@ -3642,6 +6786,8 @@
             <w:r>
               <w:lastRenderedPageBreak/>
               <w:t xml:space="preserve">Reference source for LVF evaluation logic, hierarchy </w:t>
+            </w:r>
+            <w:r>
               <w:lastRenderedPageBreak/>
               <w:t>principles, and unchecked element definitions. Where INF-027 conflicts with STA-004.2-2024 or STA-006.3-2026, the newer standard takes precedence.</w:t>
             </w:r>
@@ -3905,7 +7051,7 @@
       <w:pPr>
         <w:pStyle w:val="Heading2"/>
       </w:pPr>
-      <w:bookmarkStart w:id="3" w:name="_Toc230732620"/>
+      <w:bookmarkStart w:id="3" w:name="_Toc230791630"/>
       <w:r>
         <w:t>1.2 Document Philosophy and Approach</w:t>
       </w:r>
@@ -3929,7 +7075,7 @@
       <w:pPr>
         <w:pStyle w:val="Heading2"/>
       </w:pPr>
-      <w:bookmarkStart w:id="4" w:name="_Toc230732621"/>
+      <w:bookmarkStart w:id="4" w:name="_Toc230791631"/>
       <w:r>
         <w:lastRenderedPageBreak/>
         <w:t>1.3 PIDF-LO Namespace Prefixes</w:t>
@@ -4236,7 +7382,7 @@
       <w:pPr>
         <w:pStyle w:val="Heading2"/>
       </w:pPr>
-      <w:bookmarkStart w:id="5" w:name="_Toc230732622"/>
+      <w:bookmarkStart w:id="5" w:name="_Toc230791632"/>
       <w:r>
         <w:t>1.4 Explicitly Unused PIDF-LO Elements (CLDXF-US §3.4)</w:t>
       </w:r>
@@ -4292,7 +7438,7 @@
       <w:pPr>
         <w:pStyle w:val="Heading1"/>
       </w:pPr>
-      <w:bookmarkStart w:id="6" w:name="_Toc230732623"/>
+      <w:bookmarkStart w:id="6" w:name="_Toc230791633"/>
       <w:r>
         <w:t>2. Algorithm Overview</w:t>
       </w:r>
@@ -4532,6 +7678,8 @@
           <w:p>
             <w:r>
               <w:t xml:space="preserve">PIDF-LO contains minimum required elements — proceed </w:t>
+            </w:r>
+            <w:r>
               <w:lastRenderedPageBreak/>
               <w:t>to Gate 2</w:t>
             </w:r>
@@ -4628,7 +7776,7 @@
       <w:pPr>
         <w:pStyle w:val="Heading1"/>
       </w:pPr>
-      <w:bookmarkStart w:id="7" w:name="_Toc230732624"/>
+      <w:bookmarkStart w:id="7" w:name="_Toc230791634"/>
       <w:r>
         <w:t>3. Pre-Algorithm Context</w:t>
       </w:r>
@@ -4639,7 +7787,7 @@
       <w:pPr>
         <w:pStyle w:val="Heading2"/>
       </w:pPr>
-      <w:bookmarkStart w:id="8" w:name="_Toc230732625"/>
+      <w:bookmarkStart w:id="8" w:name="_Toc230791635"/>
       <w:r>
         <w:t>3.1 Scope</w:t>
       </w:r>
@@ -4656,7 +7804,7 @@
       <w:pPr>
         <w:pStyle w:val="Heading2"/>
       </w:pPr>
-      <w:bookmarkStart w:id="9" w:name="_Toc230732626"/>
+      <w:bookmarkStart w:id="9" w:name="_Toc230791636"/>
       <w:r>
         <w:t>3.2 GIS Data Quality</w:t>
       </w:r>
@@ -4671,6 +7819,8 @@
     <w:p>
       <w:r>
         <w:t xml:space="preserve">QA/QC processes placed in front of the LVF — at the GIS data provider or 911 Authority level — are essential for reliable validation results. These processes should ensure that GIS data is complete (all address points and road centerlines provisioned), accurate (field values conform to </w:t>
+      </w:r>
+      <w:r>
         <w:lastRenderedPageBreak/>
         <w:t>STA-006.3 and STA-004.2 domain requirements), and current (effective and expiration dates maintained to reflect planned changes). Issues such as missing address points, incorrect street name spelling or formatting, out-of-date administrative boundaries, and misaligned service boundary polygons will all produce unexpected or incorrect validation results that cannot be detected or corrected by the LVF itself.</w:t>
       </w:r>
@@ -4679,7 +7829,7 @@
       <w:pPr>
         <w:pStyle w:val="Heading2"/>
       </w:pPr>
-      <w:bookmarkStart w:id="10" w:name="_Toc230732627"/>
+      <w:bookmarkStart w:id="10" w:name="_Toc230791637"/>
       <w:r>
         <w:t>3.3 Civic Coverage Region Derivation</w:t>
       </w:r>
@@ -4739,7 +7889,7 @@
       <w:pPr>
         <w:pStyle w:val="Heading2"/>
       </w:pPr>
-      <w:bookmarkStart w:id="11" w:name="_Toc230732628"/>
+      <w:bookmarkStart w:id="11" w:name="_Toc230791638"/>
       <w:r>
         <w:t>3.3.1 Derivation Process</w:t>
       </w:r>
@@ -4762,7 +7912,7 @@
       <w:pPr>
         <w:pStyle w:val="Heading2"/>
       </w:pPr>
-      <w:bookmarkStart w:id="12" w:name="_Toc230732629"/>
+      <w:bookmarkStart w:id="12" w:name="_Toc230791639"/>
       <w:r>
         <w:t>3.3.2 Coverage Region Matching at Query Time</w:t>
       </w:r>
@@ -4772,6 +7922,8 @@
     <w:p>
       <w:r>
         <w:t xml:space="preserve">The civic coverage region lookup table is used in two contexts. Coverage check: when the progressive filter yields zero candidates on all layers, the LVF looks up the submitted administrative elements using longest-prefix matching. If a match is found, the address is within the LVF’s authoritative area. If no match is found, the address is outside the LVF’s coverage. Both return &lt;notFound&gt; in this version per §3.2. When the progressive filter stops on a non-conforming result, the LVF uses the same lookup to identify the correct service boundary for the &lt;mapping&gt; element: the valid administrative elements evaluated before the stop point are matched against the coverage table using longest-prefix matching. The service boundary associated with the matching entry is used to populate the &lt;mapping&gt; element. This resolves the gap documented in §10, a non-conforming result with validated country, A1, A2, A3 will return the correct jurisdictional boundary rather than an arbitrary one. Longest-prefix matching follows RFC 5582 §5: the most specific matching entry wins. Specificity is scored as the count of non-null fields among A3, A4, A5 — an entry with A3=MANDAN scores higher than an entry with A3=null for an incoming request with A3=MANDAN. A stored null A3/A4/A5 value matches any incoming value for that field (wildcard semantics at query time). Conflict detection: if two entries at the same specificity level resolve to different boundaries, the lookup returns no match rather than arbitrarily selecting one; a synthetic default mapping is returned per §8.5 in this case. A submitted address with country=US, A1=ND, A2=BURLEIGH COUNTY, A3=BISMARCK matches a specific (US, ND, BURLEIGH COUNTY, BISMARCK) entry if </w:t>
+      </w:r>
+      <w:r>
         <w:lastRenderedPageBreak/>
         <w:t>present, otherwise falls back to (US, ND, BURLEIGH COUNTY, *) if present, otherwise (US, ND, *) and so on up the hierarchy.</w:t>
       </w:r>
@@ -4781,7 +7933,7 @@
       <w:pPr>
         <w:pStyle w:val="Heading2"/>
       </w:pPr>
-      <w:bookmarkStart w:id="13" w:name="_Toc230732630"/>
+      <w:bookmarkStart w:id="13" w:name="_Toc230791640"/>
       <w:r>
         <w:t>3.3.3 Synchronization</w:t>
       </w:r>
@@ -4810,7 +7962,7 @@
       <w:pPr>
         <w:pStyle w:val="Heading2"/>
       </w:pPr>
-      <w:bookmarkStart w:id="14" w:name="_Toc230732631"/>
+      <w:bookmarkStart w:id="14" w:name="_Toc230791641"/>
       <w:r>
         <w:t>3.4 Geodetic Coverage Region Derivation</w:t>
       </w:r>
@@ -4863,7 +8015,7 @@
       <w:pPr>
         <w:pStyle w:val="Heading3"/>
       </w:pPr>
-      <w:bookmarkStart w:id="15" w:name="_Toc230732632"/>
+      <w:bookmarkStart w:id="15" w:name="_Toc230791642"/>
       <w:r>
         <w:t>3.4.1 Geodetic Coverage Region Format</w:t>
       </w:r>
@@ -4872,6 +8024,8 @@
     <w:p>
       <w:r>
         <w:t xml:space="preserve">The geodetic coverage region is expressed as GML (&lt;serviceBoundary profile=”geodetic-2d”&gt; containing &lt;gml:Polygon srsName=”urn:ogc:def::crs:EPSG::4326”&gt;) at every level of the tree, using identical serialization whether the exchange is intra-tree (child to parent) or directed at a </w:t>
+      </w:r>
+      <w:r>
         <w:lastRenderedPageBreak/>
         <w:t>Forest Guide (root AMS to FG). This is consistent with RFC 6739 and NENA-INF-009.1-2014 §3.4, and ensures any node can participate in coverage exchange without format transformation. Operator-facing provisioning files use GeoJSON as a convenient authoring format. The LVF converts GeoJSON to GML internally before constructing any LoST-Sync payload. GeoJSON never appears on the wire.</w:t>
       </w:r>
@@ -4880,7 +8034,7 @@
       <w:pPr>
         <w:pStyle w:val="Heading2"/>
       </w:pPr>
-      <w:bookmarkStart w:id="16" w:name="_Toc230732633"/>
+      <w:bookmarkStart w:id="16" w:name="_Toc230791643"/>
       <w:r>
         <w:t>3.5 GIS Record Temporal Filtering</w:t>
       </w:r>
@@ -4971,7 +8125,7 @@
       <w:pPr>
         <w:pStyle w:val="Heading2"/>
       </w:pPr>
-      <w:bookmarkStart w:id="17" w:name="_Toc230732634"/>
+      <w:bookmarkStart w:id="17" w:name="_Toc230791644"/>
       <w:r>
         <w:t>3.6 GIS Data Reload and Unavailability Window</w:t>
       </w:r>
@@ -4990,6 +8144,14 @@
           <w:szCs w:val="20"/>
         </w:rPr>
         <w:t xml:space="preserve">⚠️ Recommended Best Practice — No Current Standards Guidance: No NENA standard or RFC currently specifies how an LVF should handle GIS data updates during server uptime. </w:t>
+      </w:r>
+      <w:r>
+        <w:rPr>
+          <w:b/>
+          <w:i/>
+          <w:sz w:val="20"/>
+          <w:szCs w:val="20"/>
+        </w:rPr>
         <w:lastRenderedPageBreak/>
         <w:t>The following represents a recommended best practice approach. It is intended to inform future standards development.</w:t>
       </w:r>
@@ -5071,7 +8233,7 @@
       <w:pPr>
         <w:pStyle w:val="Heading2"/>
       </w:pPr>
-      <w:bookmarkStart w:id="18" w:name="_Toc230732635"/>
+      <w:bookmarkStart w:id="18" w:name="_Toc230791645"/>
       <w:r>
         <w:t>3.7 LoST-Sync (RFC 6739) — Coverage Region Exchange</w:t>
       </w:r>
@@ -5086,7 +8248,7 @@
       <w:pPr>
         <w:pStyle w:val="Heading3"/>
       </w:pPr>
-      <w:bookmarkStart w:id="19" w:name="_Toc230732636"/>
+      <w:bookmarkStart w:id="19" w:name="_Toc230791646"/>
       <w:r>
         <w:t>3.7.1 Outbound Push (Child to Parent)</w:t>
       </w:r>
@@ -5095,6 +8257,8 @@
     <w:p>
       <w:r>
         <w:t xml:space="preserve">When LVF_PARENT_URI is configured and at least one of LVF_SYNC_SOURCE_ID_CIVIC or LVF_SYNC_SOURCE_ID_GEODETIC is set, the LVF pushes its coverage regions to the parent node on startup and after each GIS hot-reload. The push sends a &lt;pushMappings&gt; </w:t>
+      </w:r>
+      <w:r>
         <w:lastRenderedPageBreak/>
         <w:t>request to the parent’s /sync endpoint containing one &lt;mapping&gt; element per configured coverage type (civic and/or geodetic). Each mapping’s lastUpdated attribute reflects the GIS data load timestamp. The push is retried on the next hot-reload if the parent is unreachable at startup. Exception: when LVF_ROOT_AMS=true, the programmatic push to LVF_PARENT_URI is suppressed entirely. A root AMS publishes manually provisioned coverage to the Forest Guide instead — see §3.9. Out-of-coverage redirect/recursion to LVF_PARENT_URI is unaffected.</w:t>
       </w:r>
@@ -5109,7 +8273,7 @@
       <w:pPr>
         <w:pStyle w:val="Heading3"/>
       </w:pPr>
-      <w:bookmarkStart w:id="20" w:name="_Toc230732637"/>
+      <w:bookmarkStart w:id="20" w:name="_Toc230791647"/>
       <w:r>
         <w:t>3.7.2 Inbound Reception (Parent Receiving Push or Pulling from Children)</w:t>
       </w:r>
@@ -5142,7 +8306,7 @@
       <w:pPr>
         <w:pStyle w:val="Heading3"/>
       </w:pPr>
-      <w:bookmarkStart w:id="21" w:name="_Toc230732638"/>
+      <w:bookmarkStart w:id="21" w:name="_Toc230791648"/>
       <w:r>
         <w:t>3.7.3 Child Coverage Routing at Query Time</w:t>
       </w:r>
@@ -5164,7 +8328,7 @@
       <w:pPr>
         <w:pStyle w:val="Heading3"/>
       </w:pPr>
-      <w:bookmarkStart w:id="22" w:name="_Toc230732639"/>
+      <w:bookmarkStart w:id="22" w:name="_Toc230791649"/>
       <w:r>
         <w:t>3.7.5 Cascading Coverage Propagation</w:t>
       </w:r>
@@ -5179,7 +8343,7 @@
       <w:pPr>
         <w:pStyle w:val="Heading2"/>
       </w:pPr>
-      <w:bookmarkStart w:id="23" w:name="_Toc230732640"/>
+      <w:bookmarkStart w:id="23" w:name="_Toc230791650"/>
       <w:r>
         <w:t>3.8 Forest Guide Mode</w:t>
       </w:r>
@@ -5349,7 +8513,7 @@
       <w:pPr>
         <w:pStyle w:val="Heading2"/>
       </w:pPr>
-      <w:bookmarkStart w:id="24" w:name="_Toc230732641"/>
+      <w:bookmarkStart w:id="24" w:name="_Toc230791651"/>
       <w:r>
         <w:t>3.9 Root AMS Mode</w:t>
       </w:r>
@@ -5388,7 +8552,7 @@
       <w:pPr>
         <w:pStyle w:val="Heading3"/>
       </w:pPr>
-      <w:bookmarkStart w:id="25" w:name="_Toc230732642"/>
+      <w:bookmarkStart w:id="25" w:name="_Toc230791652"/>
       <w:r>
         <w:t>3.9.1 Overview</w:t>
       </w:r>
@@ -5402,6 +8566,8 @@
     <w:p>
       <w:r>
         <w:t xml:space="preserve">This creates a conflict with the existing behavior of §3.7.1: when LVF_PARENT_URI is set, the LVF pushes programmatically derived civic and geodetic coverage to that URI on startup and after each hot-reload. For non-root nodes this is correct — the parent needs fine-grained GIS-derived coverage tuples for routing. For a root AMS pushing to the FG, programmatic derivation is not appropriate: the FG should receive the operator-declared jurisdictional boundary, not a </w:t>
+      </w:r>
+      <w:r>
         <w:lastRenderedPageBreak/>
         <w:t>mechanical aggregation of thousands of individual GIS record attributes. Programmatically derived coverage would also be unnecessarily granular for FG purposes, and it is more appropriate from a governance standpoint for a human to explicitly declare the authoritative extent of a jurisdiction rather than have it inferred from GIS data. LVF_ROOT_AMS=true resolves this conflict by separating the two purposes of LVF_PARENT_URI: out-of-coverage escalation (unchanged) and coverage push (suppressed; replaced by provisioned file push to LVF_FOREST_GUIDE_URI).</w:t>
       </w:r>
@@ -5410,7 +8576,7 @@
       <w:pPr>
         <w:pStyle w:val="Heading3"/>
       </w:pPr>
-      <w:bookmarkStart w:id="26" w:name="_Toc230732643"/>
+      <w:bookmarkStart w:id="26" w:name="_Toc230791653"/>
       <w:r>
         <w:t>3.9.2 Provisioning Files</w:t>
       </w:r>
@@ -5448,7 +8614,7 @@
       <w:pPr>
         <w:pStyle w:val="Heading3"/>
       </w:pPr>
-      <w:bookmarkStart w:id="27" w:name="_Toc230732644"/>
+      <w:bookmarkStart w:id="27" w:name="_Toc230791654"/>
       <w:r>
         <w:t>3.9.3 Activation Conditions</w:t>
       </w:r>
@@ -5468,7 +8634,7 @@
       <w:pPr>
         <w:pStyle w:val="Heading3"/>
       </w:pPr>
-      <w:bookmarkStart w:id="28" w:name="_Toc230732645"/>
+      <w:bookmarkStart w:id="28" w:name="_Toc230791655"/>
       <w:r>
         <w:t>3.9.4 Startup and Reload Behavior</w:t>
       </w:r>
@@ -5503,7 +8669,7 @@
       <w:pPr>
         <w:pStyle w:val="Heading3"/>
       </w:pPr>
-      <w:bookmarkStart w:id="29" w:name="_Toc230732646"/>
+      <w:bookmarkStart w:id="29" w:name="_Toc230791656"/>
       <w:r>
         <w:t>3.9.5 Relationship to Intra-Tree Geodetic Exchange</w:t>
       </w:r>
@@ -5519,7 +8685,7 @@
       <w:pPr>
         <w:pStyle w:val="Heading2"/>
       </w:pPr>
-      <w:bookmarkStart w:id="30" w:name="_Toc230732647"/>
+      <w:bookmarkStart w:id="30" w:name="_Toc230791657"/>
       <w:r>
         <w:t>3.10 Environment Variables</w:t>
       </w:r>
@@ -5534,7 +8700,7 @@
       <w:pPr>
         <w:pStyle w:val="Heading3"/>
       </w:pPr>
-      <w:bookmarkStart w:id="31" w:name="_Toc230732648"/>
+      <w:bookmarkStart w:id="31" w:name="_Toc230791658"/>
       <w:r>
         <w:t>3.10.1 Core Server Identity</w:t>
       </w:r>
@@ -5583,7 +8749,7 @@
         <w:pStyle w:val="Heading3"/>
       </w:pPr>
       <w:bookmarkStart w:id="32" w:name="_Toc230253397b"/>
-      <w:bookmarkStart w:id="33" w:name="_Toc230732649"/>
+      <w:bookmarkStart w:id="33" w:name="_Toc230791659"/>
       <w:r>
         <w:t>3.10.2 GIS Data and Reload</w:t>
       </w:r>
@@ -5634,7 +8800,7 @@
         <w:pStyle w:val="Heading3"/>
       </w:pPr>
       <w:bookmarkStart w:id="34" w:name="_Toc230253397c"/>
-      <w:bookmarkStart w:id="35" w:name="_Toc230732650"/>
+      <w:bookmarkStart w:id="35" w:name="_Toc230791660"/>
       <w:r>
         <w:t>3.10.3 Service URN Configuration</w:t>
       </w:r>
@@ -5684,7 +8850,7 @@
         <w:pStyle w:val="Heading3"/>
       </w:pPr>
       <w:bookmarkStart w:id="36" w:name="_Toc230253397d"/>
-      <w:bookmarkStart w:id="37" w:name="_Toc230732651"/>
+      <w:bookmarkStart w:id="37" w:name="_Toc230791661"/>
       <w:r>
         <w:t>3.10.4 Coverage and Tree Synchronization</w:t>
       </w:r>
@@ -5809,7 +8975,7 @@
       <w:pPr>
         <w:pStyle w:val="Heading3"/>
       </w:pPr>
-      <w:bookmarkStart w:id="38" w:name="_Toc230732652"/>
+      <w:bookmarkStart w:id="38" w:name="_Toc230791662"/>
       <w:r>
         <w:t>3.10.5 Forest Guide</w:t>
       </w:r>
@@ -5844,7 +9010,7 @@
       <w:pPr>
         <w:pStyle w:val="Heading1"/>
       </w:pPr>
-      <w:bookmarkStart w:id="39" w:name="_Toc230732653"/>
+      <w:bookmarkStart w:id="39" w:name="_Toc230791663"/>
       <w:r>
         <w:t>3.11 HTTP Interface</w:t>
       </w:r>
@@ -5859,7 +9025,7 @@
       <w:pPr>
         <w:pStyle w:val="Heading2"/>
       </w:pPr>
-      <w:bookmarkStart w:id="40" w:name="_Toc230732654"/>
+      <w:bookmarkStart w:id="40" w:name="_Toc230791664"/>
       <w:r>
         <w:t>3.11.1 POST /lost — LoST Protocol Endpoint</w:t>
       </w:r>
@@ -5896,7 +9062,7 @@
       <w:pPr>
         <w:pStyle w:val="Heading2"/>
       </w:pPr>
-      <w:bookmarkStart w:id="41" w:name="_Toc230732655"/>
+      <w:bookmarkStart w:id="41" w:name="_Toc230791665"/>
       <w:r>
         <w:t>3.11.2 POST /sync — LoST-Sync Endpoint</w:t>
       </w:r>
@@ -5916,7 +9082,7 @@
       <w:pPr>
         <w:pStyle w:val="Heading2"/>
       </w:pPr>
-      <w:bookmarkStart w:id="42" w:name="_Toc230732656"/>
+      <w:bookmarkStart w:id="42" w:name="_Toc230791666"/>
       <w:r>
         <w:t>3.11.3 Transport Requirements</w:t>
       </w:r>
@@ -5936,7 +9102,7 @@
       <w:pPr>
         <w:pStyle w:val="Heading1"/>
       </w:pPr>
-      <w:bookmarkStart w:id="43" w:name="_Toc230732657"/>
+      <w:bookmarkStart w:id="43" w:name="_Toc230791667"/>
       <w:r>
         <w:t>4. Gate 0 — Service URN and Boundary Check</w:t>
       </w:r>
@@ -5954,7 +9120,7 @@
       <w:pPr>
         <w:pStyle w:val="Heading2"/>
       </w:pPr>
-      <w:bookmarkStart w:id="44" w:name="_Toc230732658"/>
+      <w:bookmarkStart w:id="44" w:name="_Toc230791668"/>
       <w:r>
         <w:t>4.1 Gate 0 Check</w:t>
       </w:r>
@@ -6007,7 +9173,7 @@
       <w:pPr>
         <w:pStyle w:val="Heading2"/>
       </w:pPr>
-      <w:bookmarkStart w:id="45" w:name="_Toc230732659"/>
+      <w:bookmarkStart w:id="45" w:name="_Toc230791669"/>
       <w:r>
         <w:t>4.2 URN Alias Resolution</w:t>
       </w:r>
@@ -6084,7 +9250,7 @@
       <w:pPr>
         <w:pStyle w:val="Heading1"/>
       </w:pPr>
-      <w:bookmarkStart w:id="46" w:name="_Toc230732660"/>
+      <w:bookmarkStart w:id="46" w:name="_Toc230791670"/>
       <w:r>
         <w:t>5. Gate 1 — Structural Conformance Check</w:t>
       </w:r>
@@ -6101,7 +9267,7 @@
       <w:pPr>
         <w:pStyle w:val="Heading2"/>
       </w:pPr>
-      <w:bookmarkStart w:id="47" w:name="_Toc230732661"/>
+      <w:bookmarkStart w:id="47" w:name="_Toc230791671"/>
       <w:r>
         <w:t>5.1 Minimum Required Elements</w:t>
       </w:r>
@@ -6481,7 +9647,7 @@
       <w:pPr>
         <w:pStyle w:val="Heading2"/>
       </w:pPr>
-      <w:bookmarkStart w:id="48" w:name="_Toc230732662"/>
+      <w:bookmarkStart w:id="48" w:name="_Toc230791672"/>
       <w:r>
         <w:t>5.2 Gate 1 Failure</w:t>
       </w:r>
@@ -6498,7 +9664,7 @@
       <w:pPr>
         <w:pStyle w:val="Heading2"/>
       </w:pPr>
-      <w:bookmarkStart w:id="49" w:name="_Toc230732663"/>
+      <w:bookmarkStart w:id="49" w:name="_Toc230791673"/>
       <w:r>
         <w:t>5.3 Empty vs. Omitted Elements</w:t>
       </w:r>
@@ -6557,7 +9723,7 @@
       <w:pPr>
         <w:pStyle w:val="Heading1"/>
       </w:pPr>
-      <w:bookmarkStart w:id="50" w:name="_Toc230732664"/>
+      <w:bookmarkStart w:id="50" w:name="_Toc230791674"/>
       <w:r>
         <w:t>6. Gate 2 — Progressive Filter</w:t>
       </w:r>
@@ -6593,7 +9759,7 @@
       <w:pPr>
         <w:pStyle w:val="Heading2"/>
       </w:pPr>
-      <w:bookmarkStart w:id="51" w:name="_Toc230732665"/>
+      <w:bookmarkStart w:id="51" w:name="_Toc230791675"/>
       <w:r>
         <w:t>6.1 Layer Search Order</w:t>
       </w:r>
@@ -6712,7 +9878,7 @@
       <w:pPr>
         <w:pStyle w:val="Heading2"/>
       </w:pPr>
-      <w:bookmarkStart w:id="52" w:name="_Toc230732666"/>
+      <w:bookmarkStart w:id="52" w:name="_Toc230791676"/>
       <w:r>
         <w:t>6.2 Progressive Filter Mechanics</w:t>
       </w:r>
@@ -6828,7 +9994,7 @@
       <w:pPr>
         <w:pStyle w:val="Heading2"/>
       </w:pPr>
-      <w:bookmarkStart w:id="53" w:name="_Toc230732667"/>
+      <w:bookmarkStart w:id="53" w:name="_Toc230791677"/>
       <w:r>
         <w:t>6.3 notFound Conditions</w:t>
       </w:r>
@@ -6899,7 +10065,7 @@
       <w:pPr>
         <w:pStyle w:val="Heading2"/>
       </w:pPr>
-      <w:bookmarkStart w:id="54" w:name="_Toc230732668"/>
+      <w:bookmarkStart w:id="54" w:name="_Toc230791678"/>
       <w:r>
         <w:t>6.4 RCL Side Determination</w:t>
       </w:r>
@@ -6917,7 +10083,7 @@
       <w:pPr>
         <w:pStyle w:val="Heading2"/>
       </w:pPr>
-      <w:bookmarkStart w:id="55" w:name="_Toc230732669"/>
+      <w:bookmarkStart w:id="55" w:name="_Toc230791679"/>
       <w:r>
         <w:t>6.5 Pre-Defined Unchecked Elements</w:t>
       </w:r>
@@ -6934,7 +10100,7 @@
       <w:pPr>
         <w:pStyle w:val="Heading3"/>
       </w:pPr>
-      <w:bookmarkStart w:id="56" w:name="_Toc230732670"/>
+      <w:bookmarkStart w:id="56" w:name="_Toc230791680"/>
       <w:r>
         <w:lastRenderedPageBreak/>
         <w:t>6.5.1 Elements Unchecked on All Layers</w:t>
@@ -7291,7 +10457,7 @@
       <w:pPr>
         <w:pStyle w:val="Heading3"/>
       </w:pPr>
-      <w:bookmarkStart w:id="57" w:name="_Toc230732671"/>
+      <w:bookmarkStart w:id="57" w:name="_Toc230791681"/>
       <w:r>
         <w:t>6.5.2 Elements Unchecked on RCL Layer Only</w:t>
       </w:r>
@@ -8104,7 +11270,7 @@
       <w:pPr>
         <w:pStyle w:val="Heading2"/>
       </w:pPr>
-      <w:bookmarkStart w:id="58" w:name="_Toc230732672"/>
+      <w:bookmarkStart w:id="58" w:name="_Toc230791682"/>
       <w:r>
         <w:t>6.6 Address Number Element Evaluation (INF-027 §2.5.8)</w:t>
       </w:r>
@@ -8121,7 +11287,7 @@
       <w:pPr>
         <w:pStyle w:val="Heading3"/>
       </w:pPr>
-      <w:bookmarkStart w:id="59" w:name="_Toc230732673"/>
+      <w:bookmarkStart w:id="59" w:name="_Toc230791683"/>
       <w:r>
         <w:t>6.6.1 Address Number Elements Against SSAP</w:t>
       </w:r>
@@ -8169,7 +11335,7 @@
       <w:pPr>
         <w:pStyle w:val="Heading3"/>
       </w:pPr>
-      <w:bookmarkStart w:id="60" w:name="_Toc230732674"/>
+      <w:bookmarkStart w:id="60" w:name="_Toc230791684"/>
       <w:r>
         <w:t>6.6.2 Address Number Elements Against RCL</w:t>
       </w:r>
@@ -8293,7 +11459,7 @@
       <w:pPr>
         <w:pStyle w:val="Heading2"/>
       </w:pPr>
-      <w:bookmarkStart w:id="61" w:name="_Toc230732675"/>
+      <w:bookmarkStart w:id="61" w:name="_Toc230791685"/>
       <w:r>
         <w:t>6.7 General Comparison Rules</w:t>
       </w:r>
@@ -8403,7 +11569,7 @@
       <w:pPr>
         <w:pStyle w:val="Heading2"/>
       </w:pPr>
-      <w:bookmarkStart w:id="62" w:name="_Toc230732676"/>
+      <w:bookmarkStart w:id="62" w:name="_Toc230791686"/>
       <w:r>
         <w:t>6.8 Stop-on-First-Invalid Rule (INF-027 §2.4.2.2)</w:t>
       </w:r>
@@ -8496,7 +11662,7 @@
       <w:pPr>
         <w:pStyle w:val="Heading1"/>
       </w:pPr>
-      <w:bookmarkStart w:id="63" w:name="_Toc230732677"/>
+      <w:bookmarkStart w:id="63" w:name="_Toc230791687"/>
       <w:r>
         <w:t>7. Element Evaluation Hierarchy and GIS Field Mapping</w:t>
       </w:r>
@@ -8513,7 +11679,7 @@
       <w:pPr>
         <w:pStyle w:val="Heading2"/>
       </w:pPr>
-      <w:bookmarkStart w:id="64" w:name="_Toc230732678"/>
+      <w:bookmarkStart w:id="64" w:name="_Toc230791688"/>
       <w:r>
         <w:t>7.1 Place Name Elements</w:t>
       </w:r>
@@ -9155,7 +12321,7 @@
       <w:pPr>
         <w:pStyle w:val="Heading2"/>
       </w:pPr>
-      <w:bookmarkStart w:id="65" w:name="_Toc230732679"/>
+      <w:bookmarkStart w:id="65" w:name="_Toc230791689"/>
       <w:r>
         <w:t>7.2 Street Name Elements</w:t>
       </w:r>
@@ -9755,6 +12921,8 @@
           <w:p>
             <w:r>
               <w:t xml:space="preserve">Street Name Post </w:t>
+            </w:r>
+            <w:r>
               <w:lastRenderedPageBreak/>
               <w:t>Type</w:t>
             </w:r>
@@ -9964,7 +13132,7 @@
       <w:pPr>
         <w:pStyle w:val="Heading2"/>
       </w:pPr>
-      <w:bookmarkStart w:id="66" w:name="_Toc230732680"/>
+      <w:bookmarkStart w:id="66" w:name="_Toc230791690"/>
       <w:r>
         <w:t>7.3 Address Number Elements</w:t>
       </w:r>
@@ -10457,7 +13625,7 @@
       <w:pPr>
         <w:pStyle w:val="Heading2"/>
       </w:pPr>
-      <w:bookmarkStart w:id="67" w:name="_Toc230732681"/>
+      <w:bookmarkStart w:id="67" w:name="_Toc230791691"/>
       <w:r>
         <w:t>7.4 Named Location Elements</w:t>
       </w:r>
@@ -11621,7 +14789,7 @@
       <w:pPr>
         <w:pStyle w:val="Heading2"/>
       </w:pPr>
-      <w:bookmarkStart w:id="68" w:name="_Toc230732682"/>
+      <w:bookmarkStart w:id="68" w:name="_Toc230791692"/>
       <w:r>
         <w:t>7.5 Postal Elements</w:t>
       </w:r>
@@ -12017,7 +15185,7 @@
       <w:pPr>
         <w:pStyle w:val="Heading1"/>
       </w:pPr>
-      <w:bookmarkStart w:id="69" w:name="_Toc230732683"/>
+      <w:bookmarkStart w:id="69" w:name="_Toc230791693"/>
       <w:r>
         <w:lastRenderedPageBreak/>
         <w:t>8. Response Assembly</w:t>
@@ -12029,7 +15197,7 @@
       <w:pPr>
         <w:pStyle w:val="Heading2"/>
       </w:pPr>
-      <w:bookmarkStart w:id="70" w:name="_Toc230732684"/>
+      <w:bookmarkStart w:id="70" w:name="_Toc230791694"/>
       <w:r>
         <w:t>8.1 locationValidation Response Structure</w:t>
       </w:r>
@@ -12058,7 +15226,7 @@
       <w:pPr>
         <w:pStyle w:val="Heading2"/>
       </w:pPr>
-      <w:bookmarkStart w:id="71" w:name="_Toc230732685"/>
+      <w:bookmarkStart w:id="71" w:name="_Toc230791695"/>
       <w:r>
         <w:t>8.2 Conforming Result</w:t>
       </w:r>
@@ -12250,7 +15418,7 @@
       <w:pPr>
         <w:pStyle w:val="Heading2"/>
       </w:pPr>
-      <w:bookmarkStart w:id="72" w:name="_Toc230732686"/>
+      <w:bookmarkStart w:id="72" w:name="_Toc230791696"/>
       <w:r>
         <w:t>8.3 Non-Conforming Result</w:t>
       </w:r>
@@ -12451,7 +15619,7 @@
       <w:pPr>
         <w:pStyle w:val="Heading2"/>
       </w:pPr>
-      <w:bookmarkStart w:id="73" w:name="_Toc230732687"/>
+      <w:bookmarkStart w:id="73" w:name="_Toc230791697"/>
       <w:r>
         <w:t>8.4 Response Summary</w:t>
       </w:r>
@@ -12954,7 +16122,7 @@
       <w:pPr>
         <w:pStyle w:val="Heading2"/>
       </w:pPr>
-      <w:bookmarkStart w:id="74" w:name="_Toc230732688"/>
+      <w:bookmarkStart w:id="74" w:name="_Toc230791698"/>
       <w:r>
         <w:t>8.5 &lt;mapping&gt; Element Selection</w:t>
       </w:r>
@@ -12971,7 +16139,7 @@
       <w:pPr>
         <w:pStyle w:val="Heading3"/>
       </w:pPr>
-      <w:bookmarkStart w:id="75" w:name="_Toc230732689"/>
+      <w:bookmarkStart w:id="75" w:name="_Toc230791699"/>
       <w:r>
         <w:t>8.5.1 Boundary Selection — Conforming Result</w:t>
       </w:r>
@@ -13018,7 +16186,7 @@
       <w:pPr>
         <w:pStyle w:val="Heading3"/>
       </w:pPr>
-      <w:bookmarkStart w:id="76" w:name="_Toc230732690"/>
+      <w:bookmarkStart w:id="76" w:name="_Toc230791700"/>
       <w:r>
         <w:t>8.5.2 Boundary Selection — Non-Conforming Result</w:t>
       </w:r>
@@ -13352,7 +16520,7 @@
       <w:pPr>
         <w:pStyle w:val="Heading3"/>
       </w:pPr>
-      <w:bookmarkStart w:id="77" w:name="_Toc230732691"/>
+      <w:bookmarkStart w:id="77" w:name="_Toc230791701"/>
       <w:r>
         <w:t>8.5.3 &lt;mapping&gt; Element Construction</w:t>
       </w:r>
@@ -13754,7 +16922,7 @@
       <w:pPr>
         <w:pStyle w:val="Heading2"/>
       </w:pPr>
-      <w:bookmarkStart w:id="78" w:name="_Toc230732692"/>
+      <w:bookmarkStart w:id="78" w:name="_Toc230791702"/>
       <w:r>
         <w:t>8.6 RevalidateAfter and AsOf (draft-ietf-ecrit-lost-planned-changes)</w:t>
       </w:r>
@@ -13764,7 +16932,7 @@
       <w:pPr>
         <w:pStyle w:val="Heading3"/>
       </w:pPr>
-      <w:bookmarkStart w:id="79" w:name="_Toc230732693"/>
+      <w:bookmarkStart w:id="79" w:name="_Toc230791703"/>
       <w:r>
         <w:t>8.6.1 AsOf Request Element</w:t>
       </w:r>
@@ -13781,6 +16949,8 @@
     <w:p>
       <w:r>
         <w:t xml:space="preserve">The LVF handles &lt;asOf&gt; as follows: if the &lt;asOf&gt; timestamp is in the past relative to datetime.now(UTC), it is silently ignored and the request is processed using the current time — per the draft: “an &lt;asOf&gt; date in the past will return the same results as omitting it.” If the &lt;asOf&gt; timestamp is in the future, it is substituted for the per-request now value that is threaded </w:t>
+      </w:r>
+      <w:r>
         <w:lastRenderedPageBreak/>
         <w:t>through all temporal filtering (§3.5) across SSAP, RCL, and service boundary layers. Future-effective records whose Effective date falls on or before the &lt;asOf&gt; timestamp are included; records whose Expire date falls on or before the &lt;asOf&gt; timestamp are excluded. An &lt;asOf&gt; element present but containing an unparseable timestamp is silently treated as absent and the request proceeds using current time.</w:t>
       </w:r>
@@ -13820,7 +16990,7 @@
       <w:pPr>
         <w:pStyle w:val="Heading3"/>
       </w:pPr>
-      <w:bookmarkStart w:id="80" w:name="_Toc230732694"/>
+      <w:bookmarkStart w:id="80" w:name="_Toc230791704"/>
       <w:r>
         <w:t>8.6.2 RevalidateAfter Derivation</w:t>
       </w:r>
@@ -13921,7 +17091,7 @@
       <w:pPr>
         <w:pStyle w:val="Heading1"/>
       </w:pPr>
-      <w:bookmarkStart w:id="81" w:name="_Toc230732695"/>
+      <w:bookmarkStart w:id="81" w:name="_Toc230791705"/>
       <w:r>
         <w:t>9. Complete Algorithm Pseudologic</w:t>
       </w:r>
@@ -14620,7 +17790,7 @@
       <w:pPr>
         <w:pStyle w:val="Heading1"/>
       </w:pPr>
-      <w:bookmarkStart w:id="82" w:name="_Toc230732696"/>
+      <w:bookmarkStart w:id="82" w:name="_Toc230791706"/>
       <w:r>
         <w:t>10. Known Gaps and Recommended Actions</w:t>
       </w:r>
@@ -14756,6 +17926,8 @@
           <w:p>
             <w:r>
               <w:t xml:space="preserve">INF-027.1-2018 §2.5.3 hierarchy table uses CLDXF v1 element names and does not include STA-004.2 elements such as Site, SubSite, Wing, Section, Row, UNIT_PRETYPE, </w:t>
+            </w:r>
+            <w:r>
               <w:lastRenderedPageBreak/>
               <w:t>UNIT_VALUE, PN, or PCE</w:t>
             </w:r>
@@ -15059,6 +18231,8 @@
           <w:p>
             <w:r>
               <w:t xml:space="preserve">INF-027 §2.5 references administrator-configured field </w:t>
+            </w:r>
+            <w:r>
               <w:lastRenderedPageBreak/>
               <w:t>mappings between PIDF-LO elements and GIS attributes. STA-006.3 §3.2 mandates standardized field names for all SI-provisioned data, making this guidance unnecessary</w:t>
             </w:r>
@@ -15078,6 +18252,8 @@
             <w:r>
               <w:lastRenderedPageBreak/>
               <w:t xml:space="preserve">Future INF-027 revision should remove or update </w:t>
+            </w:r>
+            <w:r>
               <w:lastRenderedPageBreak/>
               <w:t>field mapping guidance to reference STA-006.3 standardized field names</w:t>
             </w:r>
@@ -15215,6 +18391,8 @@
           <w:p>
             <w:r>
               <w:t xml:space="preserve">NENA-STA-010 states “State ECRF and LVF operators SHALL arrange for their coverage regions to be provisioned in a Forest Guide.” This does not address sub-state LVF operators (county, regional, municipal) who may need to provision the Forest Guide directly when no state-level aggregator exists above them. NENA-INF-009.1-2014 acknowledges that regional deployments may not align with state boundaries, but STA-010 </w:t>
+            </w:r>
+            <w:r>
               <w:lastRenderedPageBreak/>
               <w:t>has not been updated to reflect this.</w:t>
             </w:r>
@@ -15368,6 +18546,8 @@
           <w:p>
             <w:r>
               <w:t xml:space="preserve">STA-004.2 requires street types, directionals, and other street name elements to be spelled out in full — no abbreviations are recognized. However, neither STA-006.3 nor STA-010 specifies a conformance validation step at the SI boundary that would reject non-conformant GIS data before it reaches the LVF. A 911 Authority that provisions abbreviated data creates a situation where conformant PIDF-LO submissions will fail LVF validation. LIS operators who adapt their records to </w:t>
+            </w:r>
+            <w:r>
               <w:lastRenderedPageBreak/>
               <w:t>match abbreviated GIS data face rework when the 911 Authority later brings their data into CLDXF-US conformance. The LVF compares against whatever values are in the provisioned GIS — conformance of those values to STA-004.2 is the responsibility of the 911 Authority, not the LVF.</w:t>
             </w:r>
@@ -15530,7 +18710,7 @@
       <w:pPr>
         <w:pStyle w:val="Heading1"/>
       </w:pPr>
-      <w:bookmarkStart w:id="83" w:name="_Toc230732697"/>
+      <w:bookmarkStart w:id="83" w:name="_Toc230791707"/>
       <w:r>
         <w:t>Appendix A — i3 Infrastructure and Protocol Requirements</w:t>
       </w:r>
@@ -15546,7 +18726,7 @@
       <w:pPr>
         <w:pStyle w:val="Heading2"/>
       </w:pPr>
-      <w:bookmarkStart w:id="84" w:name="_Toc230732698"/>
+      <w:bookmarkStart w:id="84" w:name="_Toc230791708"/>
       <w:r>
         <w:t>A.1 listServices and listServicesByLocation</w:t>
       </w:r>
@@ -15643,7 +18823,7 @@
       <w:pPr>
         <w:pStyle w:val="Heading2"/>
       </w:pPr>
-      <w:bookmarkStart w:id="85" w:name="_Toc230732699"/>
+      <w:bookmarkStart w:id="85" w:name="_Toc230791709"/>
       <w:r>
         <w:t>A.2 Call and Incident Identifier LoST Extension</w:t>
       </w:r>
@@ -15722,7 +18902,7 @@
       <w:pPr>
         <w:pStyle w:val="Heading2"/>
       </w:pPr>
-      <w:bookmarkStart w:id="86" w:name="_Toc230732700"/>
+      <w:bookmarkStart w:id="86" w:name="_Toc230791710"/>
       <w:r>
         <w:t>A.3 NTP Client Interface</w:t>
       </w:r>
@@ -15747,7 +18927,7 @@
       <w:pPr>
         <w:pStyle w:val="Heading2"/>
       </w:pPr>
-      <w:bookmarkStart w:id="87" w:name="_Toc230732701"/>
+      <w:bookmarkStart w:id="87" w:name="_Toc230791711"/>
       <w:r>
         <w:t>A.4 Logging (LogEvent Interface)</w:t>
       </w:r>
@@ -15826,7 +19006,7 @@
       <w:pPr>
         <w:pStyle w:val="Heading2"/>
       </w:pPr>
-      <w:bookmarkStart w:id="88" w:name="_Toc230732702"/>
+      <w:bookmarkStart w:id="88" w:name="_Toc230791712"/>
       <w:r>
         <w:t>A.5 ElementState Event Notification</w:t>
       </w:r>
@@ -15851,7 +19031,7 @@
       <w:pPr>
         <w:pStyle w:val="Heading2"/>
       </w:pPr>
-      <w:bookmarkStart w:id="89" w:name="_Toc230732703"/>
+      <w:bookmarkStart w:id="89" w:name="_Toc230791713"/>
       <w:r>
         <w:t>A.6 ServiceState Event Notification</w:t>
       </w:r>
@@ -15876,7 +19056,7 @@
       <w:pPr>
         <w:pStyle w:val="Heading2"/>
       </w:pPr>
-      <w:bookmarkStart w:id="90" w:name="_Toc230732704"/>
+      <w:bookmarkStart w:id="90" w:name="_Toc230791714"/>
       <w:r>
         <w:t>A.7 Discrepancy Reporting</w:t>
       </w:r>
@@ -15901,7 +19081,7 @@
       <w:pPr>
         <w:pStyle w:val="Heading2"/>
       </w:pPr>
-      <w:bookmarkStart w:id="91" w:name="_Toc230732705"/>
+      <w:bookmarkStart w:id="91" w:name="_Toc230791715"/>
       <w:r>
         <w:lastRenderedPageBreak/>
         <w:t>A.8 SI/SDPI Data Feed Interface</w:t>
@@ -15928,11 +19108,13 @@
       <w:pPr>
         <w:pStyle w:val="Heading2"/>
       </w:pPr>
-      <w:bookmarkStart w:id="96" w:name="_Toc230732706b"/>
+      <w:bookmarkStart w:id="92" w:name="_Toc230732706b"/>
+      <w:bookmarkStart w:id="93" w:name="_Toc230791716"/>
       <w:r>
         <w:t>A.9 GapOverlap Event Notification</w:t>
       </w:r>
-      <w:bookmarkEnd w:id="96"/>
+      <w:bookmarkEnd w:id="92"/>
+      <w:bookmarkEnd w:id="93"/>
     </w:p>
     <w:p>
       <w:r>
@@ -15945,1887 +19127,14 @@
     </w:p>
     <w:p>
       <w:r>
-        <w:t xml:space="preserve">NENA-STA-010.3.1 requires ECRFs and LVFs to implement the GapOverlap event notification package (event package name: emergency-GapOverlap; MIME type: Application/EmergencyCallData.GapOverlap+json). The notification reports geographic gaps or overlaps in service boundary coverage, with fields identifying the affected agencies, layers, and area. Implementations MUST repeat the notification at least daily until the condition is resolved.</w:t>
-      </w:r>
-    </w:p>
-    <w:p>
-      <w:r>
-        <w:t xml:space="preserve">This requirement is not implemented and is intentionally deferred. NENA-STA-010.3.1 itself acknowledges that the GapOverlap event is transitioning to a new Spatial Data Management functional element (SDM FE) in a future major version of the i3 Standard, at which point the current emergency-GapOverlap package will be deprecated. Implementing the current package now would require rework against the SDM FE interface when that transition occurs. This item will be revisited when the SDM FE specification stabilizes.</w:t>
-      </w:r>
-    </w:p>
-    <w:p>
-      <w:pPr>
-        <w:pStyle w:val="Heading1"/>
-      </w:pPr>
-      <w:bookmarkStart w:id="92" w:name="_Toc230732706"/>
-      <w:r>
-        <w:t>Appendix B — Working Context (Not for Distribution)</w:t>
-      </w:r>
-      <w:bookmarkEnd w:id="92"/>
-    </w:p>
-    <w:p/>
-    <w:p>
-      <w:r>
-        <w:t>This section captures the state of work and open questions to enable continuation in a future session. When starting a new session, upload this document and refer the assistant to this section first.</w:t>
-      </w:r>
-    </w:p>
-    <w:p/>
-    <w:p>
-      <w:pPr>
-        <w:pStyle w:val="Heading2"/>
-      </w:pPr>
-      <w:bookmarkStart w:id="93" w:name="_Toc230732707"/>
-      <w:r>
-        <w:t>B.1 Work Completed</w:t>
-      </w:r>
-      <w:bookmarkEnd w:id="93"/>
-    </w:p>
-    <w:p/>
-    <w:p>
-      <w:r>
-        <w:t>This document covers 68 working versions. The following components are fully specified and implemented:</w:t>
-      </w:r>
-    </w:p>
-    <w:p>
-      <w:pPr>
-        <w:pStyle w:val="ListParagraph"/>
-        <w:numPr>
-          <w:ilvl w:val="0"/>
-          <w:numId w:val="1"/>
-        </w:numPr>
-      </w:pPr>
-      <w:r>
-        <w:t>Gate 0 — service URN / boundary check; URN alias resolution via LVF_SOS_ALIAS_URNS (§4)</w:t>
-      </w:r>
-    </w:p>
-    <w:p>
-      <w:pPr>
-        <w:pStyle w:val="ListParagraph"/>
-        <w:numPr>
-          <w:ilvl w:val="0"/>
-          <w:numId w:val="1"/>
-        </w:numPr>
-      </w:pPr>
-      <w:r>
-        <w:t>Gate 1 — structural conformance check; minimum required elements: country, A1, A2, RD, HNO (§5)</w:t>
-      </w:r>
-    </w:p>
-    <w:p>
-      <w:pPr>
-        <w:pStyle w:val="ListParagraph"/>
-        <w:numPr>
-          <w:ilvl w:val="0"/>
-          <w:numId w:val="1"/>
-        </w:numPr>
-      </w:pPr>
-      <w:r>
-        <w:t>Gate 2 — unified progressive filter; stop-on-first-invalid; uniform SSAP-to-RCL fallthrough; RCL side determination; query-time temporal validity; out-of-coverage admin-level redirect (§6)</w:t>
-      </w:r>
-    </w:p>
-    <w:p>
-      <w:pPr>
-        <w:pStyle w:val="ListParagraph"/>
-        <w:numPr>
-          <w:ilvl w:val="0"/>
-          <w:numId w:val="1"/>
-        </w:numPr>
-      </w:pPr>
-      <w:r>
-        <w:t xml:space="preserve">Response assembly — civic coverage region lookup; synthetic default mapping with LVF_DEFAULT_MAPPING_SOURCE_ID; revalidateAfter and asOf per draft-ietf-ecrit-lost-planned-changes §8.6; completeLocation per draft-ietf-ecrit-similar-location-19 §8 with case-sensitive suppression check (§8)</w:t>
-      </w:r>
-    </w:p>
-    <w:p>
-      <w:pPr>
-        <w:pStyle w:val="ListParagraph"/>
-        <w:numPr>
-          <w:ilvl w:val="0"/>
-          <w:numId w:val="1"/>
-        </w:numPr>
-      </w:pPr>
-      <w:r>
-        <w:t>Civic and geodetic coverage region derivation (§3.3, §3.4)</w:t>
-      </w:r>
-    </w:p>
-    <w:p>
-      <w:pPr>
-        <w:pStyle w:val="ListParagraph"/>
-        <w:numPr>
-          <w:ilvl w:val="0"/>
-          <w:numId w:val="1"/>
-        </w:numPr>
-      </w:pPr>
-      <w:r>
-        <w:t>GIS record temporal filtering at query time (§3.5)</w:t>
-      </w:r>
-    </w:p>
-    <w:p>
-      <w:pPr>
-        <w:pStyle w:val="ListParagraph"/>
-        <w:numPr>
-          <w:ilvl w:val="0"/>
-          <w:numId w:val="1"/>
-        </w:numPr>
-      </w:pPr>
-      <w:r>
-        <w:t>GIS data reload and unavailability window with GPKG file watcher (§3.6)</w:t>
-      </w:r>
-    </w:p>
-    <w:p>
-      <w:pPr>
-        <w:pStyle w:val="ListParagraph"/>
-        <w:numPr>
-          <w:ilvl w:val="0"/>
-          <w:numId w:val="1"/>
-        </w:numPr>
-      </w:pPr>
-      <w:r>
-        <w:t>LoST-Sync coverage region push/pull (RFC 6739) (§3.7)</w:t>
-      </w:r>
-    </w:p>
-    <w:p>
-      <w:pPr>
-        <w:pStyle w:val="ListParagraph"/>
-        <w:numPr>
-          <w:ilvl w:val="0"/>
-          <w:numId w:val="1"/>
-        </w:numPr>
-      </w:pPr>
-      <w:r>
-        <w:t>Forest Guide mode via LVF_FOREST_GUIDE_MODE (§3.8)</w:t>
-      </w:r>
-    </w:p>
-    <w:p>
-      <w:pPr>
-        <w:pStyle w:val="ListParagraph"/>
-        <w:numPr>
-          <w:ilvl w:val="0"/>
-          <w:numId w:val="1"/>
-        </w:numPr>
-      </w:pPr>
-      <w:r>
-        <w:t xml:space="preserve">Root AMS mode — manually provisioned coverage regions with cascading propagation; LVF_ROOT_AMS, LVF_FOREST_GUIDE_URI, ams_civic_coverage.json, ams_geodetic_coverage.json (§3.9)</w:t>
-      </w:r>
-    </w:p>
-    <w:p>
-      <w:pPr>
-        <w:pStyle w:val="ListParagraph"/>
-        <w:numPr>
-          <w:ilvl w:val="0"/>
-          <w:numId w:val="1"/>
-        </w:numPr>
-      </w:pPr>
-      <w:r>
-        <w:t>Environment variables consolidated reference (§3.10)</w:t>
-      </w:r>
-    </w:p>
-    <w:p>
-      <w:pPr>
-        <w:pStyle w:val="ListParagraph"/>
-        <w:numPr>
-          <w:ilvl w:val="0"/>
-          <w:numId w:val="1"/>
-        </w:numPr>
-      </w:pPr>
-      <w:r>
-        <w:t>HTTP interface — /lost unified LoST endpoint; /sync LoST-Sync endpoint (§3.11)</w:t>
-      </w:r>
-    </w:p>
-    <w:p>
-      <w:pPr>
-        <w:pStyle w:val="ListParagraph"/>
-        <w:numPr>
-          <w:ilvl w:val="0"/>
-          <w:numId w:val="1"/>
-        </w:numPr>
-      </w:pPr>
-      <w:r>
-        <w:t>i3 infrastructure requirements — listServices, listServicesByLocation, Call/Incident ID extension, NTP client, LogEvent interface, ElementState and ServiceState SIP SUBSCRIBE/NOTIFY, discrepancy reporting (Appendix A)</w:t>
-      </w:r>
-    </w:p>
-    <w:p>
-      <w:pPr>
-        <w:pStyle w:val="ListParagraph"/>
-        <w:numPr>
-          <w:ilvl w:val="0"/>
-          <w:numId w:val="1"/>
-        </w:numPr>
-      </w:pPr>
-      <w:r>
-        <w:t>All LoST error responses return HTTP 200 per RFC 5222 §14. Full per-version change history is maintained in the git repository.</w:t>
-      </w:r>
-    </w:p>
-    <w:p>
-      <w:pPr>
-        <w:pStyle w:val="Heading2"/>
-      </w:pPr>
-      <w:bookmarkStart w:id="94" w:name="_Toc230732708"/>
-      <w:r>
-        <w:t>B.2 Work Not Yet Started</w:t>
-      </w:r>
-      <w:bookmarkEnd w:id="94"/>
-    </w:p>
-    <w:p/>
-    <w:p>
-      <w:pPr>
-        <w:pStyle w:val="ListParagraph"/>
-        <w:numPr>
-          <w:ilvl w:val="0"/>
-          <w:numId w:val="1"/>
-        </w:numPr>
-      </w:pPr>
-      <w:r>
-        <w:t>Client-side interpretation rules — how the LIS operator should interpret the locationValidation response for provisioning decisions (separate LVF Client document)</w:t>
-      </w:r>
-    </w:p>
-    <w:p>
-      <w:pPr>
-        <w:pStyle w:val="ListParagraph"/>
-        <w:numPr>
-          <w:ilvl w:val="0"/>
-          <w:numId w:val="1"/>
-        </w:numPr>
-      </w:pPr>
-      <w:r>
-        <w:t>SiteStructureAddressPolygon layer evaluation rules (pending STA-006.3 revision)</w:t>
-      </w:r>
-    </w:p>
-    <w:p>
-      <w:pPr>
-        <w:pStyle w:val="ListParagraph"/>
-        <w:numPr>
-          <w:ilvl w:val="0"/>
-          <w:numId w:val="1"/>
-        </w:numPr>
-      </w:pPr>
-      <w:r>
-        <w:t xml:space="preserve">Planned changes support (draft-ietf-ecrit-lost-planned-changes, NENA-STA-010 §3.2) — the server-emitted portion (&lt;revalidateAfter&gt;, §8.6.2) and the client-submitted &lt;asOf&gt; request element (§8.6.1) are both implemented. Past &lt;asOf&gt; values are silently treated as current per the draft. Future &lt;asOf&gt; values substitute the timestamp as the per-request now value through all temporal filtering; the coverage region load-time snapshot limitation is documented in §8.6.1. One capability remains deferred: the </w:t>
-        <w:lastRenderedPageBreak/>
-        <w:t>plannedChangePoll REST interface (/PlannedChangePoll, /GetChangeSet, /Versions), which allows LIS clients to poll for upcoming GIS changes and pre-stage new records — this requires the LVF to maintain a ChangeSet store with knowledge of future GIS changes, which is an architectural dependency not yet in scope. INF-027 §2.6.3.4 notes that a mass revalidation triggered by a large GIS change may resemble a DoS attack; any future implementation of the poll interface should consider staggered notification.</w:t>
-      </w:r>
-    </w:p>
-    <w:p>
-      <w:pPr>
-        <w:pStyle w:val="ListParagraph"/>
-        <w:numPr>
-          <w:ilvl w:val="0"/>
-          <w:numId w:val="1"/>
-        </w:numPr>
-      </w:pPr>
-      <w:r>
-        <w:t>Mid-session GIS staleness — RESOLVED (v38). Temporal filtering (§3.5) is correctly applied at query time for all SSAP, RCL, and service boundary records. The civic and geodetic coverage regions (§3.3, §3.4) are derived at load time; however, this is resolved by the GPKG file watcher mechanism (§3.6) rather than a mid-session refresh. When a new GPKG file is detected, the LVF sets the unavailability flag, returns &lt;locationValidationUnavailable&gt; for all incoming requests during the rebuild, swaps in the new data and coverage regions in a single operation, and clears the flag. The operational model is a scheduled off-hours data update: the GIS operator drops a new GPKG file, the watcher detects it within the configured poll interval, and service resumes automatically once the rebuild completes. No manual restart is required.</w:t>
-      </w:r>
-    </w:p>
-    <w:p>
-      <w:pPr>
-        <w:pStyle w:val="ListParagraph"/>
-        <w:numPr>
-          <w:ilvl w:val="0"/>
-          <w:numId w:val="1"/>
-        </w:numPr>
-      </w:pPr>
-      <w:r>
-        <w:t>Discrepancy reporting workflow per NENA-REQ-002</w:t>
-      </w:r>
-    </w:p>
-    <w:p>
-      <w:pPr>
-        <w:pStyle w:val="ListParagraph"/>
-        <w:numPr>
-          <w:ilvl w:val="0"/>
-          <w:numId w:val="1"/>
-        </w:numPr>
-      </w:pPr>
-      <w:r>
-        <w:t>Legacy environment transition — a parallel version of the algorithm for systems still using CLDXF v1 / STA-004.1 elements</w:t>
-      </w:r>
-    </w:p>
-    <w:p>
-      <w:pPr>
-        <w:pStyle w:val="ListParagraph"/>
-        <w:numPr>
-          <w:ilvl w:val="0"/>
-          <w:numId w:val="1"/>
-        </w:numPr>
-      </w:pPr>
-      <w:r>
-        <w:t>similarLocation implementation (draft-ietf-ecrit-similar-location-19) — the completeLocation element of this extension is implemented (see §A.3). The similarLocation element, which returns candidate addresses for invalid results, will be implemented via WFS rather than an internal fuzzy matching engine. This is a deliberate architectural decision grounded in the consistency goal of this specification: an internal fuzzy matcher (phonetic, trigram, edit-distance, or similar) would produce implementation-specific candidate sets that vary across deployments. The draft itself acknowledges this by describing the server as “guessing” and explicitly permitting different strategies to produce different results. Accepting that variability would undermine the consistency guarantee this specification exists to provide. WFS delegates candidate retrieval to the authoritative GIS data source, producing deterministic results tied to the provisioned dataset rather than to matching algorithm choices. Implementation is deferred pending WFS endpoint availability.</w:t>
-      </w:r>
-    </w:p>
-    <w:p>
-      <w:pPr>
-        <w:pStyle w:val="ListParagraph"/>
-        <w:numPr>
-          <w:ilvl w:val="0"/>
-          <w:numId w:val="1"/>
-        </w:numPr>
-      </w:pPr>
-      <w:r>
-        <w:t>Casing discrepancy handling — a submitted value that matches a GIS record case-insensitively (e.g., ‘MCDONALD’ matching ‘McDonald’) is conforming per §6.7. The corrected casing is returned via completeLocation (§8.7) because the suppression check compares submitted values against canonical GIS values case-sensitively — a casing difference triggers completeLocation even when all fields are present. This ensures LIS operators always receive the canonical GIS casing and do not store incorrectly-cased records. Resolved in v45; see §A.3 completeLocation suppression decision.</w:t>
-      </w:r>
-    </w:p>
-    <w:p>
-      <w:pPr>
-        <w:pStyle w:val="ListParagraph"/>
-        <w:numPr>
-          <w:ilvl w:val="0"/>
-          <w:numId w:val="1"/>
-        </w:numPr>
-      </w:pPr>
-      <w:r>
-        <w:t>Named location validation without HNO — this algorithm requires ca:HNO for all validation requests. Validation of addresses without a street number (e.g., named landmarks, points of interest, campus locations) is not supported in this version and is deferred for future consideration. A future revision should define how the progressive filter and response assembly operate when HNO is absent.</w:t>
-      </w:r>
-    </w:p>
-    <w:p>
-      <w:pPr>
-        <w:pStyle w:val="ListParagraph"/>
-        <w:numPr>
-          <w:ilvl w:val="0"/>
-          <w:numId w:val="1"/>
-        </w:numPr>
-      </w:pPr>
-      <w:r>
-        <w:t>3D polygon / volumetric location evaluation (future)</w:t>
-      </w:r>
-    </w:p>
-    <w:p>
-      <w:pPr>
-        <w:pStyle w:val="ListParagraph"/>
-        <w:numPr>
-          <w:ilvl w:val="0"/>
-          <w:numId w:val="1"/>
-        </w:numPr>
-      </w:pPr>
-      <w:r>
-        <w:t>Formal standardization of civic coverage region derivation — §3.3 defines a recommended best practice approach; a future revision of NENA-INF-027 or NENA-STA-010 should adopt this approach normatively</w:t>
-      </w:r>
-    </w:p>
-    <w:p>
-      <w:pPr>
-        <w:pStyle w:val="ListParagraph"/>
-        <w:numPr>
-          <w:ilvl w:val="0"/>
-          <w:numId w:val="1"/>
-        </w:numPr>
-      </w:pPr>
-      <w:r>
-        <w:t xml:space="preserve">Forest Guide mode — CLOSED (v50). Implemented via LVF_FOREST_GUIDE_MODE=true. See §3.8. The server software now supports deployment as a Forest Guide: routing-only, redirect-always (recursive=“true” ignored </w:t>
-        <w:lastRenderedPageBreak/>
-        <w:t>per RFC 5582 §8), no GIS data, no parent escalation, URN scope restricted to urn:service:sos and LVF_SOS_ALIAS_URNS. Distinguishable from a root AMS with GIS data, which is a separate valid deployment pattern covered by the existing routing-only + GPKG combination.</w:t>
-      </w:r>
-    </w:p>
-    <w:p>
-      <w:pPr>
-        <w:pStyle w:val="ListParagraph"/>
-        <w:numPr>
-          <w:ilvl w:val="0"/>
-          <w:numId w:val="1"/>
-        </w:numPr>
-      </w:pPr>
-      <w:r>
-        <w:t>Civic coverage region simplification — RESOLVED (§3.9). The problem of publishing a simplified coverage entry (e.g., US, ND, *, *, *, *) to the Forest Guide without algorithmically collapsing fine-grained GIS-derived tuples is resolved by manual provisioning at the root AMS. The operator explicitly declares the authoritative civic coverage in ams_civic_coverage.json; the LVF pushes this declaration directly to the FG. No completeness verification mechanism or wildcard collapsing algorithm is required. Non-root nodes continue to emit full-granularity tuples to their parent for routing purposes — those tuples are not forwarded to the FG. See companion item: geodetic polygon merging.</w:t>
-      </w:r>
-    </w:p>
-    <w:p>
-      <w:pPr>
-        <w:pStyle w:val="ListParagraph"/>
-        <w:numPr>
-          <w:ilvl w:val="0"/>
-          <w:numId w:val="1"/>
-        </w:numPr>
-      </w:pPr>
-      <w:r>
-        <w:t>Geodetic polygon merging — RESOLVED (§3.9). As with civic coverage simplification, the FG geodetic publication problem is resolved by manual provisioning at the root AMS. The operator explicitly provides the authoritative boundary polygon in ams_geodetic_coverage.json (WKT format); the LVF parses the WKT, converts to GML, and pushes it directly to the FG. No polygon union algorithm, Shapely dependency for derivation, or sliver/gap handling is required for FG publication. Child geodetic polygons continue to be exchanged intra-tree using the same GML format for internal routing purposes and getMappingsResponse aggregation (§3.7.2), but are not forwarded to the FG on root AMS nodes. Open item: coverage region expires/lastUpdated handling for pushMappings — RFC 5222 §5.2 requires an expires attribute on every mapping element; the appropriate value for coverage region mappings (NO-EXPIRATION) and the lastUpdated derivation are documented as a pending gap.</w:t>
-      </w:r>
-    </w:p>
-    <w:p>
-      <w:pPr>
-        <w:pStyle w:val="ListParagraph"/>
-        <w:numPr>
-          <w:ilvl w:val="0"/>
-          <w:numId w:val="1"/>
-        </w:numPr>
-      </w:pPr>
-      <w:r>
-        <w:t xml:space="preserve">Session 18 (v53) changes — CLOSED. Thirteen code changes documented: (1) “*” as the JSON representation for absent A3/A4/A5 in the child coverage store and AMS provisioning files (previously null); both null and “*” are treated as wildcards at query time in lookup_civic_coverage. See §3.3. (2) “lost_server” field added as a required key on each civic tuple in ams_civic_coverage.json, specifying the authoritative LoST server URI for that tuple. See §3.9.2. (3) AMS provisioning files now use the unified child coverage store wrapper structure (same envelope as dynamically received push entries), enabling entries from ams_civic_coverage.json and ams_geodetic_coverage.json to be loaded directly into the child coverage store via _upsert_child_coverage. See §3.9.2. (4) ams_geodetic_coverage.geojson renamed to ams_geodetic_coverage.json; format changed from GeoJSON geometry to a JSON wrapper using WKT for the geodetic polygon. All references updated. See §3.9.2 and §3.4.1. (5) Uppercase normalization removed from _derive_civic_coverage — field values are now stored with the original casing from the GIS data; normalization occurs only at lookup time in lookup_civic_coverage (already case-insensitive). See §3.3. (6) strip() applied to GIS string fields during civic coverage derivation to handle single-space values stored in some GIS datasets that would otherwise produce non-null but empty-string tuples. (7) lookup_civic_coverage case-insensitive comparison corrected — both stored and submitted values are normalized to uppercase before comparison, ensuring lookups succeed regardless of casing differences between the GIS data and submitted address elements. See §3.3. (8) fg_tree_coverage.json used as the child coverage store filename when LVF_FOREST_GUIDE_MODE=true (instead of lvf_child_coverage.json), distinguishing FG deployments from standard parent nodes at a glance. See §3.8. (9) Child coverage store (_load_child_coverage) now loads before AMS provisioning (_load_ams_provisioning) at startup, ensuring previously received push entries are available in the store before provisioned file entries are processed. See §3.9.4. (10) Child coverage pre-Gate lookup restricted to routing-only nodes (LVF_GPKG_PATH unset). Nodes with GIS data loaded do not consult the child </w:t>
-        <w:lastRenderedPageBreak/>
-        <w:t>coverage store for incoming validation requests; Gate 0/1/2 evaluate against local GIS. See §3.7.3. (11) _check_ooc_admin truncation fix — when stop-on-first-invalid fires at A3, the A3/A4/A5 values are correctly excluded from the coverage lookup (not just A4/A5), preventing false out-of-coverage detections on A3 mismatches within a covered area. (12) Forest Guide notFound message improved to specify that no authoritative LVF tree was found for the submitted address, aiding operator diagnostics. (13) Version bumped to 53.</w:t>
-      </w:r>
-    </w:p>
-    <w:p/>
-    <w:p>
-      <w:pPr>
-        <w:pStyle w:val="ListParagraph"/>
-        <w:numPr>
-          <w:ilvl w:val="0"/>
-          <w:numId w:val="1"/>
-        </w:numPr>
-      </w:pPr>
-      <w:r>
-        <w:t>Session 19 (v54–v55) changes — CLOSED. Comprehensive editorial and content review. (1) Version bump to 55 (v54 was the cae:MP fix release; v55 is this session). (2) §3.1 Scope retitled from “Scope: Leaf Node Behavior” to “Scope”; body updated to reflect all supported deployment modes including routing-only nodes, Forest Guide, and root AMS. (3) New §3.2 GIS Data Quality section added — the LVF is only as good as the data it receives; QA/QC upstream of the LVF is essential. (4) “Precision” changed to “detail” in §3 standards spectrum paragraph. (5) “Longest-prefix matching” defined inline in §3.3. (6) §3.3.1 derivation paragraph: 0.0001 degree offset annotated as approximately 11 meters (36 feet); reference to fg_tree_coverage.json removed (not impacted by derivation); “atomically” replaced with “automatically”; “via the SI” removed. (7) §3.4 “atomically” replaced with “automatically”. (8) §3.5 temporal filtering: effective/expiration date sentence clarified to note fields must be known and pre-populated; “atomically” replaced in mid-session divergence note. (9) §3.6: pickle file explained; “atomic swap” replaced with “single-operation swap”; “atomic swap ensures” replaced throughout. (10) §3.7.4 environment variables reformatted as separate paragraphs; “Correction to prior versions” sentence removed. (11) §3.8 Forest Guide peering note added per RFC 5582 §8; recursion note added to out-of-coverage redirect sentence. (12) §3.9 renamed “Root AMS Mode”; §3.9.1 renamed “Overview”; prior editions correction sentence removed; “this is wrong” softened to governance/practical rationale. (13) §3.9.2 ams_geodetic_coverage.json description corrected from stale GeoJSON format to WKT wrapper format. (14) §5.1 HNO note: “street number” changed to “address number” throughout; “street address number” changed to “address number”. (15) §6.2 fallthrough rule reworded to reference “LVFs provisioned with centerlines only” rather than “roads provisioned as centerlines only”. (16) §6.5.1 cae:MP rationale updated: “do not carry” changed to “will not carry” for early LIS deployments. (17) §6.7 GIS field normalization note added: NULL, empty, and whitespace-only GIS values all normalized to None at load time. (18) §6.7 GIS conformance note: “SI operator and” removed; responsibility attributed to 911 Authority only. (19) §7.5 row 33: cae:PCE corrected to cdx2:PCE. (20) §8.1 companion LVF Client document note removed. (21) §8.5 boundary-not-found condition changed from &lt;notFound&gt; to &lt;locationValidationUnavailable&gt; with explanatory message. (22) Remaining “via the SI” / “through the SI” phrases removed from body text and gap table. (23) boundaries[0] references removed from §3.3.2 and §11 changelog. (24) §11.2 gaps table: removed “No RFC 5222 error for ambiguous candidate sets” (closed by message attribute on &lt;notFound&gt; per items 23/24 in session list); removed “No RFC 5222 warning for validation observations” (closed by completeLocation case-sensitive suppression logic); removed five closed implementation items (Recursion v47, LoST-Sync v47, coverage aggregation v49, OOC admin redirect v46, notFound sub-jurisdictional v37, street name terminal v43); renamed cae:PN gap to “cae:PN semantic redefinition across standards”; condensed RFC 5222 mapping selection gap description; added Forest Guide peering gap per RFC 5582 §8. (25) Version count updated to 55. Code changes pending for this session: NotFoundResponse message attribute (ambiguous vs zero candidates); LocationValidationUnavailable for boundary-not-found; cdx2:PCE namespace fix in models.py.</w:t>
-      </w:r>
-    </w:p>
-    <w:p>
-      <w:pPr>
-        <w:pStyle w:val="ListParagraph"/>
-        <w:numPr>
-          <w:ilvl w:val="0"/>
-          <w:numId w:val="1"/>
-        </w:numPr>
-      </w:pPr>
-      <w:r>
-        <w:t xml:space="preserve">Session 20 (v56–v60) changes — CLOSED. Structural reorganization and presentation cleanup. (1) §3.9 reorganization: §3.9.2 (Geodetic Coverage Region Format) moved to §3.4.1; §3.9.6 (Cascading Coverage Propagation) moved to §3.7.5; §3.9.7 (Relationship to Intra-Tree Geodetic Exchange) renumbered to §3.9.5; §3.9.3–§3.9.5 renumbered to §3.9.2–§3.9.4. (2) Duplicate §3.3 heading </w:t>
-        <w:lastRenderedPageBreak/>
-        <w:t>resolved: “Authoritativeness and Coverage Region” intro content collapsed into §3.3 Civic Coverage Region Derivation as a single unified section. (3) Misplaced §4.3 (URN Alias Resolution) relocated from between §3.4 and §3.5 to §4.2, its correct position within Gate 0. (4) §9 pseudocode reorganization: the CAPTURE/PRE-CHECK/GATE 0 blob paragraph split into individual indented lines matching the rest of the pseudocode section style. (5) Cross-reference audit: all §4.3 references updated to §4.2; all §3.9.x changelog references updated to reflect new numbering; §3.9.4 item (4) updated to reference both §3.9.2 and §3.4.1. (6) Version bumped to 56. (7) Italic note formatting normalized: 7 note/warning paragraphs missing sz=20 and indent=720 brought into line with the standard italic note style. The ⚠️ §3.9 best-practice warning also gained bold and justified alignment to match the other ⚠️ paragraphs. (8) Note on validateLocation rejection moved from §3.1 to §11.3 Key Design Decisions. (9) Note on &lt;forbidden&gt; response moved from §3.1 to §10 Known Gaps as a new gap row. (10) Version bumped to 57. Session 20 Phase 1 (v58) — Presentation cleanup: (11) Table of Contents added (Word auto-TOC, §§1–10 + §11 References). (12) §11 restructured: §11.1–11.3 moved to Appendix A (Working Context); §11.4 Source Documents promoted to §11 References. (13) §3.3 intro paragraph fixed: removed self-reference (“The derivation process is defined in §3.3”) and incomplete sentence fragment. (14) Duplicate sentence in §3.3 removed. (15) §3 meta-description paragraph removed. (16) §10 mapping selection row cleaned: implementation resolution narrative removed; gap entry now states the problem and defers rationale to §A.3. (17) Version bumped to 58. Session 20 Phase 2 (v59) — Body tightening: (18) §11 References section removed; governing standards are fully documented in §1.1. (19) §3.3: fixed run-on duplicated clause in longest-prefix matching description; fixed comma splice in RCL foundational layer sentence. (20) §6.1: removed redundant inline bullet note about SSAP coverage completeness (retained the cleaner standalone italic note). (21) §8.5.1: merged two stacked italic notes (geometry-only statement and data-integrity note) into a single coherent note. (22) §8.6.2: removed closing rationale note restating §3.5 temporal filtering reasoning. (23) §1.2: merged paragraphs 2 and 3 into a single paragraph. (24) Cover page: “Working Document” label changed to “Draft Specification”. (25) Heading capitalization: §8.6, §8.6.1, §8.6.2 headings capitalized consistently. (26) Version bumped to 59. Session 20 Phase 3 (v60) — Final polish: (27) Pseudocode compacted: blank lines between every line removed; blank lines retained only before top-level block headers (CAPTURE, PRE-CHECK, GATE 0–2, ASSEMBLE_RESPONSE); two implementation noise comments removed. (28) §3.3 intro: forward reference to §3.3.2 reworded. (29) §3.6 ⚠️ warning: formatting normalized to match other ⚠️ paragraphs (bold+italic, sz=20, indent=720, justified). (30) §3.3.1: single wall-of-text paragraph split into two paragraphs at logical boundary. (31) §3.7.2: split sentence repaired (paragraph break mid-sentence removed); long getMappingsResponse paragraph split at logical boundary. (32) Version bumped to 60.</w:t>
-      </w:r>
-    </w:p>
-    <w:p>
-      <w:pPr>
-        <w:pStyle w:val="ListParagraph"/>
-        <w:numPr>
-          <w:ilvl w:val="0"/>
-          <w:numId w:val="1"/>
-        </w:numPr>
-      </w:pPr>
-      <w:r>
-        <w:t xml:space="preserve">Session 21 (v61–v62) changes — CLOSED. Document review and editorial pass. (1) [Comment 7] §2 “Important:” italic note removed (content already covered in §3.1). (2) [Comment 11] §3.2 “Spatial Interface operator” removed from QA/QC sentence. (3) [Comments 14,24,25] Paragraph spacing added at three locations in §3.3.1 and §3.3.3. (4) [Comment 30] §3.8 Forest Guide description: “GIS data” replaced with “RCL or SSAP data”. (5) [Comment 32] §3.9.4 child coverage store load-order sentence deleted. (6) [Comment 39] §3.9.4 governance note added: root AMS provisioning files must be kept current. (7) [Comment 42] §4.1 two italic notes converted to standard body paragraphs. (8) [Comment 78] Paragraph spacing added after §8.6.1 intro paragraph. (9) §3.8 Forest Guide peering reference updated: §11.2 → §A.2. (10) §3.9.3 rewritten for readability. (11) §3.9.4 rewritten for readability. (12) §10 heading renamed to “Known Gaps and Recommended Actions”. (13) §A.2 new future work item added: review 0.0001 degree perpendicular offset approach. (14) §3.10 Environment Variables section created, consolidating §3.7.4 (Coverage and Tree Synchronization) and §3.8.1 (Forest Guide); </w:t>
-        <w:lastRenderedPageBreak/>
-        <w:t>§3.6 GIS reload env var note replaced with cross-reference to §3.10.3. (15) LVF_FOREST_GUIDE_MODE paragraph restored after accidental deletion in prior session. (16) LVF_SERVER_URI note in §8.5.3 expanded: added U-NAPTR requirement, out-of-scope note, and production constraint against IP address use. (17) Terminology audit: AMS usage confirmed clean — all instances already use “root AMS” correctly. (18) Version bumped to 61. (19) v62: Table border formatting normalized — tblBorders block added to all 17 tables missing table-level border definitions; all tables now consistent with §A.3 style.</w:t>
-      </w:r>
-    </w:p>
-    <w:p>
-      <w:pPr>
-        <w:pStyle w:val="ListParagraph"/>
-        <w:numPr>
-          <w:ilvl w:val="0"/>
-          <w:numId w:val="1"/>
-        </w:numPr>
-      </w:pPr>
-      <w:r>
-        <w:t>Session 22 (v63–v67) changes — CLOSED. i3 gap analysis; endpoint consolidation. (1) i3 gap analysis completed against NENA-STA-010.3.1: serviceNumber=“911” (resolved via GIS data; spec note deferred); listServices/listServicesByLocation (deferred — open questions on algorithm scope, OOC behavior, placement); Call/Incident ID, NTP, logging, ElementState, ServiceState, GapOverlap, discrepancy reporting, SI interface items 3–10 identified as not started. (2) ElementState and ServiceState identified as requiring SIP SUBSCRIBE/NOTIFY per i3 §2.4.1 — current implementation provides internal state machine only; SIP notifier interface added to §A.2 as future work. (3) /validate endpoint removed; all RFC 5222 traffic consolidated at /lost endpoint. /lost now handles findService, listServices, listServicesByLocation, and getServiceBoundary, dispatching on XML root element. (4) New §3.11 HTTP Interface added, formally defining /lost (LoST protocol endpoint, RFC 5222, U-NAPTR discovered) and /sync (LoST-Sync endpoint, RFC 6739, operator-configured). (5) LVF_PARENT_URI description updated: clarified as base URL with /lost and /sync appended internally; example changed from http:// to https://; reference to “validate endpoint” corrected to “base URL”. (6) /validate references replaced with /lost throughout: §3.7.3 (routing-only mode), §3.9.2 (ams_civic_coverage.json example), §9 pseudocode (two instances). (7) ams_civic_coverage.json example URLs updated to https://. (8) Version bumped to 67.</w:t>
-      </w:r>
-    </w:p>
-    <w:p>
-      <w:pPr>
-        <w:pStyle w:val="ListParagraph"/>
-        <w:numPr>
-          <w:ilvl w:val="0"/>
-          <w:numId w:val="1"/>
-        </w:numPr>
-      </w:pPr>
-      <w:r>
-        <w:t xml:space="preserve">Session 24 (v68) changes — CLOSED. Test gap analysis and bug fixes. (1) §6.6.2: Parity_Z normative rule added — a side with Parity = ‘Z’ is excluded from candidate matching entirely, regardless of numeric range values. Fixes bug where Parity_Z sides were incorrectly evaluated via the even/odd parity comparison, causing false matches. (2) §6.7: submitted value normalization rule added — leading and trailing whitespace is stripped from all submitted civic address element values at parse time, before any comparison, coverage region lookup, or gate evaluation. Internal whitespace is not collapsed. Fixes bug where trailing whitespace in submitted admin elements caused civic coverage region lookup failure and incorrect redirect response. (3) §9 pseudocode and §B.3: RCL completeLocation rule unified with SSAP — civicAddress now contains all non-null PIDF-LO fields from the matched RCL record (side-specific fields resolved to determined side), with HNO taken from the submission. Prior formulation omitted admin fields (A3–A5) when absent from submission, creating an asymmetry with SSAP. (4) Version bumped to 68.</w:t>
-      </w:r>
-    </w:p>
-    <w:p>
-      <w:pPr>
-        <w:pStyle w:val="ListParagraph"/>
-        <w:numPr>
-          <w:ilvl w:val="0"/>
-          <w:numId w:val="1"/>
-        </w:numPr>
-      </w:pPr>
-      <w:r>
-        <w:t xml:space="preserve">Session 25 (v68) changes — CLOSED. Source code review against Appendix A i3 requirements; Appendix A and B reorganization. (1) Source code review confirmed A.1 through A.7 are fully implemented (listServices, listServicesByLocation, Call/Incident ID extension, NTP client, LogEvent interface, ElementState/ServiceState SIP SUBSCRIBE/NOTIFY, discrepancy reporting). (2) A.9 GapOverlap Event Notification added to Appendix A — requirement identified as intentionally deferred pending SDM FE transition in a future i3 major version. (3) B.1 Work Completed reformatted from a single dense paragraph to a bulleted list of implemented components. (4) B.2 Work Not Yet Started changelog entries (sessions 18–24) reformatted from large prose paragraphs to individual bulleted entries. No substantive content changes; version number unchanged.</w:t>
-      </w:r>
-    </w:p>
-    <w:p>
-      <w:pPr>
-        <w:pStyle w:val="Heading2"/>
-      </w:pPr>
-      <w:bookmarkStart w:id="95" w:name="_Toc230732709"/>
-      <w:r>
-        <w:t>B.3 Key Design Decisions Made</w:t>
-      </w:r>
-      <w:bookmarkEnd w:id="95"/>
-    </w:p>
-    <w:p/>
-    <w:tbl>
-      <w:tblPr>
-        <w:tblW w:w="9360" w:type="dxa"/>
-        <w:tblBorders>
-          <w:top w:val="single" w:sz="4" w:space="0" w:color="CCCCCC"/>
-          <w:left w:val="single" w:sz="4" w:space="0" w:color="CCCCCC"/>
-          <w:bottom w:val="single" w:sz="4" w:space="0" w:color="CCCCCC"/>
-          <w:right w:val="single" w:sz="4" w:space="0" w:color="CCCCCC"/>
-          <w:insideH w:val="single" w:sz="4" w:space="0" w:color="CCCCCC"/>
-          <w:insideV w:val="single" w:sz="4" w:space="0" w:color="CCCCCC"/>
-        </w:tblBorders>
-        <w:tblLayout w:type="fixed"/>
-        <w:tblCellMar>
-          <w:top w:w="80" w:type="dxa"/>
-          <w:left w:w="120" w:type="dxa"/>
-          <w:bottom w:w="80" w:type="dxa"/>
-          <w:right w:w="120" w:type="dxa"/>
-        </w:tblCellMar>
-        <w:tblLook w:val="04A0" w:firstRow="1" w:lastRow="0" w:firstColumn="1" w:lastColumn="0" w:noHBand="0" w:noVBand="1"/>
-      </w:tblPr>
-      <w:tblGrid>
-        <w:gridCol w:w="4199"/>
-        <w:gridCol w:w="5161"/>
-      </w:tblGrid>
-      <w:tr>
-        <w:trPr>
-          <w:tblHeader/>
-        </w:trPr>
-        <w:tc>
-          <w:tcPr>
-            <w:tcW w:w="3599" w:type="dxa"/>
-            <w:tcBorders>
-              <w:top w:val="single" w:sz="2" w:space="0" w:color="CCCCCC"/>
-              <w:left w:val="single" w:sz="2" w:space="0" w:color="CCCCCC"/>
-              <w:bottom w:val="single" w:sz="2" w:space="0" w:color="CCCCCC"/>
-              <w:right w:val="single" w:sz="2" w:space="0" w:color="CCCCCC"/>
-            </w:tcBorders>
-            <w:shd w:val="clear" w:color="auto" w:fill="D5E8F0"/>
-          </w:tcPr>
-          <w:p>
-            <w:r>
-              <w:rPr>
-                <w:b/>
-                <w:bCs/>
-              </w:rPr>
-              <w:t>Decision</w:t>
-            </w:r>
-          </w:p>
-        </w:tc>
-        <w:tc>
-          <w:tcPr>
-            <w:tcW w:w="5760" w:type="dxa"/>
-            <w:tcBorders>
-              <w:top w:val="single" w:sz="2" w:space="0" w:color="CCCCCC"/>
-              <w:left w:val="single" w:sz="2" w:space="0" w:color="CCCCCC"/>
-              <w:bottom w:val="single" w:sz="2" w:space="0" w:color="CCCCCC"/>
-              <w:right w:val="single" w:sz="2" w:space="0" w:color="CCCCCC"/>
-            </w:tcBorders>
-            <w:shd w:val="clear" w:color="auto" w:fill="D5E8F0"/>
-          </w:tcPr>
-          <w:p>
-            <w:r>
-              <w:rPr>
-                <w:b/>
-                <w:bCs/>
-              </w:rPr>
-              <w:t>Rationale</w:t>
-            </w:r>
-          </w:p>
-        </w:tc>
-      </w:tr>
-      <w:tr>
-        <w:tc>
-          <w:tcPr>
-            <w:tcW w:w="3599" w:type="dxa"/>
-            <w:tcBorders>
-              <w:top w:val="single" w:sz="2" w:space="0" w:color="CCCCCC"/>
-              <w:left w:val="single" w:sz="2" w:space="0" w:color="CCCCCC"/>
-              <w:bottom w:val="single" w:sz="2" w:space="0" w:color="CCCCCC"/>
-              <w:right w:val="single" w:sz="2" w:space="0" w:color="CCCCCC"/>
-            </w:tcBorders>
-          </w:tcPr>
-          <w:p>
-            <w:r>
-              <w:t>Gate 0: service URN / boundary check before structural evaluation</w:t>
-            </w:r>
-          </w:p>
-        </w:tc>
-        <w:tc>
-          <w:tcPr>
-            <w:tcW w:w="5760" w:type="dxa"/>
-            <w:tcBorders>
-              <w:top w:val="single" w:sz="2" w:space="0" w:color="CCCCCC"/>
-              <w:left w:val="single" w:sz="2" w:space="0" w:color="CCCCCC"/>
-              <w:bottom w:val="single" w:sz="2" w:space="0" w:color="CCCCCC"/>
-              <w:right w:val="single" w:sz="2" w:space="0" w:color="CCCCCC"/>
-            </w:tcBorders>
-          </w:tcPr>
-          <w:p>
-            <w:r>
-              <w:t>RFC 5222 §8.4.1 requires mapping+ in every findServiceResponse. Gate 0 ensures a candidate boundary exists. Does not confirm geographic authority — that is determined in Gate 2.</w:t>
-            </w:r>
-          </w:p>
-        </w:tc>
-      </w:tr>
-      <w:tr>
-        <w:tc>
-          <w:tcPr>
-            <w:tcW w:w="3599" w:type="dxa"/>
-            <w:tcBorders>
-              <w:top w:val="single" w:sz="2" w:space="0" w:color="CCCCCC"/>
-              <w:left w:val="single" w:sz="2" w:space="0" w:color="CCCCCC"/>
-              <w:bottom w:val="single" w:sz="2" w:space="0" w:color="CCCCCC"/>
-              <w:right w:val="single" w:sz="2" w:space="0" w:color="CCCCCC"/>
-            </w:tcBorders>
-          </w:tcPr>
-          <w:p>
-            <w:r>
-              <w:t>&lt;locationInvalid&gt; for Gate 1 failure</w:t>
-            </w:r>
-          </w:p>
-        </w:tc>
-        <w:tc>
-          <w:tcPr>
-            <w:tcW w:w="5760" w:type="dxa"/>
-            <w:tcBorders>
-              <w:top w:val="single" w:sz="2" w:space="0" w:color="CCCCCC"/>
-              <w:left w:val="single" w:sz="2" w:space="0" w:color="CCCCCC"/>
-              <w:bottom w:val="single" w:sz="2" w:space="0" w:color="CCCCCC"/>
-              <w:right w:val="single" w:sz="2" w:space="0" w:color="CCCCCC"/>
-            </w:tcBorders>
-          </w:tcPr>
-          <w:p>
-            <w:r>
-              <w:t>RFC 5222 §13.1 — structural non-conformance before any lookup is attempted</w:t>
-            </w:r>
-          </w:p>
-        </w:tc>
-      </w:tr>
-      <w:tr>
-        <w:tc>
-          <w:tcPr>
-            <w:tcW w:w="3599" w:type="dxa"/>
-            <w:tcBorders>
-              <w:top w:val="single" w:sz="2" w:space="0" w:color="CCCCCC"/>
-              <w:left w:val="single" w:sz="2" w:space="0" w:color="CCCCCC"/>
-              <w:bottom w:val="single" w:sz="2" w:space="0" w:color="CCCCCC"/>
-              <w:right w:val="single" w:sz="2" w:space="0" w:color="CCCCCC"/>
-            </w:tcBorders>
-          </w:tcPr>
-          <w:p>
-            <w:r>
-              <w:lastRenderedPageBreak/>
-              <w:t>&lt;notFound&gt; for Gate 0 and Gate 2 terminal failures</w:t>
-            </w:r>
-          </w:p>
-        </w:tc>
-        <w:tc>
-          <w:tcPr>
-            <w:tcW w:w="5760" w:type="dxa"/>
-            <w:tcBorders>
-              <w:top w:val="single" w:sz="2" w:space="0" w:color="CCCCCC"/>
-              <w:left w:val="single" w:sz="2" w:space="0" w:color="CCCCCC"/>
-              <w:bottom w:val="single" w:sz="2" w:space="0" w:color="CCCCCC"/>
-              <w:right w:val="single" w:sz="2" w:space="0" w:color="CCCCCC"/>
-            </w:tcBorders>
-          </w:tcPr>
-          <w:p>
-            <w:r>
-              <w:t>RFC 5222 §13.1 — no authoritative data available or candidate set ambiguous; distinct from a mismatch</w:t>
-            </w:r>
-          </w:p>
-        </w:tc>
-      </w:tr>
-      <w:tr>
-        <w:tc>
-          <w:tcPr>
-            <w:tcW w:w="3599" w:type="dxa"/>
-            <w:tcBorders>
-              <w:top w:val="single" w:sz="2" w:space="0" w:color="CCCCCC"/>
-              <w:left w:val="single" w:sz="2" w:space="0" w:color="CCCCCC"/>
-              <w:bottom w:val="single" w:sz="2" w:space="0" w:color="CCCCCC"/>
-              <w:right w:val="single" w:sz="2" w:space="0" w:color="CCCCCC"/>
-            </w:tcBorders>
-          </w:tcPr>
-          <w:p>
-            <w:r>
-              <w:t>&lt;redirect&gt; or recursion for out-of-coverage Gate 2 result</w:t>
-            </w:r>
-          </w:p>
-        </w:tc>
-        <w:tc>
-          <w:tcPr>
-            <w:tcW w:w="5760" w:type="dxa"/>
-            <w:tcBorders>
-              <w:top w:val="single" w:sz="2" w:space="0" w:color="CCCCCC"/>
-              <w:left w:val="single" w:sz="2" w:space="0" w:color="CCCCCC"/>
-              <w:bottom w:val="single" w:sz="2" w:space="0" w:color="CCCCCC"/>
-              <w:right w:val="single" w:sz="2" w:space="0" w:color="CCCCCC"/>
-            </w:tcBorders>
-          </w:tcPr>
-          <w:p>
-            <w:r>
-              <w:t>NENA-STA-010 §3.2 — LVF MUST support both modes; out-of-coverage is determined by comparing submitted administrative elements against the LVF’s civic coverage region (§3.3). DECISION (v46): redirection implemented. When stop-on-first-invalid fires at an admin element and the civic coverage region lookup confirms the address is outside coverage, the LVF returns &lt;redirect target=LVF_PARENT_URI&gt; when recursive=“false” or absent. If LVF_PARENT_URI is not configured, &lt;notFound&gt; is returned with a diagnostic message. DECISION (v47): recursion implemented. When recursive=“true” and LVF_PARENT_URI is configured, the LVF makes an outbound HTTP POST to LVF_PARENT_URI and returns the upstream response as its own, after loop detection and &lt;path&gt;&lt;via&gt; handling per RFC 5222 §6.</w:t>
-            </w:r>
-          </w:p>
-        </w:tc>
-      </w:tr>
-      <w:tr>
-        <w:tc>
-          <w:tcPr>
-            <w:tcW w:w="3599" w:type="dxa"/>
-            <w:tcBorders>
-              <w:top w:val="single" w:sz="2" w:space="0" w:color="CCCCCC"/>
-              <w:left w:val="single" w:sz="2" w:space="0" w:color="CCCCCC"/>
-              <w:bottom w:val="single" w:sz="2" w:space="0" w:color="CCCCCC"/>
-              <w:right w:val="single" w:sz="2" w:space="0" w:color="CCCCCC"/>
-            </w:tcBorders>
-          </w:tcPr>
-          <w:p>
-            <w:r>
-              <w:t>Unified progressive filter (GIS investigation and element evaluation collapsed)</w:t>
-            </w:r>
-          </w:p>
-        </w:tc>
-        <w:tc>
-          <w:tcPr>
-            <w:tcW w:w="5760" w:type="dxa"/>
-            <w:tcBorders>
-              <w:top w:val="single" w:sz="2" w:space="0" w:color="CCCCCC"/>
-              <w:left w:val="single" w:sz="2" w:space="0" w:color="CCCCCC"/>
-              <w:bottom w:val="single" w:sz="2" w:space="0" w:color="CCCCCC"/>
-              <w:right w:val="single" w:sz="2" w:space="0" w:color="CCCCCC"/>
-            </w:tcBorders>
-          </w:tcPr>
-          <w:p>
-            <w:r>
-              <w:t>The previous separation was artificial — both steps compared the same PIDF-LO values against the same GIS fields. The progressive filter model is computationally coherent and eliminates redundancy.</w:t>
-            </w:r>
-          </w:p>
-        </w:tc>
-      </w:tr>
-      <w:tr>
-        <w:tc>
-          <w:tcPr>
-            <w:tcW w:w="3599" w:type="dxa"/>
-            <w:tcBorders>
-              <w:top w:val="single" w:sz="2" w:space="0" w:color="CCCCCC"/>
-              <w:left w:val="single" w:sz="2" w:space="0" w:color="CCCCCC"/>
-              <w:bottom w:val="single" w:sz="2" w:space="0" w:color="CCCCCC"/>
-              <w:right w:val="single" w:sz="2" w:space="0" w:color="CCCCCC"/>
-            </w:tcBorders>
-          </w:tcPr>
-          <w:p>
-            <w:r>
-              <w:t>Elements added to &lt;valid&gt; whenever candidate set is non-zero after filtering, including when unchanged</w:t>
-            </w:r>
-          </w:p>
-        </w:tc>
-        <w:tc>
-          <w:tcPr>
-            <w:tcW w:w="5760" w:type="dxa"/>
-            <w:tcBorders>
-              <w:top w:val="single" w:sz="2" w:space="0" w:color="CCCCCC"/>
-              <w:left w:val="single" w:sz="2" w:space="0" w:color="CCCCCC"/>
-              <w:bottom w:val="single" w:sz="2" w:space="0" w:color="CCCCCC"/>
-              <w:right w:val="single" w:sz="2" w:space="0" w:color="CCCCCC"/>
-            </w:tcBorders>
-          </w:tcPr>
-          <w:p>
-            <w:r>
-              <w:t>An element is added to &lt;valid&gt; whenever it is submitted, evaluable, and the candidate set is non-zero after filtering — including when the count is unchanged because all records matched. A non-discriminating element (e.g., ca:country when every GIS record is ‘US’) is still genuinely present and correct. The §9 pseudologic originally said ‘only if count decreases’ but this produced incorrect results in practice — country was absent from &lt;valid&gt; in all-US datasets. The code behavior is correct; the pseudologic has been updated to match.</w:t>
-            </w:r>
-          </w:p>
-        </w:tc>
-      </w:tr>
-      <w:tr>
-        <w:tc>
-          <w:tcPr>
-            <w:tcW w:w="3599" w:type="dxa"/>
-            <w:tcBorders>
-              <w:top w:val="single" w:sz="2" w:space="0" w:color="CCCCCC"/>
-              <w:left w:val="single" w:sz="2" w:space="0" w:color="CCCCCC"/>
-              <w:bottom w:val="single" w:sz="2" w:space="0" w:color="CCCCCC"/>
-              <w:right w:val="single" w:sz="2" w:space="0" w:color="CCCCCC"/>
-            </w:tcBorders>
-          </w:tcPr>
-          <w:p>
-            <w:r>
-              <w:t>RCL side determination occurs at HNO's position in the hierarchy</w:t>
-            </w:r>
-          </w:p>
-        </w:tc>
-        <w:tc>
-          <w:tcPr>
-            <w:tcW w:w="5760" w:type="dxa"/>
-            <w:tcBorders>
-              <w:top w:val="single" w:sz="2" w:space="0" w:color="CCCCCC"/>
-              <w:left w:val="single" w:sz="2" w:space="0" w:color="CCCCCC"/>
-              <w:bottom w:val="single" w:sz="2" w:space="0" w:color="CCCCCC"/>
-              <w:right w:val="single" w:sz="2" w:space="0" w:color="CCCCCC"/>
-            </w:tcBorders>
-          </w:tcPr>
-          <w:p>
-            <w:r>
-              <w:t>Side determination is a product of HNO evaluation, not a pre-step. Administrative elements evaluated before HNO use the full RCL candidate set; elements after HNO use side-specific fields.</w:t>
-            </w:r>
-          </w:p>
-        </w:tc>
-      </w:tr>
-      <w:tr>
-        <w:tc>
-          <w:tcPr>
-            <w:tcW w:w="3599" w:type="dxa"/>
-            <w:tcBorders>
-              <w:top w:val="single" w:sz="2" w:space="0" w:color="CCCCCC"/>
-              <w:left w:val="single" w:sz="2" w:space="0" w:color="CCCCCC"/>
-              <w:bottom w:val="single" w:sz="2" w:space="0" w:color="CCCCCC"/>
-              <w:right w:val="single" w:sz="2" w:space="0" w:color="CCCCCC"/>
-            </w:tcBorders>
-          </w:tcPr>
-          <w:p>
-            <w:r>
-              <w:t>Stop-on-first-invalid (one &lt;invalid&gt; element maximum)</w:t>
-            </w:r>
-          </w:p>
-        </w:tc>
-        <w:tc>
-          <w:tcPr>
-            <w:tcW w:w="5760" w:type="dxa"/>
-            <w:tcBorders>
-              <w:top w:val="single" w:sz="2" w:space="0" w:color="CCCCCC"/>
-              <w:left w:val="single" w:sz="2" w:space="0" w:color="CCCCCC"/>
-              <w:bottom w:val="single" w:sz="2" w:space="0" w:color="CCCCCC"/>
-              <w:right w:val="single" w:sz="2" w:space="0" w:color="CCCCCC"/>
-            </w:tcBorders>
-          </w:tcPr>
-          <w:p>
-            <w:r>
-              <w:t>INF-027 §2.4.2.2 — ensures consistent results across LVF implementations</w:t>
-            </w:r>
-          </w:p>
-        </w:tc>
-      </w:tr>
-      <w:tr>
-        <w:tc>
-          <w:tcPr>
-            <w:tcW w:w="3599" w:type="dxa"/>
-            <w:tcBorders>
-              <w:top w:val="single" w:sz="2" w:space="0" w:color="CCCCCC"/>
-              <w:left w:val="single" w:sz="2" w:space="0" w:color="CCCCCC"/>
-              <w:bottom w:val="single" w:sz="2" w:space="0" w:color="CCCCCC"/>
-              <w:right w:val="single" w:sz="2" w:space="0" w:color="CCCCCC"/>
-            </w:tcBorders>
-          </w:tcPr>
-          <w:p>
-            <w:r>
-              <w:lastRenderedPageBreak/>
-              <w:t>HNO against RCL = &lt;unchecked&gt; not &lt;valid&gt;</w:t>
-            </w:r>
-          </w:p>
-        </w:tc>
-        <w:tc>
-          <w:tcPr>
-            <w:tcW w:w="5760" w:type="dxa"/>
-            <w:tcBorders>
-              <w:top w:val="single" w:sz="2" w:space="0" w:color="CCCCCC"/>
-              <w:left w:val="single" w:sz="2" w:space="0" w:color="CCCCCC"/>
-              <w:bottom w:val="single" w:sz="2" w:space="0" w:color="CCCCCC"/>
-              <w:right w:val="single" w:sz="2" w:space="0" w:color="CCCCCC"/>
-            </w:tcBorders>
-          </w:tcPr>
-          <w:p>
-            <w:r>
-              <w:t>INF-027 §2.5.8 — LVF can only confirm address falls within range, not that it physically exists. HNO still actively participates in candidate filtering.</w:t>
-            </w:r>
-          </w:p>
-        </w:tc>
-      </w:tr>
-      <w:tr>
-        <w:tc>
-          <w:tcPr>
-            <w:tcW w:w="3599" w:type="dxa"/>
-            <w:tcBorders>
-              <w:top w:val="single" w:sz="2" w:space="0" w:color="CCCCCC"/>
-              <w:left w:val="single" w:sz="2" w:space="0" w:color="CCCCCC"/>
-              <w:bottom w:val="single" w:sz="2" w:space="0" w:color="CCCCCC"/>
-              <w:right w:val="single" w:sz="2" w:space="0" w:color="CCCCCC"/>
-            </w:tcBorders>
-          </w:tcPr>
-          <w:p>
-            <w:r>
-              <w:t>No alias resolution</w:t>
-            </w:r>
-          </w:p>
-        </w:tc>
-        <w:tc>
-          <w:tcPr>
-            <w:tcW w:w="5760" w:type="dxa"/>
-            <w:tcBorders>
-              <w:top w:val="single" w:sz="2" w:space="0" w:color="CCCCCC"/>
-              <w:left w:val="single" w:sz="2" w:space="0" w:color="CCCCCC"/>
-              <w:bottom w:val="single" w:sz="2" w:space="0" w:color="CCCCCC"/>
-              <w:right w:val="single" w:sz="2" w:space="0" w:color="CCCCCC"/>
-            </w:tcBorders>
-          </w:tcPr>
-          <w:p>
-            <w:r>
-              <w:t>INF-027 §2.5.9 — only primary GIS field values used for validation</w:t>
-            </w:r>
-          </w:p>
-        </w:tc>
-      </w:tr>
-      <w:tr>
-        <w:tc>
-          <w:tcPr>
-            <w:tcW w:w="3599" w:type="dxa"/>
-            <w:tcBorders>
-              <w:top w:val="single" w:sz="2" w:space="0" w:color="CCCCCC"/>
-              <w:left w:val="single" w:sz="2" w:space="0" w:color="CCCCCC"/>
-              <w:bottom w:val="single" w:sz="2" w:space="0" w:color="CCCCCC"/>
-              <w:right w:val="single" w:sz="2" w:space="0" w:color="CCCCCC"/>
-            </w:tcBorders>
-          </w:tcPr>
-          <w:p>
-            <w:r>
-              <w:t>cdx2:DT, ca:LOC, ca:PLC, cae:MP pre-defined unchecked on both layers</w:t>
-            </w:r>
-          </w:p>
-        </w:tc>
-        <w:tc>
-          <w:tcPr>
-            <w:tcW w:w="5760" w:type="dxa"/>
-            <w:tcBorders>
-              <w:top w:val="single" w:sz="2" w:space="0" w:color="CCCCCC"/>
-              <w:left w:val="single" w:sz="2" w:space="0" w:color="CCCCCC"/>
-              <w:bottom w:val="single" w:sz="2" w:space="0" w:color="CCCCCC"/>
-              <w:right w:val="single" w:sz="2" w:space="0" w:color="CCCCCC"/>
-            </w:tcBorders>
-          </w:tcPr>
-          <w:p>
-            <w:r>
-              <w:t>These elements describe the nature or context of a location rather than identifying it, or are not carried by civic addresses in practice. Not suitable for deterministic attribute matching. cae:MP (Distance Marker) is specifically excluded because civic addresses provisioned in the LIS do not carry distance marker values; evaluating it against SSAP would produce false non-conforming results for virtually all submissions.</w:t>
-            </w:r>
-          </w:p>
-        </w:tc>
-      </w:tr>
-      <w:tr>
-        <w:tc>
-          <w:tcPr>
-            <w:tcW w:w="3599" w:type="dxa"/>
-            <w:tcBorders>
-              <w:top w:val="single" w:sz="2" w:space="0" w:color="CCCCCC"/>
-              <w:left w:val="single" w:sz="2" w:space="0" w:color="CCCCCC"/>
-              <w:bottom w:val="single" w:sz="2" w:space="0" w:color="CCCCCC"/>
-              <w:right w:val="single" w:sz="2" w:space="0" w:color="CCCCCC"/>
-            </w:tcBorders>
-          </w:tcPr>
-          <w:p>
-            <w:r>
-              <w:t>cdx2:HNC pre-defined unchecked on both layers</w:t>
-            </w:r>
-          </w:p>
-        </w:tc>
-        <w:tc>
-          <w:tcPr>
-            <w:tcW w:w="5760" w:type="dxa"/>
-            <w:tcBorders>
-              <w:top w:val="single" w:sz="2" w:space="0" w:color="CCCCCC"/>
-              <w:left w:val="single" w:sz="2" w:space="0" w:color="CCCCCC"/>
-              <w:bottom w:val="single" w:sz="2" w:space="0" w:color="CCCCCC"/>
-              <w:right w:val="single" w:sz="2" w:space="0" w:color="CCCCCC"/>
-            </w:tcBorders>
-          </w:tcPr>
-          <w:p>
-            <w:r>
-              <w:t>Composite of HNO, HNP, and HNS. Redundant when components are evaluated individually; risks false non-conforming results from composite string formatting differences.</w:t>
-            </w:r>
-          </w:p>
-        </w:tc>
-      </w:tr>
-      <w:tr>
-        <w:tc>
-          <w:tcPr>
-            <w:tcW w:w="3599" w:type="dxa"/>
-            <w:tcBorders>
-              <w:top w:val="single" w:sz="2" w:space="0" w:color="CCCCCC"/>
-              <w:left w:val="single" w:sz="2" w:space="0" w:color="CCCCCC"/>
-              <w:bottom w:val="single" w:sz="2" w:space="0" w:color="CCCCCC"/>
-              <w:right w:val="single" w:sz="2" w:space="0" w:color="CCCCCC"/>
-            </w:tcBorders>
-          </w:tcPr>
-          <w:p>
-            <w:r>
-              <w:t>SiteStructureAddressPolygon excluded from layer search order</w:t>
-            </w:r>
-          </w:p>
-        </w:tc>
-        <w:tc>
-          <w:tcPr>
-            <w:tcW w:w="5760" w:type="dxa"/>
-            <w:tcBorders>
-              <w:top w:val="single" w:sz="2" w:space="0" w:color="CCCCCC"/>
-              <w:left w:val="single" w:sz="2" w:space="0" w:color="CCCCCC"/>
-              <w:bottom w:val="single" w:sz="2" w:space="0" w:color="CCCCCC"/>
-              <w:right w:val="single" w:sz="2" w:space="0" w:color="CCCCCC"/>
-            </w:tcBorders>
-          </w:tcPr>
-          <w:p>
-            <w:r>
-              <w:t>STA-006.3 classifies this layer as Recommended and assigns it to MDS only — not provisioned to the LVF.</w:t>
-            </w:r>
-          </w:p>
-        </w:tc>
-      </w:tr>
-      <w:tr>
-        <w:tc>
-          <w:tcPr>
-            <w:tcW w:w="3599" w:type="dxa"/>
-            <w:tcBorders>
-              <w:top w:val="single" w:sz="2" w:space="0" w:color="CCCCCC"/>
-              <w:left w:val="single" w:sz="2" w:space="0" w:color="CCCCCC"/>
-              <w:bottom w:val="single" w:sz="2" w:space="0" w:color="CCCCCC"/>
-              <w:right w:val="single" w:sz="2" w:space="0" w:color="CCCCCC"/>
-            </w:tcBorders>
-          </w:tcPr>
-          <w:p>
-            <w:r>
-              <w:t>Named location element order from STA-004.2 §3.2.1 size hierarchy</w:t>
-            </w:r>
-          </w:p>
-        </w:tc>
-        <w:tc>
-          <w:tcPr>
-            <w:tcW w:w="5760" w:type="dxa"/>
-            <w:tcBorders>
-              <w:top w:val="single" w:sz="2" w:space="0" w:color="CCCCCC"/>
-              <w:left w:val="single" w:sz="2" w:space="0" w:color="CCCCCC"/>
-              <w:bottom w:val="single" w:sz="2" w:space="0" w:color="CCCCCC"/>
-              <w:right w:val="single" w:sz="2" w:space="0" w:color="CCCCCC"/>
-            </w:tcBorders>
-          </w:tcPr>
-          <w:p>
-            <w:r>
-              <w:t>Documented assumption — INF-027 does not cover these elements; future INF-027 revision needed</w:t>
-            </w:r>
-          </w:p>
-        </w:tc>
-      </w:tr>
-      <w:tr>
-        <w:tc>
-          <w:tcPr>
-            <w:tcW w:w="3599" w:type="dxa"/>
-            <w:tcBorders>
-              <w:top w:val="single" w:sz="2" w:space="0" w:color="CCCCCC"/>
-              <w:left w:val="single" w:sz="2" w:space="0" w:color="CCCCCC"/>
-              <w:bottom w:val="single" w:sz="2" w:space="0" w:color="CCCCCC"/>
-              <w:right w:val="single" w:sz="2" w:space="0" w:color="CCCCCC"/>
-            </w:tcBorders>
-          </w:tcPr>
-          <w:p>
-            <w:r>
-              <w:t>LMK/LMKP replaced by SITE, BLD, PN in minimum element set</w:t>
-            </w:r>
-          </w:p>
-        </w:tc>
-        <w:tc>
-          <w:tcPr>
-            <w:tcW w:w="5760" w:type="dxa"/>
-            <w:tcBorders>
-              <w:top w:val="single" w:sz="2" w:space="0" w:color="CCCCCC"/>
-              <w:left w:val="single" w:sz="2" w:space="0" w:color="CCCCCC"/>
-              <w:bottom w:val="single" w:sz="2" w:space="0" w:color="CCCCCC"/>
-              <w:right w:val="single" w:sz="2" w:space="0" w:color="CCCCCC"/>
-            </w:tcBorders>
-          </w:tcPr>
-          <w:p>
-            <w:r>
-              <w:t>STA-004.2 §3.4 explicitly retires LMK and LMKP. OR logic preserved from INF-027 §2.5.10.</w:t>
-            </w:r>
-          </w:p>
-        </w:tc>
-      </w:tr>
-      <w:tr>
-        <w:tc>
-          <w:tcPr>
-            <w:tcW w:w="3599" w:type="dxa"/>
-            <w:tcBorders>
-              <w:top w:val="single" w:sz="2" w:space="0" w:color="CCCCCC"/>
-              <w:left w:val="single" w:sz="2" w:space="0" w:color="CCCCCC"/>
-              <w:bottom w:val="single" w:sz="2" w:space="0" w:color="CCCCCC"/>
-              <w:right w:val="single" w:sz="2" w:space="0" w:color="CCCCCC"/>
-            </w:tcBorders>
-          </w:tcPr>
-          <w:p>
-            <w:r>
-              <w:t>UNIT retired; UNIT_PRETYPE + UNIT_VALUE used instead</w:t>
-            </w:r>
-          </w:p>
-        </w:tc>
-        <w:tc>
-          <w:tcPr>
-            <w:tcW w:w="5760" w:type="dxa"/>
-            <w:tcBorders>
-              <w:top w:val="single" w:sz="2" w:space="0" w:color="CCCCCC"/>
-              <w:left w:val="single" w:sz="2" w:space="0" w:color="CCCCCC"/>
-              <w:bottom w:val="single" w:sz="2" w:space="0" w:color="CCCCCC"/>
-              <w:right w:val="single" w:sz="2" w:space="0" w:color="CCCCCC"/>
-            </w:tcBorders>
-          </w:tcPr>
-          <w:p>
-            <w:r>
-              <w:t>STA-004.2 §3.4 explicitly retires UNIT element</w:t>
-            </w:r>
-          </w:p>
-        </w:tc>
-      </w:tr>
-      <w:tr>
-        <w:tc>
-          <w:tcPr>
-            <w:tcW w:w="3599" w:type="dxa"/>
-            <w:tcBorders>
-              <w:top w:val="single" w:sz="2" w:space="0" w:color="CCCCCC"/>
-              <w:left w:val="single" w:sz="2" w:space="0" w:color="CCCCCC"/>
-              <w:bottom w:val="single" w:sz="2" w:space="0" w:color="CCCCCC"/>
-              <w:right w:val="single" w:sz="2" w:space="0" w:color="CCCCCC"/>
-            </w:tcBorders>
-          </w:tcPr>
-          <w:p>
-            <w:r>
-              <w:t>Attribute comparison only; geometry ignored</w:t>
-            </w:r>
-          </w:p>
-        </w:tc>
-        <w:tc>
-          <w:tcPr>
-            <w:tcW w:w="5760" w:type="dxa"/>
-            <w:tcBorders>
-              <w:top w:val="single" w:sz="2" w:space="0" w:color="CCCCCC"/>
-              <w:left w:val="single" w:sz="2" w:space="0" w:color="CCCCCC"/>
-              <w:bottom w:val="single" w:sz="2" w:space="0" w:color="CCCCCC"/>
-              <w:right w:val="single" w:sz="2" w:space="0" w:color="CCCCCC"/>
-            </w:tcBorders>
-          </w:tcPr>
-          <w:p>
-            <w:r>
-              <w:t>INF-027 §2.4.1.2 — spatial boundary intersection plays no role in civic address validation</w:t>
-            </w:r>
-          </w:p>
-        </w:tc>
-      </w:tr>
-      <w:tr>
-        <w:tc>
-          <w:tcPr>
-            <w:tcW w:w="3599" w:type="dxa"/>
-            <w:tcBorders>
-              <w:top w:val="single" w:sz="2" w:space="0" w:color="CCCCCC"/>
-              <w:left w:val="single" w:sz="2" w:space="0" w:color="CCCCCC"/>
-              <w:bottom w:val="single" w:sz="2" w:space="0" w:color="CCCCCC"/>
-              <w:right w:val="single" w:sz="2" w:space="0" w:color="CCCCCC"/>
-            </w:tcBorders>
-          </w:tcPr>
-          <w:p>
-            <w:r>
-              <w:t>STA-006.3 field names used directly; no mapping required</w:t>
-            </w:r>
-          </w:p>
-        </w:tc>
-        <w:tc>
-          <w:tcPr>
-            <w:tcW w:w="5760" w:type="dxa"/>
-            <w:tcBorders>
-              <w:top w:val="single" w:sz="2" w:space="0" w:color="CCCCCC"/>
-              <w:left w:val="single" w:sz="2" w:space="0" w:color="CCCCCC"/>
-              <w:bottom w:val="single" w:sz="2" w:space="0" w:color="CCCCCC"/>
-              <w:right w:val="single" w:sz="2" w:space="0" w:color="CCCCCC"/>
-            </w:tcBorders>
-          </w:tcPr>
-          <w:p>
-            <w:r>
-              <w:t>STA-006.3 §3.2 mandates standardized field names for all data provisioned to the LVF</w:t>
-            </w:r>
-          </w:p>
-        </w:tc>
-      </w:tr>
-      <w:tr>
-        <w:tc>
-          <w:tcPr>
-            <w:tcW w:w="3599" w:type="dxa"/>
-            <w:tcBorders>
-              <w:top w:val="single" w:sz="2" w:space="0" w:color="CCCCCC"/>
-              <w:left w:val="single" w:sz="2" w:space="0" w:color="CCCCCC"/>
-              <w:bottom w:val="single" w:sz="2" w:space="0" w:color="CCCCCC"/>
-              <w:right w:val="single" w:sz="2" w:space="0" w:color="CCCCCC"/>
-            </w:tcBorders>
-          </w:tcPr>
-          <w:p>
-            <w:r>
-              <w:t>Civic service boundaries (RFC 5222 §12.3) used for authoritativeness determination</w:t>
-            </w:r>
-          </w:p>
-        </w:tc>
-        <w:tc>
-          <w:tcPr>
-            <w:tcW w:w="5760" w:type="dxa"/>
-            <w:tcBorders>
-              <w:top w:val="single" w:sz="2" w:space="0" w:color="CCCCCC"/>
-              <w:left w:val="single" w:sz="2" w:space="0" w:color="CCCCCC"/>
-              <w:bottom w:val="single" w:sz="2" w:space="0" w:color="CCCCCC"/>
-              <w:right w:val="single" w:sz="2" w:space="0" w:color="CCCCCC"/>
-            </w:tcBorders>
-          </w:tcPr>
-          <w:p>
-            <w:r>
-              <w:t>RFC 5222 §12.3 defines civic &lt;serviceBoundary&gt; as describing all addresses that textually match its civic elements. The union of the LVF's civic service boundaries is its civic coverage region. Comparing submitted administrative elements (country, A1, A2) against this representation provides a standards-based mechanism for distinguishing in-coverage notFound from out-of-coverage conditions without requiring a separate coverage polygon layer.</w:t>
-            </w:r>
-          </w:p>
-        </w:tc>
-      </w:tr>
-      <w:tr>
-        <w:tc>
-          <w:tcPr>
-            <w:tcW w:w="3599" w:type="dxa"/>
-            <w:tcBorders>
-              <w:top w:val="single" w:sz="2" w:space="0" w:color="CCCCCC"/>
-              <w:left w:val="single" w:sz="2" w:space="0" w:color="CCCCCC"/>
-              <w:bottom w:val="single" w:sz="2" w:space="0" w:color="CCCCCC"/>
-              <w:right w:val="single" w:sz="2" w:space="0" w:color="CCCCCC"/>
-            </w:tcBorders>
-          </w:tcPr>
-          <w:p>
-            <w:r>
-              <w:lastRenderedPageBreak/>
-              <w:t>&lt;serviceNotImplemented&gt; at Gate 0 rather than &lt;notFound&gt;</w:t>
-            </w:r>
-          </w:p>
-        </w:tc>
-        <w:tc>
-          <w:tcPr>
-            <w:tcW w:w="5760" w:type="dxa"/>
-            <w:tcBorders>
-              <w:top w:val="single" w:sz="2" w:space="0" w:color="CCCCCC"/>
-              <w:left w:val="single" w:sz="2" w:space="0" w:color="CCCCCC"/>
-              <w:bottom w:val="single" w:sz="2" w:space="0" w:color="CCCCCC"/>
-              <w:right w:val="single" w:sz="2" w:space="0" w:color="CCCCCC"/>
-            </w:tcBorders>
-          </w:tcPr>
-          <w:p>
-            <w:r>
-              <w:t>serviceNotImplemented (RFC 5222 §13.1) is semantically more precise for a Gate 0 failure — the problem is that the requested service URN has no provisioned boundary, which is a provisioning state not a location-based failure. Virtually all LVF validation queries use urn:service:sos (NENA-STA-010 §3.2); a Gate 0 failure for that URN indicates an operationally significant provisioning gap. notFound is reserved for conditions where the service URN is recognized but the location cannot be resolved.</w:t>
-            </w:r>
-          </w:p>
-        </w:tc>
-      </w:tr>
-      <w:tr>
-        <w:tc>
-          <w:tcPr>
-            <w:tcW w:w="3599" w:type="dxa"/>
-            <w:tcBorders>
-              <w:top w:val="single" w:sz="2" w:space="0" w:color="CCCCCC"/>
-              <w:left w:val="single" w:sz="2" w:space="0" w:color="CCCCCC"/>
-              <w:bottom w:val="single" w:sz="2" w:space="0" w:color="CCCCCC"/>
-              <w:right w:val="single" w:sz="2" w:space="0" w:color="CCCCCC"/>
-            </w:tcBorders>
-          </w:tcPr>
-          <w:p>
-            <w:r>
-              <w:t>&lt;locationValidationUnavailable&gt; response does not assume mapping</w:t>
-            </w:r>
-          </w:p>
-        </w:tc>
-        <w:tc>
-          <w:tcPr>
-            <w:tcW w:w="5760" w:type="dxa"/>
-            <w:tcBorders>
-              <w:top w:val="single" w:sz="2" w:space="0" w:color="CCCCCC"/>
-              <w:left w:val="single" w:sz="2" w:space="0" w:color="CCCCCC"/>
-              <w:bottom w:val="single" w:sz="2" w:space="0" w:color="CCCCCC"/>
-              <w:right w:val="single" w:sz="2" w:space="0" w:color="CCCCCC"/>
-            </w:tcBorders>
-          </w:tcPr>
-          <w:p>
-            <w:r>
-              <w:t>This algorithm is scoped to the LVF function and does not assume co-location with an ECRF. RFC 5222 §13.2 permits a mapping to accompany locationValidationUnavailable, but whether one is available depends on deployment. This is an implementation concern outside the scope of this algorithm.</w:t>
-            </w:r>
-          </w:p>
-        </w:tc>
-      </w:tr>
-      <w:tr>
-        <w:tc>
-          <w:tcPr>
-            <w:tcW w:w="3599" w:type="dxa"/>
-            <w:tcBorders>
-              <w:top w:val="single" w:sz="2" w:space="0" w:color="CCCCCC"/>
-              <w:left w:val="single" w:sz="2" w:space="0" w:color="CCCCCC"/>
-              <w:bottom w:val="single" w:sz="2" w:space="0" w:color="CCCCCC"/>
-              <w:right w:val="single" w:sz="2" w:space="0" w:color="CCCCCC"/>
-            </w:tcBorders>
-          </w:tcPr>
-          <w:p>
-            <w:r>
-              <w:t>LoST tree resolution assumption — no pre-evaluation redirect logic</w:t>
-            </w:r>
-          </w:p>
-        </w:tc>
-        <w:tc>
-          <w:tcPr>
-            <w:tcW w:w="5760" w:type="dxa"/>
-            <w:tcBorders>
-              <w:top w:val="single" w:sz="2" w:space="0" w:color="CCCCCC"/>
-              <w:left w:val="single" w:sz="2" w:space="0" w:color="CCCCCC"/>
-              <w:bottom w:val="single" w:sz="2" w:space="0" w:color="CCCCCC"/>
-              <w:right w:val="single" w:sz="2" w:space="0" w:color="CCCCCC"/>
-            </w:tcBorders>
-          </w:tcPr>
-          <w:p>
-            <w:r>
-              <w:t>A LIS has a provisioned LVF (NENA-STA-010). Clients should never start at the Forest Guide (INF-027 §2.3.4). The algorithm assumes the queried LVF is the intended recipient; out-of-coverage determination happens post-evaluation (§3.2).</w:t>
-            </w:r>
-          </w:p>
-        </w:tc>
-      </w:tr>
-      <w:tr>
-        <w:tc>
-          <w:tcPr>
-            <w:tcW w:w="3599" w:type="dxa"/>
-            <w:tcBorders>
-              <w:top w:val="single" w:sz="2" w:space="0" w:color="CCCCCC"/>
-              <w:left w:val="single" w:sz="2" w:space="0" w:color="CCCCCC"/>
-              <w:bottom w:val="single" w:sz="2" w:space="0" w:color="CCCCCC"/>
-              <w:right w:val="single" w:sz="2" w:space="0" w:color="CCCCCC"/>
-            </w:tcBorders>
-          </w:tcPr>
-          <w:p>
-            <w:r>
-              <w:t>HNO required for all validation requests</w:t>
-            </w:r>
-          </w:p>
-        </w:tc>
-        <w:tc>
-          <w:tcPr>
-            <w:tcW w:w="5760" w:type="dxa"/>
-            <w:tcBorders>
-              <w:top w:val="single" w:sz="2" w:space="0" w:color="CCCCCC"/>
-              <w:left w:val="single" w:sz="2" w:space="0" w:color="CCCCCC"/>
-              <w:bottom w:val="single" w:sz="2" w:space="0" w:color="CCCCCC"/>
-              <w:right w:val="single" w:sz="2" w:space="0" w:color="CCCCCC"/>
-            </w:tcBorders>
-          </w:tcPr>
-          <w:p>
-            <w:r>
-              <w:t>This algorithm requires ca:HNO as a Gate 1 minimum element. The use case for validating named locations without a street address number (landmarks, points of interest, campus locations) is thin in the LVF context — the LVF’s role is civic address validation for LIS provisioning, and a PIDF-LO without HNO is at best ambiguous. Requiring HNO also enables reliable RCL side determination (§6.4) and consistent &lt;mapping&gt; element selection (§8.5). Validation of no-HNO addresses is deferred as a future work item — see §A.2.</w:t>
-            </w:r>
-          </w:p>
-        </w:tc>
-      </w:tr>
-      <w:tr>
-        <w:tc>
-          <w:tcPr>
-            <w:tcW w:w="3599" w:type="dxa"/>
-            <w:tcBorders>
-              <w:top w:val="single" w:sz="2" w:space="0" w:color="CCCCCC"/>
-              <w:left w:val="single" w:sz="2" w:space="0" w:color="CCCCCC"/>
-              <w:bottom w:val="single" w:sz="2" w:space="0" w:color="CCCCCC"/>
-              <w:right w:val="single" w:sz="2" w:space="0" w:color="CCCCCC"/>
-            </w:tcBorders>
-          </w:tcPr>
-          <w:p>
-            <w:r>
-              <w:t>Civic coverage region derived from RCL with service boundary point-in-polygon filter</w:t>
-            </w:r>
-          </w:p>
-        </w:tc>
-        <w:tc>
-          <w:tcPr>
-            <w:tcW w:w="5760" w:type="dxa"/>
-            <w:tcBorders>
-              <w:top w:val="single" w:sz="2" w:space="0" w:color="CCCCCC"/>
-              <w:left w:val="single" w:sz="2" w:space="0" w:color="CCCCCC"/>
-              <w:bottom w:val="single" w:sz="2" w:space="0" w:color="CCCCCC"/>
-              <w:right w:val="single" w:sz="2" w:space="0" w:color="CCCCCC"/>
-            </w:tcBorders>
-          </w:tcPr>
-          <w:p>
-            <w:r>
-              <w:t>The civic coverage region is derived from RCL administrative attribute values (Country, A1–A5 per side), filtered by a point-in-polygon test against provisioned service boundaries using a 0.0001-degree perpendicular offset from each segment side. This ensures that road segments coincident with coverage boundaries (e.g., state lines) do not cause the LVF to claim authority for administrative elements on the outward-facing side. See §3.3.</w:t>
-            </w:r>
-          </w:p>
-        </w:tc>
-      </w:tr>
-      <w:tr>
-        <w:tc>
-          <w:tcPr>
-            <w:tcW w:w="3600" w:type="dxa"/>
-            <w:tcBorders>
-              <w:top w:val="single" w:sz="2" w:space="0" w:color="CCCCCC"/>
-              <w:left w:val="single" w:sz="2" w:space="0" w:color="CCCCCC"/>
-              <w:bottom w:val="single" w:sz="2" w:space="0" w:color="CCCCCC"/>
-              <w:right w:val="single" w:sz="2" w:space="0" w:color="CCCCCC"/>
-            </w:tcBorders>
-          </w:tcPr>
-          <w:p>
-            <w:r>
-              <w:lastRenderedPageBreak/>
-              <w:t>LVF_SERVER_URI and LVF_DISPLAY_NAME_LANG environment variables for RFC 5222 wire format compliance</w:t>
-            </w:r>
-          </w:p>
-        </w:tc>
-        <w:tc>
-          <w:tcPr>
-            <w:tcW w:w="5760" w:type="dxa"/>
-            <w:tcBorders>
-              <w:top w:val="single" w:sz="2" w:space="0" w:color="CCCCCC"/>
-              <w:left w:val="single" w:sz="2" w:space="0" w:color="CCCCCC"/>
-              <w:bottom w:val="single" w:sz="2" w:space="0" w:color="CCCCCC"/>
-              <w:right w:val="single" w:sz="2" w:space="0" w:color="CCCCCC"/>
-            </w:tcBorders>
-          </w:tcPr>
-          <w:p>
-            <w:r>
-              <w:t>RFC 5222 requires source attributes on &lt;errors&gt; and &lt;path&gt;&lt;via&gt;, and a full set of attributes and child elements on &lt;mapping&gt;. LVF_SERVER_URI provides the U-NAPTR/DDDS application unique string (DNS name form, e.g. lostserver.example.com) used as source on &lt;path&gt;&lt;via&gt;, &lt;errors&gt;, and all &lt;mapping&gt; elements — per RFC 5222 §6.1, source identifies the authoritative generator of the mapping (this LVF server). Agency_ID is not used for the source attribute. LVF_DISPLAY_NAME_LANG provides the BCP 47 language tag for xml:lang on &lt;displayName&gt; elements (default: en). Required &lt;mapping&gt; attributes (expires, lastUpdated, source, sourceId) are populated as follows: expires from Expire (defaulting to NO-EXPIRATION), lastUpdated from DateUpdate (defaulting to current UTC), source always from LVF_SERVER_URI, sourceId from NGUID (required — no fallback). &lt;mapping&gt; child elements &lt;uri&gt; (ServiceURI), &lt;serviceNumber&gt; (ServiceNum), and &lt;displayName&gt; (DsplayName) are included when present in the provisioned boundary data.</w:t>
-            </w:r>
-          </w:p>
-        </w:tc>
-      </w:tr>
-      <w:tr>
-        <w:tc>
-          <w:tcPr>
-            <w:tcW w:w="4680" w:type="dxa"/>
-            <w:tcBorders>
-              <w:top w:val="single" w:sz="2" w:space="0" w:color="CCCCCC"/>
-              <w:left w:val="single" w:sz="2" w:space="0" w:color="CCCCCC"/>
-              <w:bottom w:val="single" w:sz="2" w:space="0" w:color="CCCCCC"/>
-              <w:right w:val="single" w:sz="2" w:space="0" w:color="CCCCCC"/>
-            </w:tcBorders>
-            <w:tcMar>
-              <w:top w:w="80" w:type="dxa"/>
-              <w:left w:w="120" w:type="dxa"/>
-              <w:bottom w:w="80" w:type="dxa"/>
-              <w:right w:w="120" w:type="dxa"/>
-            </w:tcMar>
-          </w:tcPr>
-          <w:p>
-            <w:r>
-              <w:t>LVF_DEFAULT_MAPPING_SOURCE_ID — synthetic default mapping for non-conforming results where civic coverage lookup does not resolve</w:t>
-            </w:r>
-          </w:p>
-        </w:tc>
-        <w:tc>
-          <w:tcPr>
-            <w:tcW w:w="4680" w:type="dxa"/>
-            <w:tcBorders>
-              <w:top w:val="single" w:sz="2" w:space="0" w:color="CCCCCC"/>
-              <w:left w:val="single" w:sz="2" w:space="0" w:color="CCCCCC"/>
-              <w:bottom w:val="single" w:sz="2" w:space="0" w:color="CCCCCC"/>
-              <w:right w:val="single" w:sz="2" w:space="0" w:color="CCCCCC"/>
-            </w:tcBorders>
-            <w:tcMar>
-              <w:top w:w="80" w:type="dxa"/>
-              <w:left w:w="120" w:type="dxa"/>
-              <w:bottom w:w="80" w:type="dxa"/>
-              <w:right w:w="120" w:type="dxa"/>
-            </w:tcMar>
-          </w:tcPr>
-          <w:p>
-            <w:r>
-              <w:t>RFC 5222 §8.4.1 requires &lt;mapping&gt; in every findServiceResponse. When the civic coverage lookup yields no unambiguous boundary for a non-conforming result, no real provisioned boundary has geographic authority for the submitted address — returning a real PSAP boundary is misleading. A synthetic mapping with displayName “VALIDATION RESULT ONLY” satisfies the protocol requirement without attributing geographic authority. LVF_DEFAULT_MAPPING_SOURCE_ID provides the RFC 5222-required sourceId for this synthetic record. The recommended value is {00000000-0000-0000-0000-000000000000} — an all-zeros UUID that is recognizable as a sentinel value distinct from any real provisioned boundary. The LVF MUST NOT start if this variable is unset, ensuring the behavior is always explicitly configured rather than silently defaulting.</w:t>
-            </w:r>
-          </w:p>
-        </w:tc>
-      </w:tr>
-      <w:tr>
-        <w:tc>
-          <w:tcPr>
-            <w:tcW w:w="4500" w:type="dxa"/>
-          </w:tcPr>
-          <w:p>
-            <w:r>
-              <w:t xml:space="preserve">completeLocation always returned on any successful match with missing GIS fields (v44); suppression requires exact case-sensitive match on all submitted </w:t>
-              <w:lastRenderedPageBreak/>
-              <w:t>fields (v45)</w:t>
-            </w:r>
-          </w:p>
-        </w:tc>
-        <w:tc>
-          <w:tcPr>
-            <w:tcW w:w="4500" w:type="dxa"/>
-          </w:tcPr>
-          <w:p>
-            <w:r>
-              <w:lastRenderedPageBreak/>
-              <w:t xml:space="preserve">DECISION (v44): completeLocation is returned unconditionally on any successful match (SSAP or RCL) where the matched GIS record contains non-null fields that were absent from the </w:t>
-              <w:lastRenderedPageBreak/>
-              <w:t>submitted address. The LVF_ENABLE_SIMILAR_LOCATION environment variable is removed. Rationale: the progressive filter only evaluates submitted elements — when a caller omits a street identity field (e.g. POD, PRD, STP) that is non-null on the matched GIS record, the response says “valid” with no indication the stored address will be incomplete. The LIS operator stores the submitted address, which is missing a canonical field, with no signal that anything was wrong. This is operationally dangerous for a 911 system. The draft-ietf-ecrit-similar-location-19 “Incomplete Location” definition covers exactly this case, and INF-027 §2.3.5.1 use case (a) explicitly states that the client should use returned location information to populate the LIS. Treating this as optional undermines the core validation guarantee. The draft permits clients to suppress completeLocation by sending returnAdditionalLocation=“none” — that MUST still be honored. But the LVF default is always-on, not opt-in. The previous rationale for opt-in (“non-standard XML elements may break clients”) is outweighed by the operational risk of silently incomplete LIS records. DECISION (v45): The suppression condition is tightened. completeLocation is suppressed only when every submitted field is both present (non-null) AND an exact case-sensitive match to the corresponding canonical GIS value from the matched record. A submission where all fields are present but any value differs from the GIS canonical value in casing must still return completeLocation with the canonical GIS values. Rationale: case-insensitive comparison in the progressive filter (§6.7) means a casing mismatch is not a validation failure — but if the suppression check also ignores casing, the LIS operator receives no signal that their stored value differs from the authoritative GIS form. A LIS storing “burleigh county” instead of “Burleigh County” is a data quality problem that compounds across records over time. The case-sensitive suppression check is distinct from the case-insensitive validation comparison and must be clearly documented as such in implementation code to prevent a future developer from “fixing” it as an apparent inconsistency.</w:t>
-            </w:r>
-          </w:p>
-        </w:tc>
-      </w:tr>
-      <w:tr>
-        <w:tc>
-          <w:tcPr>
-            <w:tcW w:w="4500" w:type="dxa"/>
-          </w:tcPr>
-          <w:p>
-            <w:r>
-              <w:lastRenderedPageBreak/>
-              <w:t xml:space="preserve">completeLocation completeness </w:t>
-              <w:lastRenderedPageBreak/>
-              <w:t>definition: all non-null PIDF-LO civic address fields from the matched GIS record, for both SSAP and RCL matches</w:t>
-            </w:r>
-          </w:p>
-        </w:tc>
-        <w:tc>
-          <w:tcPr>
-            <w:tcW w:w="4500" w:type="dxa"/>
-          </w:tcPr>
-          <w:p>
-            <w:r>
-              <w:lastRenderedPageBreak/>
-              <w:t xml:space="preserve">draft-ietf-ecrit-similar-location-19 §5 leaves the </w:t>
-              <w:lastRenderedPageBreak/>
-              <w:t>definition of “complete” to local policy. This implementation defines it normatively. For SSAP matches: all non-null PIDF-LO civic address fields present on the matched SSAP record, serialized in ELEMENT_HIERARCHY order. For RCL matches: all non-null PIDF-LO fields from the matched RCL record, with side-specific fields (IncMuni, PostComm, PostCode, AdNumPre, and address range fields) resolved to the determined side, and HNO taken from the submission rather than the GIS record (RCL carries a range, not a point value). This mirrors the SSAP rule — serialize everything the record knows — with the sole exception of HNO. The prior formulation (submitted valid elements + street identity fields + post-HNO fields) was an underspecification that omitted admin fields (A3–A5) when absent from the submission, creating an asymmetry with SSAP. The unified rule eliminates that asymmetry. Only PIDF-LO civic address fields are included; GIS-internal fields (geometry, NGUID, Agency_ID, etc.) are never emitted.</w:t>
-            </w:r>
-          </w:p>
-        </w:tc>
-      </w:tr>
-      <w:tr>
-        <w:tc>
-          <w:tcPr>
-            <w:tcW w:w="4680" w:type="dxa"/>
-            <w:tcBorders>
-              <w:top w:val="single" w:sz="2" w:space="0" w:color="CCCCCC"/>
-              <w:left w:val="single" w:sz="2" w:space="0" w:color="CCCCCC"/>
-              <w:bottom w:val="single" w:sz="2" w:space="0" w:color="CCCCCC"/>
-              <w:right w:val="single" w:sz="2" w:space="0" w:color="CCCCCC"/>
-            </w:tcBorders>
-          </w:tcPr>
-          <w:p>
-            <w:r>
-              <w:lastRenderedPageBreak/>
-              <w:t>LVF SHOULD be provisioned with PsapPolygon layer only</w:t>
-            </w:r>
-          </w:p>
-        </w:tc>
-        <w:tc>
-          <w:tcPr>
-            <w:tcW w:w="4680" w:type="dxa"/>
-            <w:tcBorders>
-              <w:top w:val="single" w:sz="2" w:space="0" w:color="CCCCCC"/>
-              <w:left w:val="single" w:sz="2" w:space="0" w:color="CCCCCC"/>
-              <w:bottom w:val="single" w:sz="2" w:space="0" w:color="CCCCCC"/>
-              <w:right w:val="single" w:sz="2" w:space="0" w:color="CCCCCC"/>
-            </w:tcBorders>
-          </w:tcPr>
-          <w:p>
-            <w:r>
-              <w:t>The &lt;uri&gt; returned in &lt;mapping&gt; represents the PSAP serving the validated address. Loading other boundary layer types (e.g., ESRP or BCF boundaries) is an ECRF routing concern — the LVF’s role is civic address validation, and the URI it returns should reflect the authoritative PSAP destination. This is consistent with i3’s position that LVF provisioning does not vary by interface (NENA-STA-010).</w:t>
-            </w:r>
-          </w:p>
-        </w:tc>
-      </w:tr>
-      <w:tr>
-        <w:tc>
-          <w:tcPr>
-            <w:tcW w:w="4680" w:type="dxa"/>
-            <w:tcBorders>
-              <w:top w:val="single" w:sz="2" w:space="0" w:color="CCCCCC"/>
-              <w:left w:val="single" w:sz="2" w:space="0" w:color="CCCCCC"/>
-              <w:bottom w:val="single" w:sz="2" w:space="0" w:color="CCCCCC"/>
-              <w:right w:val="single" w:sz="2" w:space="0" w:color="CCCCCC"/>
-            </w:tcBorders>
-          </w:tcPr>
-          <w:p>
-            <w:r>
-              <w:t>source attribute on &lt;mapping&gt; always uses LVF_SERVER_URI, not Agency_ID</w:t>
-            </w:r>
-          </w:p>
-        </w:tc>
-        <w:tc>
-          <w:tcPr>
-            <w:tcW w:w="4680" w:type="dxa"/>
-            <w:tcBorders>
-              <w:top w:val="single" w:sz="2" w:space="0" w:color="CCCCCC"/>
-              <w:left w:val="single" w:sz="2" w:space="0" w:color="CCCCCC"/>
-              <w:bottom w:val="single" w:sz="2" w:space="0" w:color="CCCCCC"/>
-              <w:right w:val="single" w:sz="2" w:space="0" w:color="CCCCCC"/>
-            </w:tcBorders>
-          </w:tcPr>
-          <w:p>
-            <w:r>
-              <w:t>RFC 5222 §6.1 defines source as identifying “the authoritative generator of the mapping” — i.e., the server producing the response. This is the LVF server itself, identified by LVF_SERVER_URI. Agency_ID identifies the agency that owns the service boundary, which is a different concept. Using Agency_ID for source is a misapplication of the RFC 5222 data model.</w:t>
-            </w:r>
-          </w:p>
-        </w:tc>
-      </w:tr>
-      <w:tr>
-        <w:tc>
-          <w:tcPr>
-            <w:tcW w:w="4680" w:type="dxa"/>
-            <w:tcBorders>
-              <w:top w:val="single" w:sz="2" w:space="0" w:color="CCCCCC"/>
-              <w:left w:val="single" w:sz="2" w:space="0" w:color="CCCCCC"/>
-              <w:bottom w:val="single" w:sz="2" w:space="0" w:color="CCCCCC"/>
-              <w:right w:val="single" w:sz="2" w:space="0" w:color="CCCCCC"/>
-            </w:tcBorders>
-          </w:tcPr>
-          <w:p>
-            <w:r>
-              <w:t>URN alias resolution via LVF_SOS_ALIAS_URNS — single PsapPolygon layer serves all interfaces</w:t>
-            </w:r>
-          </w:p>
-        </w:tc>
-        <w:tc>
-          <w:tcPr>
-            <w:tcW w:w="4680" w:type="dxa"/>
-            <w:tcBorders>
-              <w:top w:val="single" w:sz="2" w:space="0" w:color="CCCCCC"/>
-              <w:left w:val="single" w:sz="2" w:space="0" w:color="CCCCCC"/>
-              <w:bottom w:val="single" w:sz="2" w:space="0" w:color="CCCCCC"/>
-              <w:right w:val="single" w:sz="2" w:space="0" w:color="CCCCCC"/>
-            </w:tcBorders>
-          </w:tcPr>
-          <w:p>
-            <w:r>
-              <w:t xml:space="preserve">NENA-STA-010 states that all LVFs are provisioned with the same data, whether inside or outside an ESInet. A 911 Authority should only need to maintain one PsapPolygon boundary layer. Without alias resolution, an ESInet element querying with urn:emergency:service:sos.psap would receive &lt;serviceNotImplemented&gt; from an </w:t>
-              <w:lastRenderedPageBreak/>
-              <w:t>LVF provisioned only for urn:service:sos, despite identical GIS data. LVF_SOS_ALIAS_URNS allows operator-configured alias URNs to be resolved to urn:service:sos at Gate 0. The response carries the client’s original URN per RFC 5222 round-trip requirements.</w:t>
-            </w:r>
-          </w:p>
-        </w:tc>
-      </w:tr>
-      <w:tr>
-        <w:tc>
-          <w:tcPr>
-            <w:tcW w:w="4680" w:type="dxa"/>
-            <w:tcBorders>
-              <w:top w:val="single" w:sz="2" w:space="0" w:color="CCCCCC"/>
-              <w:left w:val="single" w:sz="2" w:space="0" w:color="CCCCCC"/>
-              <w:bottom w:val="single" w:sz="2" w:space="0" w:color="CCCCCC"/>
-              <w:right w:val="single" w:sz="2" w:space="0" w:color="CCCCCC"/>
-            </w:tcBorders>
-          </w:tcPr>
-          <w:p>
-            <w:r>
-              <w:lastRenderedPageBreak/>
-              <w:t>GIS record temporal filtering at load time — future-effective and expired records excluded</w:t>
-            </w:r>
-          </w:p>
-        </w:tc>
-        <w:tc>
-          <w:tcPr>
-            <w:tcW w:w="4680" w:type="dxa"/>
-            <w:tcBorders>
-              <w:top w:val="single" w:sz="2" w:space="0" w:color="CCCCCC"/>
-              <w:left w:val="single" w:sz="2" w:space="0" w:color="CCCCCC"/>
-              <w:bottom w:val="single" w:sz="2" w:space="0" w:color="CCCCCC"/>
-              <w:right w:val="single" w:sz="2" w:space="0" w:color="CCCCCC"/>
-            </w:tcBorders>
-          </w:tcPr>
-          <w:p>
-            <w:r>
-              <w:t>STA-006.3 Effective and Expire fields are defined to control record validity windows. Temporal validity is evaluated at query time (a single datetime.now(UTC) per request) rather than at load time, ensuring records that become effective or expire during server uptime are immediately reflected without a restart. Coverage region derivation uses a load-time snapshot; small divergence is accepted and documented as future work (§A.2).</w:t>
-            </w:r>
-          </w:p>
-        </w:tc>
-      </w:tr>
-      <w:tr>
-        <w:tc>
-          <w:tcPr>
-            <w:tcW w:w="4680" w:type="dxa"/>
-            <w:tcBorders>
-              <w:top w:val="single" w:sz="2" w:space="0" w:color="CCCCCC"/>
-              <w:left w:val="single" w:sz="2" w:space="0" w:color="CCCCCC"/>
-              <w:bottom w:val="single" w:sz="2" w:space="0" w:color="CCCCCC"/>
-              <w:right w:val="single" w:sz="2" w:space="0" w:color="CCCCCC"/>
-            </w:tcBorders>
-          </w:tcPr>
-          <w:p>
-            <w:r>
-              <w:t>&lt;revalidateAfter&gt; derived from minimum non-null Expire across contributing GIS records</w:t>
-            </w:r>
-          </w:p>
-        </w:tc>
-        <w:tc>
-          <w:tcPr>
-            <w:tcW w:w="4680" w:type="dxa"/>
-            <w:tcBorders>
-              <w:top w:val="single" w:sz="2" w:space="0" w:color="CCCCCC"/>
-              <w:left w:val="single" w:sz="2" w:space="0" w:color="CCCCCC"/>
-              <w:bottom w:val="single" w:sz="2" w:space="0" w:color="CCCCCC"/>
-              <w:right w:val="single" w:sz="2" w:space="0" w:color="CCCCCC"/>
-            </w:tcBorders>
-          </w:tcPr>
-          <w:p>
-            <w:r>
-              <w:t>The planned changes draft §6 permits any server-chosen revalidation interval. Deriving it from record expiration dates is semantically correct: the mapping is only as durable as the shortest-lived record that produced it. A GIS operator who sets Expire on a record is asserting its retirement date — that date is the authoritative signal for when the LIS should revalidate. “NO-EXPIRATION” is emitted when all contributing records have null Expire. The synthetic default mapping always emits “NO-EXPIRATION” since it carries no real GIS record.</w:t>
-            </w:r>
-          </w:p>
-        </w:tc>
-      </w:tr>
-      <w:tr>
-        <w:tc>
-          <w:tcPr>
-            <w:tcW w:w="4680" w:type="dxa"/>
-            <w:tcBorders>
-              <w:top w:val="single" w:sz="2" w:space="0" w:color="CCCCCC"/>
-              <w:left w:val="single" w:sz="2" w:space="0" w:color="CCCCCC"/>
-              <w:bottom w:val="single" w:sz="2" w:space="0" w:color="CCCCCC"/>
-              <w:right w:val="single" w:sz="2" w:space="0" w:color="CCCCCC"/>
-            </w:tcBorders>
-          </w:tcPr>
-          <w:p>
-            <w:r>
-              <w:t>Forest Guide mode always redirects, never recurses</w:t>
-            </w:r>
-          </w:p>
-        </w:tc>
-        <w:tc>
-          <w:tcPr>
-            <w:tcW w:w="4680" w:type="dxa"/>
-            <w:tcBorders>
-              <w:top w:val="single" w:sz="2" w:space="0" w:color="CCCCCC"/>
-              <w:left w:val="single" w:sz="2" w:space="0" w:color="CCCCCC"/>
-              <w:bottom w:val="single" w:sz="2" w:space="0" w:color="CCCCCC"/>
-              <w:right w:val="single" w:sz="2" w:space="0" w:color="CCCCCC"/>
-            </w:tcBorders>
-          </w:tcPr>
-          <w:p>
-            <w:r>
-              <w:t>RFC 5582 §8 is unambiguous: Forest Guides “redirect to mapping servers” and do not provide mapping information themselves. When LVF_FOREST_GUIDE_MODE=true, the LVF ignores recursive=“true” on incoming requests and always returns &lt;redirect&gt;. This is a deliberate deviation from the standard LVF node behavior where recursive=“true” triggers an outbound HTTP POST to LVF_PARENT_URI. A Forest Guide has no parent and no GIS data; recursing on its behalf would require it to act as a resolver, which is not its role in the architecture. CLOSED in v50 — implemented in §3.8.</w:t>
-            </w:r>
-          </w:p>
-        </w:tc>
-      </w:tr>
-      <w:tr>
-        <w:tc>
-          <w:tcPr>
-            <w:tcW w:w="4680" w:type="dxa"/>
-            <w:tcBorders>
-              <w:top w:val="single" w:sz="2" w:space="0" w:color="CCCCCC"/>
-              <w:left w:val="single" w:sz="2" w:space="0" w:color="CCCCCC"/>
-              <w:bottom w:val="single" w:sz="2" w:space="0" w:color="CCCCCC"/>
-              <w:right w:val="single" w:sz="2" w:space="0" w:color="CCCCCC"/>
-            </w:tcBorders>
-          </w:tcPr>
-          <w:p>
-            <w:r>
-              <w:t>Child coverage aggregation passes verbatim up the tree — no simplification or merging at intermediate nodes</w:t>
-            </w:r>
-          </w:p>
-        </w:tc>
-        <w:tc>
-          <w:tcPr>
-            <w:tcW w:w="4680" w:type="dxa"/>
-            <w:tcBorders>
-              <w:top w:val="single" w:sz="2" w:space="0" w:color="CCCCCC"/>
-              <w:left w:val="single" w:sz="2" w:space="0" w:color="CCCCCC"/>
-              <w:bottom w:val="single" w:sz="2" w:space="0" w:color="CCCCCC"/>
-              <w:right w:val="single" w:sz="2" w:space="0" w:color="CCCCCC"/>
-            </w:tcBorders>
-          </w:tcPr>
-          <w:p>
-            <w:r>
-              <w:t xml:space="preserve">A &lt;getMappingsResponse&gt; includes the responding node’s own civic and geodetic coverage mappings plus all child coverage entries (civic and geodetic) from its child coverage store, passed verbatim without simplification or </w:t>
-              <w:lastRenderedPageBreak/>
-              <w:t>geometric merging. Civic tuple collapsing (e.g., collapsing county-level tuples to a state wildcard) and geodetic polygon union are deferred to a future version pending a coverage completeness verification mechanism — see §A.2. Passing verbatim is the safe default: it preserves granularity, allows the Forest Guide to detect gaps and overlaps, and avoids the operational risk of a collapsed entry concealing incomplete coverage. CLOSED in v51 — aggregation implemented in &lt;getMappingsResponse&gt; handler.</w:t>
-            </w:r>
-          </w:p>
-        </w:tc>
-      </w:tr>
-      <w:tr>
-        <w:tc>
-          <w:tcPr>
-            <w:tcW w:w="4680" w:type="dxa"/>
-          </w:tcPr>
-          <w:p>
-            <w:r>
-              <w:lastRenderedPageBreak/>
-              <w:t>LVF_ROOT_AMS flag separates coverage push from out-of-coverage escalation on root AMS nodes</w:t>
-            </w:r>
-          </w:p>
-        </w:tc>
-        <w:tc>
-          <w:tcPr>
-            <w:tcW w:w="4680" w:type="dxa"/>
-          </w:tcPr>
-          <w:p>
-            <w:r>
-              <w:t>LVF_PARENT_URI should point at the FG on a root AMS for standards-compliant out-of-coverage escalation (NENA-STA-010; NENA-INF-009.1-2014 §3.3). Inferring root AMS status from LVF_PARENT_URI being unset would force operators to choose between correct query routing and correct coverage publication. An explicit flag separates the two concerns cleanly.</w:t>
-            </w:r>
-          </w:p>
-        </w:tc>
-      </w:tr>
-      <w:tr>
-        <w:tc>
-          <w:tcPr>
-            <w:tcW w:w="4680" w:type="dxa"/>
-          </w:tcPr>
-          <w:p>
-            <w:r>
-              <w:t>Root AMS coverage declared by operator provisioning files, not programmatic derivation</w:t>
-            </w:r>
-          </w:p>
-        </w:tc>
-        <w:tc>
-          <w:tcPr>
-            <w:tcW w:w="4680" w:type="dxa"/>
-          </w:tcPr>
-          <w:p>
-            <w:r>
-              <w:t>The FG entry represents operator-declared jurisdictional authority, not a mechanical aggregation of GIS record attributes. A state-level root AMS should publish US, ND, *, *, *, * — not a list of county tuples. Manual provisioning ensures the FG entry reflects human-confirmed authority. No completeness verification algorithm is required.</w:t>
-            </w:r>
-          </w:p>
-        </w:tc>
-      </w:tr>
-      <w:tr>
-        <w:tc>
-          <w:tcPr>
-            <w:tcW w:w="4680" w:type="dxa"/>
-          </w:tcPr>
-          <w:p>
-            <w:r>
-              <w:t>GeoJSON as operator input format; GML on wire at all tree levels</w:t>
-            </w:r>
-          </w:p>
-        </w:tc>
-        <w:tc>
-          <w:tcPr>
-            <w:tcW w:w="4680" w:type="dxa"/>
-          </w:tcPr>
-          <w:p>
-            <w:r>
-              <w:t>GeoJSON is easily authored in any GIS tool; GML is the format specified by RFC 6739 and NENA-INF-009.1-2014 §3.4 for all LoST-Sync geodetic payloads. Using GML at all tree levels (child-to-parent and root-AMS-to-FG) avoids format transformation at any node and ensures any node can be promoted to root AMS without architectural changes.</w:t>
-            </w:r>
-          </w:p>
-        </w:tc>
-      </w:tr>
-      <w:tr>
-        <w:tc>
-          <w:tcPr>
-            <w:tcW w:w="4680" w:type="dxa"/>
-          </w:tcPr>
-          <w:p>
-            <w:r>
-              <w:t>Inbound child push triggers upstream propagation when coverage changes</w:t>
-            </w:r>
-          </w:p>
-        </w:tc>
-        <w:tc>
-          <w:tcPr>
-            <w:tcW w:w="4680" w:type="dxa"/>
-          </w:tcPr>
-          <w:p>
-            <w:r>
-              <w:t>When a parent receives a child &lt;pushMappings&gt; with a newer lastUpdated than the stored entry, it triggers its own upstream push. This ensures GIS changes at any tree level propagate to the Forest Guide without manual intervention. Storm prevention: propagation is suppressed when lastUpdated is unchanged. Fire-and-forget with 10-second timeout prevents blocking the /sync response.</w:t>
-            </w:r>
-          </w:p>
-        </w:tc>
-      </w:tr>
-      <w:tr>
-        <w:tc>
-          <w:tcPr>
-            <w:tcW w:w="4680" w:type="dxa"/>
-          </w:tcPr>
-          <w:p>
-            <w:r>
-              <w:t xml:space="preserve">Rejection of requests where </w:t>
-              <w:lastRenderedPageBreak/>
-              <w:t>validateLocation is absent or not ‘true’ (&lt;forbidden&gt;)</w:t>
-            </w:r>
-          </w:p>
-        </w:tc>
-        <w:tc>
-          <w:tcPr>
-            <w:tcW w:w="4680" w:type="dxa"/>
-          </w:tcPr>
-          <w:p>
-            <w:r>
-              <w:lastRenderedPageBreak/>
-              <w:t xml:space="preserve">RFC 5222 §8.3.5 defaults validateLocation to </w:t>
-              <w:lastRenderedPageBreak/>
-              <w:t>false, meaning a standards-conformant LoST server would process a routing request without validation. Rejecting such requests is intentional and architectural: a server provisioned exclusively as an LVF has no routing function, so a request without validateLocation=‘true’ would produce a protocol-valid but operationally meaningless response. RFC 5222’s default-false assumption was designed for combined ECRF/LVF deployments where routing and validation coexist; the NENA ECRF/LVF split creates a class of LVF-only servers for which that assumption does not apply. &lt;forbidden&gt; (RFC 5222 §13.1) is used because it is the closest available error for “this server will not process this type of request” — &lt;badRequest&gt; implies malformed XML, &lt;serviceNotImplemented&gt; implies a missing URN, and &lt;locationInvalid&gt; implies a structural location error. A future NENA profile of RFC 5222 should define a more precise error for LVF-only policy rejections (see §10).</w:t>
-            </w:r>
-          </w:p>
-        </w:tc>
-      </w:tr>
-    </w:tbl>
+        <w:t>NENA-STA-010.3.1 requires ECRFs and LVFs to implement the GapOverlap event notification package (event package name: emergency-GapOverlap; MIME type: Application/EmergencyCallData.GapOverlap+json). The notification reports geographic gaps or overlaps in service boundary coverage, with fields identifying the affected agencies, layers, and area. Implementations MUST repeat the notification at least daily until the condition is resolved.</w:t>
+      </w:r>
+    </w:p>
+    <w:p>
+      <w:r>
+        <w:t>This requirement is not implemented and is intentionally deferred. NENA-STA-010.3.1 itself acknowledges that the GapOverlap event is transitioning to a new Spatial Data Management functional element (SDM FE) in a future major version of the i3 Standard, at which point the current emergency-GapOverlap package will be deprecated. Implementing the current package now would require rework against the SDM FE interface when that transition occurs. This item will be revisited when the SDM FE specification stabilizes.</w:t>
+      </w:r>
+    </w:p>
     <w:p/>
     <w:p>
       <w:pPr>
